--- a/data/exports/kcet-electrochemistry_revision_notes.docx
+++ b/data/exports/kcet-electrochemistry_revision_notes.docx
@@ -164,10 +164,10 @@
             <w:r>
               <w:rPr>
                 <w:b/>
-                <w:color w:val="C53030"/>
+                <w:color w:val="2B6CB0"/>
                 <w:sz w:val="19"/>
               </w:rPr>
-              <w:t>Very High</w:t>
+              <w:t>High</w:t>
             </w:r>
           </w:p>
         </w:tc>
@@ -189,7 +189,7 @@
                 <w:color w:val="2D3748"/>
                 <w:sz w:val="19"/>
               </w:rPr>
-              <w:t>Kcet Electrochemistry - Core Application</w:t>
+              <w:t>Faraday's Laws of Electrolysis</w:t>
             </w:r>
           </w:p>
         </w:tc>
@@ -209,7 +209,7 @@
               <w:rPr>
                 <w:sz w:val="19"/>
               </w:rPr>
-              <w:t>35 PYQs</w:t>
+              <w:t>13 PYQs</w:t>
             </w:r>
           </w:p>
         </w:tc>
@@ -230,7 +230,442 @@
                 <w:color w:val="718096"/>
                 <w:sz w:val="19"/>
               </w:rPr>
-              <w:t>General Concept</w:t>
+              <w:t>Quantitative Electrolysis</w:t>
+            </w:r>
+          </w:p>
+        </w:tc>
+      </w:tr>
+      <w:tr>
+        <w:tc>
+          <w:tcPr>
+            <w:tcW w:type="dxa" w:w="2160"/>
+            <w:shd w:fill="FFFFFF"/>
+            <w:tcMar>
+              <w:top w:w="80" w:type="dxa"/>
+              <w:bottom w:w="80" w:type="dxa"/>
+              <w:left w:w="150" w:type="dxa"/>
+              <w:right w:w="150" w:type="dxa"/>
+            </w:tcMar>
+          </w:tcPr>
+          <w:p>
+            <w:r>
+              <w:rPr>
+                <w:b/>
+                <w:color w:val="2B6CB0"/>
+                <w:sz w:val="19"/>
+              </w:rPr>
+              <w:t>High</w:t>
+            </w:r>
+          </w:p>
+        </w:tc>
+        <w:tc>
+          <w:tcPr>
+            <w:tcW w:type="dxa" w:w="4320"/>
+            <w:shd w:fill="FFFFFF"/>
+            <w:tcMar>
+              <w:top w:w="80" w:type="dxa"/>
+              <w:bottom w:w="80" w:type="dxa"/>
+              <w:left w:w="150" w:type="dxa"/>
+              <w:right w:w="150" w:type="dxa"/>
+            </w:tcMar>
+          </w:tcPr>
+          <w:p>
+            <w:r>
+              <w:rPr>
+                <w:b/>
+                <w:color w:val="2D3748"/>
+                <w:sz w:val="19"/>
+              </w:rPr>
+              <w:t>Nernst Equation &amp; Cell Potential</w:t>
+            </w:r>
+          </w:p>
+        </w:tc>
+        <w:tc>
+          <w:tcPr>
+            <w:tcW w:type="dxa" w:w="1728"/>
+            <w:shd w:fill="FFFFFF"/>
+            <w:tcMar>
+              <w:top w:w="80" w:type="dxa"/>
+              <w:bottom w:w="80" w:type="dxa"/>
+              <w:left w:w="150" w:type="dxa"/>
+              <w:right w:w="150" w:type="dxa"/>
+            </w:tcMar>
+          </w:tcPr>
+          <w:p>
+            <w:r>
+              <w:rPr>
+                <w:sz w:val="19"/>
+              </w:rPr>
+              <w:t>9 PYQs</w:t>
+            </w:r>
+          </w:p>
+        </w:tc>
+        <w:tc>
+          <w:tcPr>
+            <w:tcW w:type="dxa" w:w="1872"/>
+            <w:shd w:fill="FFFFFF"/>
+            <w:tcMar>
+              <w:top w:w="80" w:type="dxa"/>
+              <w:bottom w:w="80" w:type="dxa"/>
+              <w:left w:w="150" w:type="dxa"/>
+              <w:right w:w="150" w:type="dxa"/>
+            </w:tcMar>
+          </w:tcPr>
+          <w:p>
+            <w:r>
+              <w:rPr>
+                <w:color w:val="718096"/>
+                <w:sz w:val="19"/>
+              </w:rPr>
+              <w:t>Core Formula</w:t>
+            </w:r>
+          </w:p>
+        </w:tc>
+      </w:tr>
+      <w:tr>
+        <w:tc>
+          <w:tcPr>
+            <w:tcW w:type="dxa" w:w="2160"/>
+            <w:shd w:fill="F7FAFC"/>
+            <w:tcMar>
+              <w:top w:w="80" w:type="dxa"/>
+              <w:bottom w:w="80" w:type="dxa"/>
+              <w:left w:w="150" w:type="dxa"/>
+              <w:right w:w="150" w:type="dxa"/>
+            </w:tcMar>
+          </w:tcPr>
+          <w:p>
+            <w:r>
+              <w:rPr>
+                <w:b/>
+                <w:color w:val="2B6CB0"/>
+                <w:sz w:val="19"/>
+              </w:rPr>
+              <w:t>High</w:t>
+            </w:r>
+          </w:p>
+        </w:tc>
+        <w:tc>
+          <w:tcPr>
+            <w:tcW w:type="dxa" w:w="4320"/>
+            <w:shd w:fill="F7FAFC"/>
+            <w:tcMar>
+              <w:top w:w="80" w:type="dxa"/>
+              <w:bottom w:w="80" w:type="dxa"/>
+              <w:left w:w="150" w:type="dxa"/>
+              <w:right w:w="150" w:type="dxa"/>
+            </w:tcMar>
+          </w:tcPr>
+          <w:p>
+            <w:r>
+              <w:rPr>
+                <w:b/>
+                <w:color w:val="2D3748"/>
+                <w:sz w:val="19"/>
+              </w:rPr>
+              <w:t>Electrolytic Conductance &amp; Cell Constant</w:t>
+            </w:r>
+          </w:p>
+        </w:tc>
+        <w:tc>
+          <w:tcPr>
+            <w:tcW w:type="dxa" w:w="1728"/>
+            <w:shd w:fill="F7FAFC"/>
+            <w:tcMar>
+              <w:top w:w="80" w:type="dxa"/>
+              <w:bottom w:w="80" w:type="dxa"/>
+              <w:left w:w="150" w:type="dxa"/>
+              <w:right w:w="150" w:type="dxa"/>
+            </w:tcMar>
+          </w:tcPr>
+          <w:p>
+            <w:r>
+              <w:rPr>
+                <w:sz w:val="19"/>
+              </w:rPr>
+              <w:t>9 PYQs</w:t>
+            </w:r>
+          </w:p>
+        </w:tc>
+        <w:tc>
+          <w:tcPr>
+            <w:tcW w:type="dxa" w:w="1872"/>
+            <w:shd w:fill="F7FAFC"/>
+            <w:tcMar>
+              <w:top w:w="80" w:type="dxa"/>
+              <w:bottom w:w="80" w:type="dxa"/>
+              <w:left w:w="150" w:type="dxa"/>
+              <w:right w:w="150" w:type="dxa"/>
+            </w:tcMar>
+          </w:tcPr>
+          <w:p>
+            <w:r>
+              <w:rPr>
+                <w:color w:val="718096"/>
+                <w:sz w:val="19"/>
+              </w:rPr>
+              <w:t>Conductance</w:t>
+            </w:r>
+          </w:p>
+        </w:tc>
+      </w:tr>
+      <w:tr>
+        <w:tc>
+          <w:tcPr>
+            <w:tcW w:type="dxa" w:w="2160"/>
+            <w:shd w:fill="FFFFFF"/>
+            <w:tcMar>
+              <w:top w:w="80" w:type="dxa"/>
+              <w:bottom w:w="80" w:type="dxa"/>
+              <w:left w:w="150" w:type="dxa"/>
+              <w:right w:w="150" w:type="dxa"/>
+            </w:tcMar>
+          </w:tcPr>
+          <w:p>
+            <w:r>
+              <w:rPr>
+                <w:b/>
+                <w:color w:val="2B6CB0"/>
+                <w:sz w:val="19"/>
+              </w:rPr>
+              <w:t>High</w:t>
+            </w:r>
+          </w:p>
+        </w:tc>
+        <w:tc>
+          <w:tcPr>
+            <w:tcW w:type="dxa" w:w="4320"/>
+            <w:shd w:fill="FFFFFF"/>
+            <w:tcMar>
+              <w:top w:w="80" w:type="dxa"/>
+              <w:bottom w:w="80" w:type="dxa"/>
+              <w:left w:w="150" w:type="dxa"/>
+              <w:right w:w="150" w:type="dxa"/>
+            </w:tcMar>
+          </w:tcPr>
+          <w:p>
+            <w:r>
+              <w:rPr>
+                <w:b/>
+                <w:color w:val="2D3748"/>
+                <w:sz w:val="19"/>
+              </w:rPr>
+              <w:t>Commercial Batteries, Fuel Cells &amp; Corrosion</w:t>
+            </w:r>
+          </w:p>
+        </w:tc>
+        <w:tc>
+          <w:tcPr>
+            <w:tcW w:type="dxa" w:w="1728"/>
+            <w:shd w:fill="FFFFFF"/>
+            <w:tcMar>
+              <w:top w:w="80" w:type="dxa"/>
+              <w:bottom w:w="80" w:type="dxa"/>
+              <w:left w:w="150" w:type="dxa"/>
+              <w:right w:w="150" w:type="dxa"/>
+            </w:tcMar>
+          </w:tcPr>
+          <w:p>
+            <w:r>
+              <w:rPr>
+                <w:sz w:val="19"/>
+              </w:rPr>
+              <w:t>9 PYQs</w:t>
+            </w:r>
+          </w:p>
+        </w:tc>
+        <w:tc>
+          <w:tcPr>
+            <w:tcW w:type="dxa" w:w="1872"/>
+            <w:shd w:fill="FFFFFF"/>
+            <w:tcMar>
+              <w:top w:w="80" w:type="dxa"/>
+              <w:bottom w:w="80" w:type="dxa"/>
+              <w:left w:w="150" w:type="dxa"/>
+              <w:right w:w="150" w:type="dxa"/>
+            </w:tcMar>
+          </w:tcPr>
+          <w:p>
+            <w:r>
+              <w:rPr>
+                <w:color w:val="718096"/>
+                <w:sz w:val="19"/>
+              </w:rPr>
+              <w:t>Applied Electrochemistry</w:t>
+            </w:r>
+          </w:p>
+        </w:tc>
+      </w:tr>
+      <w:tr>
+        <w:tc>
+          <w:tcPr>
+            <w:tcW w:type="dxa" w:w="2160"/>
+            <w:shd w:fill="F7FAFC"/>
+            <w:tcMar>
+              <w:top w:w="80" w:type="dxa"/>
+              <w:bottom w:w="80" w:type="dxa"/>
+              <w:left w:w="150" w:type="dxa"/>
+              <w:right w:w="150" w:type="dxa"/>
+            </w:tcMar>
+          </w:tcPr>
+          <w:p>
+            <w:r>
+              <w:rPr>
+                <w:b/>
+                <w:color w:val="2B6CB0"/>
+                <w:sz w:val="19"/>
+              </w:rPr>
+              <w:t>High</w:t>
+            </w:r>
+          </w:p>
+        </w:tc>
+        <w:tc>
+          <w:tcPr>
+            <w:tcW w:type="dxa" w:w="4320"/>
+            <w:shd w:fill="F7FAFC"/>
+            <w:tcMar>
+              <w:top w:w="80" w:type="dxa"/>
+              <w:bottom w:w="80" w:type="dxa"/>
+              <w:left w:w="150" w:type="dxa"/>
+              <w:right w:w="150" w:type="dxa"/>
+            </w:tcMar>
+          </w:tcPr>
+          <w:p>
+            <w:r>
+              <w:rPr>
+                <w:b/>
+                <w:color w:val="2D3748"/>
+                <w:sz w:val="19"/>
+              </w:rPr>
+              <w:t>Electrode Potential &amp; Delta G Relation</w:t>
+            </w:r>
+          </w:p>
+        </w:tc>
+        <w:tc>
+          <w:tcPr>
+            <w:tcW w:type="dxa" w:w="1728"/>
+            <w:shd w:fill="F7FAFC"/>
+            <w:tcMar>
+              <w:top w:w="80" w:type="dxa"/>
+              <w:bottom w:w="80" w:type="dxa"/>
+              <w:left w:w="150" w:type="dxa"/>
+              <w:right w:w="150" w:type="dxa"/>
+            </w:tcMar>
+          </w:tcPr>
+          <w:p>
+            <w:r>
+              <w:rPr>
+                <w:sz w:val="19"/>
+              </w:rPr>
+              <w:t>8 PYQs</w:t>
+            </w:r>
+          </w:p>
+        </w:tc>
+        <w:tc>
+          <w:tcPr>
+            <w:tcW w:type="dxa" w:w="1872"/>
+            <w:shd w:fill="F7FAFC"/>
+            <w:tcMar>
+              <w:top w:w="80" w:type="dxa"/>
+              <w:bottom w:w="80" w:type="dxa"/>
+              <w:left w:w="150" w:type="dxa"/>
+              <w:right w:w="150" w:type="dxa"/>
+            </w:tcMar>
+          </w:tcPr>
+          <w:p>
+            <w:r>
+              <w:rPr>
+                <w:color w:val="718096"/>
+                <w:sz w:val="19"/>
+              </w:rPr>
+              <w:t>Thermodynamics</w:t>
+            </w:r>
+          </w:p>
+        </w:tc>
+      </w:tr>
+      <w:tr>
+        <w:tc>
+          <w:tcPr>
+            <w:tcW w:type="dxa" w:w="2160"/>
+            <w:shd w:fill="FFFFFF"/>
+            <w:tcMar>
+              <w:top w:w="80" w:type="dxa"/>
+              <w:bottom w:w="80" w:type="dxa"/>
+              <w:left w:w="150" w:type="dxa"/>
+              <w:right w:w="150" w:type="dxa"/>
+            </w:tcMar>
+          </w:tcPr>
+          <w:p>
+            <w:r>
+              <w:rPr>
+                <w:b/>
+                <w:color w:val="718096"/>
+                <w:sz w:val="19"/>
+              </w:rPr>
+              <w:t>Moderate</w:t>
+            </w:r>
+          </w:p>
+        </w:tc>
+        <w:tc>
+          <w:tcPr>
+            <w:tcW w:type="dxa" w:w="4320"/>
+            <w:shd w:fill="FFFFFF"/>
+            <w:tcMar>
+              <w:top w:w="80" w:type="dxa"/>
+              <w:bottom w:w="80" w:type="dxa"/>
+              <w:left w:w="150" w:type="dxa"/>
+              <w:right w:w="150" w:type="dxa"/>
+            </w:tcMar>
+          </w:tcPr>
+          <w:p>
+            <w:r>
+              <w:rPr>
+                <w:b/>
+                <w:color w:val="2D3748"/>
+                <w:sz w:val="19"/>
+              </w:rPr>
+              <w:t>Kohlrausch's Law &amp; Weak Electrolyte Dissociation</w:t>
+            </w:r>
+          </w:p>
+        </w:tc>
+        <w:tc>
+          <w:tcPr>
+            <w:tcW w:type="dxa" w:w="1728"/>
+            <w:shd w:fill="FFFFFF"/>
+            <w:tcMar>
+              <w:top w:w="80" w:type="dxa"/>
+              <w:bottom w:w="80" w:type="dxa"/>
+              <w:left w:w="150" w:type="dxa"/>
+              <w:right w:w="150" w:type="dxa"/>
+            </w:tcMar>
+          </w:tcPr>
+          <w:p>
+            <w:r>
+              <w:rPr>
+                <w:sz w:val="19"/>
+              </w:rPr>
+              <w:t>5 PYQs</w:t>
+            </w:r>
+          </w:p>
+        </w:tc>
+        <w:tc>
+          <w:tcPr>
+            <w:tcW w:type="dxa" w:w="1872"/>
+            <w:shd w:fill="FFFFFF"/>
+            <w:tcMar>
+              <w:top w:w="80" w:type="dxa"/>
+              <w:bottom w:w="80" w:type="dxa"/>
+              <w:left w:w="150" w:type="dxa"/>
+              <w:right w:w="150" w:type="dxa"/>
+            </w:tcMar>
+          </w:tcPr>
+          <w:p>
+            <w:r>
+              <w:rPr>
+                <w:color w:val="718096"/>
+                <w:sz w:val="19"/>
+              </w:rPr>
+              <w:t>Electrolyte Behavior</w:t>
             </w:r>
           </w:p>
         </w:tc>
@@ -311,6 +746,282 @@
           </w:p>
         </w:tc>
       </w:tr>
+      <w:tr>
+        <w:tc>
+          <w:tcPr>
+            <w:tcW w:type="dxa" w:w="3600"/>
+            <w:shd w:fill="F7FAFC"/>
+            <w:tcMar>
+              <w:top w:w="100" w:type="dxa"/>
+              <w:bottom w:w="100" w:type="dxa"/>
+              <w:left w:w="150" w:type="dxa"/>
+              <w:right w:w="150" w:type="dxa"/>
+            </w:tcMar>
+          </w:tcPr>
+          <w:p>
+            <w:r>
+              <w:rPr>
+                <w:b/>
+                <w:color w:val="1A365D"/>
+                <w:sz w:val="19"/>
+              </w:rPr>
+              <w:t>Faraday's Laws of Electrolysis</w:t>
+            </w:r>
+          </w:p>
+        </w:tc>
+        <w:tc>
+          <w:tcPr>
+            <w:tcW w:type="dxa" w:w="6480"/>
+            <w:shd w:fill="F7FAFC"/>
+            <w:tcMar>
+              <w:top w:w="100" w:type="dxa"/>
+              <w:bottom w:w="100" w:type="dxa"/>
+              <w:left w:w="150" w:type="dxa"/>
+              <w:right w:w="150" w:type="dxa"/>
+            </w:tcMar>
+          </w:tcPr>
+          <w:p>
+            <w:r>
+              <w:rPr>
+                <w:rFonts w:ascii="Cambria Math" w:hAnsi="Cambria Math"/>
+                <w:color w:val="2D3748"/>
+                <w:sz w:val="19"/>
+              </w:rPr>
+              <w:t>w = \frac{M \cdot I \cdot t}{n \cdot F}, \quad \text{Moles of metal} = \frac{I \cdot t}{n \cdot F}, \quad F \approx 96500\text{ C mol}^{-1}</w:t>
+            </w:r>
+          </w:p>
+        </w:tc>
+      </w:tr>
+      <w:tr>
+        <w:tc>
+          <w:tcPr>
+            <w:tcW w:type="dxa" w:w="3600"/>
+            <w:shd w:fill="FFFFFF"/>
+            <w:tcMar>
+              <w:top w:w="100" w:type="dxa"/>
+              <w:bottom w:w="100" w:type="dxa"/>
+              <w:left w:w="150" w:type="dxa"/>
+              <w:right w:w="150" w:type="dxa"/>
+            </w:tcMar>
+          </w:tcPr>
+          <w:p>
+            <w:r>
+              <w:rPr>
+                <w:b/>
+                <w:color w:val="1A365D"/>
+                <w:sz w:val="19"/>
+              </w:rPr>
+              <w:t>Nernst Equation &amp; Cell Potential</w:t>
+            </w:r>
+          </w:p>
+        </w:tc>
+        <w:tc>
+          <w:tcPr>
+            <w:tcW w:type="dxa" w:w="6480"/>
+            <w:shd w:fill="FFFFFF"/>
+            <w:tcMar>
+              <w:top w:w="100" w:type="dxa"/>
+              <w:bottom w:w="100" w:type="dxa"/>
+              <w:left w:w="150" w:type="dxa"/>
+              <w:right w:w="150" w:type="dxa"/>
+            </w:tcMar>
+          </w:tcPr>
+          <w:p>
+            <w:r>
+              <w:rPr>
+                <w:rFonts w:ascii="Cambria Math" w:hAnsi="Cambria Math"/>
+                <w:color w:val="2D3748"/>
+                <w:sz w:val="19"/>
+              </w:rPr>
+              <w:t>E_{\text{cell}} = E^{\circ}_{\text{cell}} - \frac{0.0591}{n} \log_{10} Q, \quad \Delta G^{\circ} = -n F E^{\circ}_{\text{cell}} = -2.303 RT \log_{10} K</w:t>
+            </w:r>
+          </w:p>
+        </w:tc>
+      </w:tr>
+      <w:tr>
+        <w:tc>
+          <w:tcPr>
+            <w:tcW w:type="dxa" w:w="3600"/>
+            <w:shd w:fill="F7FAFC"/>
+            <w:tcMar>
+              <w:top w:w="100" w:type="dxa"/>
+              <w:bottom w:w="100" w:type="dxa"/>
+              <w:left w:w="150" w:type="dxa"/>
+              <w:right w:w="150" w:type="dxa"/>
+            </w:tcMar>
+          </w:tcPr>
+          <w:p>
+            <w:r>
+              <w:rPr>
+                <w:b/>
+                <w:color w:val="1A365D"/>
+                <w:sz w:val="19"/>
+              </w:rPr>
+              <w:t>Electrolytic Conductance &amp; Cell Constant</w:t>
+            </w:r>
+          </w:p>
+        </w:tc>
+        <w:tc>
+          <w:tcPr>
+            <w:tcW w:type="dxa" w:w="6480"/>
+            <w:shd w:fill="F7FAFC"/>
+            <w:tcMar>
+              <w:top w:w="100" w:type="dxa"/>
+              <w:bottom w:w="100" w:type="dxa"/>
+              <w:left w:w="150" w:type="dxa"/>
+              <w:right w:w="150" w:type="dxa"/>
+            </w:tcMar>
+          </w:tcPr>
+          <w:p>
+            <w:r>
+              <w:rPr>
+                <w:rFonts w:ascii="Cambria Math" w:hAnsi="Cambria Math"/>
+                <w:color w:val="2D3748"/>
+                <w:sz w:val="19"/>
+              </w:rPr>
+              <w:t>\kappa = \frac{1}{R} \left(\frac{l}{A}\right) = G \cdot G^*, \quad \Lambda_m = \frac{1000 \cdot \kappa}{M} \quad (\kappa \text{ in S cm}^{-1})</w:t>
+            </w:r>
+          </w:p>
+        </w:tc>
+      </w:tr>
+      <w:tr>
+        <w:tc>
+          <w:tcPr>
+            <w:tcW w:type="dxa" w:w="3600"/>
+            <w:shd w:fill="FFFFFF"/>
+            <w:tcMar>
+              <w:top w:w="100" w:type="dxa"/>
+              <w:bottom w:w="100" w:type="dxa"/>
+              <w:left w:w="150" w:type="dxa"/>
+              <w:right w:w="150" w:type="dxa"/>
+            </w:tcMar>
+          </w:tcPr>
+          <w:p>
+            <w:r>
+              <w:rPr>
+                <w:b/>
+                <w:color w:val="1A365D"/>
+                <w:sz w:val="19"/>
+              </w:rPr>
+              <w:t>Commercial Batteries, Fuel Cells &amp; Corrosion</w:t>
+            </w:r>
+          </w:p>
+        </w:tc>
+        <w:tc>
+          <w:tcPr>
+            <w:tcW w:type="dxa" w:w="6480"/>
+            <w:shd w:fill="FFFFFF"/>
+            <w:tcMar>
+              <w:top w:w="100" w:type="dxa"/>
+              <w:bottom w:w="100" w:type="dxa"/>
+              <w:left w:w="150" w:type="dxa"/>
+              <w:right w:w="150" w:type="dxa"/>
+            </w:tcMar>
+          </w:tcPr>
+          <w:p>
+            <w:r>
+              <w:rPr>
+                <w:rFonts w:ascii="Cambria Math" w:hAnsi="Cambria Math"/>
+                <w:color w:val="2D3748"/>
+                <w:sz w:val="19"/>
+              </w:rPr>
+              <w:t>\text{Lead Storage Discharge: } \text{Pb(s)} + \text{PbO}_2\text{(s)} + 2\text{H}_2\text{SO}_4 \rightarrow 2\text{PbSO}_4\text{(s)} + 2\text{H}_2\text{O}, \quad \eta = \frac{\Delta G}{\Delta H}</w:t>
+            </w:r>
+          </w:p>
+        </w:tc>
+      </w:tr>
+      <w:tr>
+        <w:tc>
+          <w:tcPr>
+            <w:tcW w:type="dxa" w:w="3600"/>
+            <w:shd w:fill="F7FAFC"/>
+            <w:tcMar>
+              <w:top w:w="100" w:type="dxa"/>
+              <w:bottom w:w="100" w:type="dxa"/>
+              <w:left w:w="150" w:type="dxa"/>
+              <w:right w:w="150" w:type="dxa"/>
+            </w:tcMar>
+          </w:tcPr>
+          <w:p>
+            <w:r>
+              <w:rPr>
+                <w:b/>
+                <w:color w:val="1A365D"/>
+                <w:sz w:val="19"/>
+              </w:rPr>
+              <w:t>Electrode Potential &amp; Delta G Relation</w:t>
+            </w:r>
+          </w:p>
+        </w:tc>
+        <w:tc>
+          <w:tcPr>
+            <w:tcW w:type="dxa" w:w="6480"/>
+            <w:shd w:fill="F7FAFC"/>
+            <w:tcMar>
+              <w:top w:w="100" w:type="dxa"/>
+              <w:bottom w:w="100" w:type="dxa"/>
+              <w:left w:w="150" w:type="dxa"/>
+              <w:right w:w="150" w:type="dxa"/>
+            </w:tcMar>
+          </w:tcPr>
+          <w:p>
+            <w:r>
+              <w:rPr>
+                <w:rFonts w:ascii="Cambria Math" w:hAnsi="Cambria Math"/>
+                <w:color w:val="2D3748"/>
+                <w:sz w:val="19"/>
+              </w:rPr>
+              <w:t>\Delta G = -nFE, \quad \Delta G^{\circ}_3 = \Delta G^{\circ}_1 + \Delta G^{\circ}_2 \implies n_3 E^{\circ}_3 = n_1 E^{\circ}_1 + n_2 E^{\circ}_2</w:t>
+            </w:r>
+          </w:p>
+        </w:tc>
+      </w:tr>
+      <w:tr>
+        <w:tc>
+          <w:tcPr>
+            <w:tcW w:type="dxa" w:w="3600"/>
+            <w:shd w:fill="FFFFFF"/>
+            <w:tcMar>
+              <w:top w:w="100" w:type="dxa"/>
+              <w:bottom w:w="100" w:type="dxa"/>
+              <w:left w:w="150" w:type="dxa"/>
+              <w:right w:w="150" w:type="dxa"/>
+            </w:tcMar>
+          </w:tcPr>
+          <w:p>
+            <w:r>
+              <w:rPr>
+                <w:b/>
+                <w:color w:val="1A365D"/>
+                <w:sz w:val="19"/>
+              </w:rPr>
+              <w:t>Kohlrausch's Law &amp; Weak Electrolyte Dissociation</w:t>
+            </w:r>
+          </w:p>
+        </w:tc>
+        <w:tc>
+          <w:tcPr>
+            <w:tcW w:type="dxa" w:w="6480"/>
+            <w:shd w:fill="FFFFFF"/>
+            <w:tcMar>
+              <w:top w:w="100" w:type="dxa"/>
+              <w:bottom w:w="100" w:type="dxa"/>
+              <w:left w:w="150" w:type="dxa"/>
+              <w:right w:w="150" w:type="dxa"/>
+            </w:tcMar>
+          </w:tcPr>
+          <w:p>
+            <w:r>
+              <w:rPr>
+                <w:rFonts w:ascii="Cambria Math" w:hAnsi="Cambria Math"/>
+                <w:color w:val="2D3748"/>
+                <w:sz w:val="19"/>
+              </w:rPr>
+              <w:t>\Lambda_m^{\circ} = \nu_+ \lambda_+^{\circ} + \nu_- \lambda_-^{\circ}, \quad \alpha = \frac{\Lambda_m}{\Lambda_m^{\circ}}, \quad K_a = \frac{c \alpha^2}{1 - \alpha}</w:t>
+            </w:r>
+          </w:p>
+        </w:tc>
+      </w:tr>
     </w:tbl>
     <w:p>
       <w:pPr>
@@ -338,7 +1049,7 @@
           <w:color w:val="2B6CB0"/>
           <w:sz w:val="24"/>
         </w:rPr>
-        <w:t>3.1 Kcet Electrochemistry - Core Application (Very High Yield — 35 PYQs)</w:t>
+        <w:t>3.1 Faraday's Laws of Electrolysis (High Yield — 13 PYQs)</w:t>
       </w:r>
     </w:p>
     <w:p>
@@ -353,7 +1064,7 @@
         <w:rPr>
           <w:sz w:val="20"/>
         </w:rPr>
-        <w:t>Key problem pattern in Kcet Electrochemistry.</w:t>
+        <w:t>First and second laws of quantitative electrolysis: Mass deposited w = Z I t = (M · I · t / n F). Total charge passed Q = I t = n_e F.</w:t>
       </w:r>
     </w:p>
     <w:tbl>
@@ -391,7 +1102,7 @@
                 <w:color w:val="2D3748"/>
                 <w:sz w:val="19"/>
               </w:rPr>
-              <w:t>Watch for algebraic and sign errors.</w:t>
+              <w:t>1. Using an incorrect n-factor (electrons transferred per molecule). E.g. for O_2 from H_2O, n = 4; for H_2, n = 2. 2. Time t must strictly be substituted in seconds (s).</w:t>
             </w:r>
           </w:p>
         </w:tc>
@@ -432,7 +1143,425 @@
                 <w:color w:val="2D3748"/>
                 <w:sz w:val="19"/>
               </w:rPr>
-              <w:t>Verify dimensions and boundary conditions.</w:t>
+              <w:t>Gas volume at STP: Moles × 22.4 L. For electroplating, Volume = Area × Thickness and Mass = Density × Volume.</w:t>
+            </w:r>
+          </w:p>
+        </w:tc>
+      </w:tr>
+    </w:tbl>
+    <w:p>
+      <w:pPr>
+        <w:spacing w:before="120" w:after="40"/>
+      </w:pPr>
+      <w:r>
+        <w:rPr>
+          <w:b/>
+          <w:color w:val="1A365D"/>
+          <w:sz w:val="19"/>
+        </w:rPr>
+        <w:t>Source PYQs testing this concept:</w:t>
+      </w:r>
+    </w:p>
+    <w:p>
+      <w:pPr>
+        <w:pStyle w:val="ListBullet"/>
+        <w:spacing w:after="40"/>
+      </w:pPr>
+      <w:r>
+        <w:rPr>
+          <w:b/>
+          <w:sz w:val="18"/>
+        </w:rPr>
+        <w:t xml:space="preserve">[2026 Shift] Q#4 (MCQ): </w:t>
+      </w:r>
+      <w:r>
+        <w:rPr>
+          <w:sz w:val="18"/>
+        </w:rPr>
+        <w:t xml:space="preserve">"During the electrolysis of acidified water, 16 g of O_(2) gas is formed at anode. The volume of H_(2) gas liberated at c..."  </w:t>
+      </w:r>
+      <w:r>
+        <w:rPr>
+          <w:b/>
+          <w:color w:val="2B6CB0"/>
+          <w:sz w:val="18"/>
+        </w:rPr>
+        <w:t>[Ans: A]</w:t>
+      </w:r>
+    </w:p>
+    <w:p>
+      <w:pPr>
+        <w:pStyle w:val="ListBullet"/>
+        <w:spacing w:after="40"/>
+      </w:pPr>
+      <w:r>
+        <w:rPr>
+          <w:b/>
+          <w:sz w:val="18"/>
+        </w:rPr>
+        <w:t xml:space="preserve">[2025 Shift] Q#1 (MCQ): </w:t>
+      </w:r>
+      <w:r>
+        <w:rPr>
+          <w:sz w:val="18"/>
+        </w:rPr>
+        <w:t xml:space="preserve">"The correct statement/s about Galvanic cell is/are (a) Current flows from cathode to anode (b) Anode is positive terminal (c) If $E_{\text{c..."  </w:t>
+      </w:r>
+      <w:r>
+        <w:rPr>
+          <w:b/>
+          <w:color w:val="2B6CB0"/>
+          <w:sz w:val="18"/>
+        </w:rPr>
+        <w:t>[Ans: N/A]</w:t>
+      </w:r>
+    </w:p>
+    <w:p>
+      <w:pPr>
+        <w:pStyle w:val="ListBullet"/>
+        <w:spacing w:after="40"/>
+      </w:pPr>
+      <w:r>
+        <w:rPr>
+          <w:b/>
+          <w:sz w:val="18"/>
+        </w:rPr>
+        <w:t xml:space="preserve">[2025 Shift] Q#4 (MCQ): </w:t>
+      </w:r>
+      <w:r>
+        <w:rPr>
+          <w:sz w:val="18"/>
+        </w:rPr>
+        <w:t xml:space="preserve">"Match the following select the correct option for the quantity of electricity, in Cmol^-1 required to </w:t>
+        <w:br/>
+        <w:t xml:space="preserve">deposit various metals at cathode..."  </w:t>
+      </w:r>
+      <w:r>
+        <w:rPr>
+          <w:b/>
+          <w:color w:val="2B6CB0"/>
+          <w:sz w:val="18"/>
+        </w:rPr>
+        <w:t>[Ans: N/A]</w:t>
+      </w:r>
+    </w:p>
+    <w:p>
+      <w:pPr>
+        <w:spacing w:after="120"/>
+      </w:pPr>
+    </w:p>
+    <w:p>
+      <w:pPr>
+        <w:pStyle w:val="Heading2"/>
+      </w:pPr>
+      <w:r>
+        <w:rPr>
+          <w:color w:val="2B6CB0"/>
+          <w:sz w:val="24"/>
+        </w:rPr>
+        <w:t>3.2 Nernst Equation &amp; Cell Potential (High Yield — 9 PYQs)</w:t>
+      </w:r>
+    </w:p>
+    <w:p>
+      <w:r>
+        <w:rPr>
+          <w:b/>
+          <w:sz w:val="20"/>
+        </w:rPr>
+        <w:t xml:space="preserve">Core Principle: </w:t>
+      </w:r>
+      <w:r>
+        <w:rPr>
+          <w:sz w:val="20"/>
+        </w:rPr>
+        <w:t>Calculation of non-standard cell potential E_(cell) = E°_(cell) - (0.0591 / n)log_(10) Q at 298 K, equilibrium constant K_(eq), and concentration cells where E°_(cell) = 0.</w:t>
+      </w:r>
+    </w:p>
+    <w:tbl>
+      <w:tblPr>
+        <w:tblW w:type="auto" w:w="0"/>
+        <w:jc w:val="center"/>
+        <w:tblLook w:firstColumn="1" w:firstRow="1" w:lastColumn="0" w:lastRow="0" w:noHBand="0" w:noVBand="1" w:val="04A0"/>
+      </w:tblPr>
+      <w:tblGrid>
+        <w:gridCol w:w="10080"/>
+      </w:tblGrid>
+      <w:tr>
+        <w:tc>
+          <w:tcPr>
+            <w:tcW w:type="dxa" w:w="10080"/>
+            <w:shd w:fill="FFF5F5"/>
+            <w:tcMar>
+              <w:top w:w="100" w:type="dxa"/>
+              <w:bottom w:w="100" w:type="dxa"/>
+              <w:left w:w="150" w:type="dxa"/>
+              <w:right w:w="150" w:type="dxa"/>
+            </w:tcMar>
+          </w:tcPr>
+          <w:p>
+            <w:r>
+              <w:rPr>
+                <w:b/>
+                <w:color w:val="C53030"/>
+                <w:sz w:val="19"/>
+              </w:rPr>
+              <w:t xml:space="preserve">⚠️ Common Trap / JEE Pitfall: </w:t>
+            </w:r>
+            <w:r>
+              <w:rPr>
+                <w:color w:val="2D3748"/>
+                <w:sz w:val="19"/>
+              </w:rPr>
+              <w:t>1. Forgetting to raise concentrations to their stoichiometric powers in reaction quotient Q. 2. Confusing oxidation vs reduction potential signs: E°_(red) = -E°_(ox). 3. In concentration cells, anode is always the dilute compartment (c_1 &lt; c_2).</w:t>
+            </w:r>
+          </w:p>
+        </w:tc>
+      </w:tr>
+    </w:tbl>
+    <w:tbl>
+      <w:tblPr>
+        <w:tblW w:type="auto" w:w="0"/>
+        <w:jc w:val="center"/>
+        <w:tblLook w:firstColumn="1" w:firstRow="1" w:lastColumn="0" w:lastRow="0" w:noHBand="0" w:noVBand="1" w:val="04A0"/>
+      </w:tblPr>
+      <w:tblGrid>
+        <w:gridCol w:w="10080"/>
+      </w:tblGrid>
+      <w:tr>
+        <w:tc>
+          <w:tcPr>
+            <w:tcW w:type="dxa" w:w="10080"/>
+            <w:shd w:fill="F0FFF4"/>
+            <w:tcMar>
+              <w:top w:w="100" w:type="dxa"/>
+              <w:bottom w:w="100" w:type="dxa"/>
+              <w:left w:w="150" w:type="dxa"/>
+              <w:right w:w="150" w:type="dxa"/>
+            </w:tcMar>
+          </w:tcPr>
+          <w:p>
+            <w:r>
+              <w:rPr>
+                <w:b/>
+                <w:color w:val="276749"/>
+                <w:sz w:val="19"/>
+              </w:rPr>
+              <w:t xml:space="preserve">💡 Speed Hack / Trick: </w:t>
+            </w:r>
+            <w:r>
+              <w:rPr>
+                <w:color w:val="2D3748"/>
+                <w:sz w:val="19"/>
+              </w:rPr>
+              <w:t>At 298 K, E° = (0.0591 / n)log_(10) K. For spontaneous cell operation, E_(cell) &gt; 0 and Δ G &lt; 0.</w:t>
+            </w:r>
+          </w:p>
+        </w:tc>
+      </w:tr>
+    </w:tbl>
+    <w:p>
+      <w:pPr>
+        <w:spacing w:before="120" w:after="40"/>
+      </w:pPr>
+      <w:r>
+        <w:rPr>
+          <w:b/>
+          <w:color w:val="1A365D"/>
+          <w:sz w:val="19"/>
+        </w:rPr>
+        <w:t>Source PYQs testing this concept:</w:t>
+      </w:r>
+    </w:p>
+    <w:p>
+      <w:pPr>
+        <w:pStyle w:val="ListBullet"/>
+        <w:spacing w:after="40"/>
+      </w:pPr>
+      <w:r>
+        <w:rPr>
+          <w:b/>
+          <w:sz w:val="18"/>
+        </w:rPr>
+        <w:t xml:space="preserve">[2026 Shift] Q#2 (MCQ): </w:t>
+      </w:r>
+      <w:r>
+        <w:rPr>
+          <w:sz w:val="18"/>
+        </w:rPr>
+        <w:t xml:space="preserve">"Given below are the half-cell reactions: Mn^2++2e^- → Mn(E^0=-1.18V) $2(\text{Mn}^{3+}+e^{-} \rightar..."  </w:t>
+      </w:r>
+      <w:r>
+        <w:rPr>
+          <w:b/>
+          <w:color w:val="2B6CB0"/>
+          <w:sz w:val="18"/>
+        </w:rPr>
+        <w:t>[Ans: N/A]</w:t>
+      </w:r>
+    </w:p>
+    <w:p>
+      <w:pPr>
+        <w:pStyle w:val="ListBullet"/>
+        <w:spacing w:after="40"/>
+      </w:pPr>
+      <w:r>
+        <w:rPr>
+          <w:b/>
+          <w:sz w:val="18"/>
+        </w:rPr>
+        <w:t xml:space="preserve">[2025 Shift] Q#1 (MCQ): </w:t>
+      </w:r>
+      <w:r>
+        <w:rPr>
+          <w:sz w:val="18"/>
+        </w:rPr>
+        <w:t xml:space="preserve">"The correct statement/s about Galvanic cell is/are (a) Current flows from cathode to anode (b) Anode is positive terminal (c) If $E_{\text{c..."  </w:t>
+      </w:r>
+      <w:r>
+        <w:rPr>
+          <w:b/>
+          <w:color w:val="2B6CB0"/>
+          <w:sz w:val="18"/>
+        </w:rPr>
+        <w:t>[Ans: N/A]</w:t>
+      </w:r>
+    </w:p>
+    <w:p>
+      <w:pPr>
+        <w:pStyle w:val="ListBullet"/>
+        <w:spacing w:after="40"/>
+      </w:pPr>
+      <w:r>
+        <w:rPr>
+          <w:b/>
+          <w:sz w:val="18"/>
+        </w:rPr>
+        <w:t xml:space="preserve">[2025 Shift] Q#3 (MCQ): </w:t>
+      </w:r>
+      <w:r>
+        <w:rPr>
+          <w:sz w:val="18"/>
+        </w:rPr>
+        <w:t xml:space="preserve">"For a given half cell, Al^3++3e^- → Al on increasing of aluminium ion, the electrode potential will..."  </w:t>
+      </w:r>
+      <w:r>
+        <w:rPr>
+          <w:b/>
+          <w:color w:val="2B6CB0"/>
+          <w:sz w:val="18"/>
+        </w:rPr>
+        <w:t>[Ans: N/A]</w:t>
+      </w:r>
+    </w:p>
+    <w:p>
+      <w:pPr>
+        <w:spacing w:after="120"/>
+      </w:pPr>
+    </w:p>
+    <w:p>
+      <w:pPr>
+        <w:pStyle w:val="Heading2"/>
+      </w:pPr>
+      <w:r>
+        <w:rPr>
+          <w:color w:val="2B6CB0"/>
+          <w:sz w:val="24"/>
+        </w:rPr>
+        <w:t>3.3 Electrolytic Conductance &amp; Cell Constant (High Yield — 9 PYQs)</w:t>
+      </w:r>
+    </w:p>
+    <w:p>
+      <w:r>
+        <w:rPr>
+          <w:b/>
+          <w:sz w:val="20"/>
+        </w:rPr>
+        <w:t xml:space="preserve">Core Principle: </w:t>
+      </w:r>
+      <w:r>
+        <w:rPr>
+          <w:sz w:val="20"/>
+        </w:rPr>
+        <w:t>Specific conductivity κ = (1 / R)\left((l / A)\right) = G · G^*. Molar conductivity Λ_m = (1000κ / M) (with κ in S cm^-1) or Λ_m = (κ / 1000M) (with κ in S m^-1).</w:t>
+      </w:r>
+    </w:p>
+    <w:tbl>
+      <w:tblPr>
+        <w:tblW w:type="auto" w:w="0"/>
+        <w:jc w:val="center"/>
+        <w:tblLook w:firstColumn="1" w:firstRow="1" w:lastColumn="0" w:lastRow="0" w:noHBand="0" w:noVBand="1" w:val="04A0"/>
+      </w:tblPr>
+      <w:tblGrid>
+        <w:gridCol w:w="10080"/>
+      </w:tblGrid>
+      <w:tr>
+        <w:tc>
+          <w:tcPr>
+            <w:tcW w:type="dxa" w:w="10080"/>
+            <w:shd w:fill="FFF5F5"/>
+            <w:tcMar>
+              <w:top w:w="100" w:type="dxa"/>
+              <w:bottom w:w="100" w:type="dxa"/>
+              <w:left w:w="150" w:type="dxa"/>
+              <w:right w:w="150" w:type="dxa"/>
+            </w:tcMar>
+          </w:tcPr>
+          <w:p>
+            <w:r>
+              <w:rPr>
+                <w:b/>
+                <w:color w:val="C53030"/>
+                <w:sz w:val="19"/>
+              </w:rPr>
+              <w:t xml:space="preserve">⚠️ Common Trap / JEE Pitfall: </w:t>
+            </w:r>
+            <w:r>
+              <w:rPr>
+                <w:color w:val="2D3748"/>
+                <w:sz w:val="19"/>
+              </w:rPr>
+              <w:t>Unit confusion between cm and m. If κ is in S m^-1, use Λ_m = (κ / c) (c in mol m^-3). If in S cm^-1, use Λ_m = (1000κ / M) (M in mol L^-1).</w:t>
+            </w:r>
+          </w:p>
+        </w:tc>
+      </w:tr>
+    </w:tbl>
+    <w:tbl>
+      <w:tblPr>
+        <w:tblW w:type="auto" w:w="0"/>
+        <w:jc w:val="center"/>
+        <w:tblLook w:firstColumn="1" w:firstRow="1" w:lastColumn="0" w:lastRow="0" w:noHBand="0" w:noVBand="1" w:val="04A0"/>
+      </w:tblPr>
+      <w:tblGrid>
+        <w:gridCol w:w="10080"/>
+      </w:tblGrid>
+      <w:tr>
+        <w:tc>
+          <w:tcPr>
+            <w:tcW w:type="dxa" w:w="10080"/>
+            <w:shd w:fill="F0FFF4"/>
+            <w:tcMar>
+              <w:top w:w="100" w:type="dxa"/>
+              <w:bottom w:w="100" w:type="dxa"/>
+              <w:left w:w="150" w:type="dxa"/>
+              <w:right w:w="150" w:type="dxa"/>
+            </w:tcMar>
+          </w:tcPr>
+          <w:p>
+            <w:r>
+              <w:rPr>
+                <w:b/>
+                <w:color w:val="276749"/>
+                <w:sz w:val="19"/>
+              </w:rPr>
+              <w:t xml:space="preserve">💡 Speed Hack / Trick: </w:t>
+            </w:r>
+            <w:r>
+              <w:rPr>
+                <w:color w:val="2D3748"/>
+                <w:sz w:val="19"/>
+              </w:rPr>
+              <w:t>Cell constant G^* = (l / A) is an intrinsic geometric property of the conductivity cell and is strictly independent of the electrolyte filled.</w:t>
             </w:r>
           </w:p>
         </w:tc>
@@ -488,6 +1617,187 @@
           <w:b/>
           <w:sz w:val="18"/>
         </w:rPr>
+        <w:t xml:space="preserve">[2025 Shift] Q#2 (MCQ): </w:t>
+      </w:r>
+      <w:r>
+        <w:rPr>
+          <w:sz w:val="18"/>
+        </w:rPr>
+        <w:t xml:space="preserve">"The electronic conductance depends on..."  </w:t>
+      </w:r>
+      <w:r>
+        <w:rPr>
+          <w:b/>
+          <w:color w:val="2B6CB0"/>
+          <w:sz w:val="18"/>
+        </w:rPr>
+        <w:t>[Ans: N/A]</w:t>
+      </w:r>
+    </w:p>
+    <w:p>
+      <w:pPr>
+        <w:pStyle w:val="ListBullet"/>
+        <w:spacing w:after="40"/>
+      </w:pPr>
+      <w:r>
+        <w:rPr>
+          <w:b/>
+          <w:sz w:val="18"/>
+        </w:rPr>
+        <w:t xml:space="preserve">[2023 Shift] Q#4 (MCQ): </w:t>
+      </w:r>
+      <w:r>
+        <w:rPr>
+          <w:sz w:val="18"/>
+        </w:rPr>
+        <w:t xml:space="preserve">"The resistance of 0.1M weak acid HA in a conductivity cell is 2 × 10^3Ohm . The cell constant of the cell is 0.78Cm^-1 and ..."  </w:t>
+      </w:r>
+      <w:r>
+        <w:rPr>
+          <w:b/>
+          <w:color w:val="2B6CB0"/>
+          <w:sz w:val="18"/>
+        </w:rPr>
+        <w:t>[Ans: N/A]</w:t>
+      </w:r>
+    </w:p>
+    <w:p>
+      <w:pPr>
+        <w:spacing w:after="120"/>
+      </w:pPr>
+    </w:p>
+    <w:p>
+      <w:pPr>
+        <w:pStyle w:val="Heading2"/>
+      </w:pPr>
+      <w:r>
+        <w:rPr>
+          <w:color w:val="2B6CB0"/>
+          <w:sz w:val="24"/>
+        </w:rPr>
+        <w:t>3.4 Commercial Batteries, Fuel Cells &amp; Corrosion (High Yield — 9 PYQs)</w:t>
+      </w:r>
+    </w:p>
+    <w:p>
+      <w:r>
+        <w:rPr>
+          <w:b/>
+          <w:sz w:val="20"/>
+        </w:rPr>
+        <w:t xml:space="preserve">Core Principle: </w:t>
+      </w:r>
+      <w:r>
+        <w:rPr>
+          <w:sz w:val="20"/>
+        </w:rPr>
+        <w:t>Primary cells (dry cell, mercury cell), secondary lead-acid batteries (charge/discharge cycles), H_2-O_2 fuel cells (thermodynamic efficiency η = (Δ G / Δ H)), and electrochemical corrosion prevention.</w:t>
+      </w:r>
+    </w:p>
+    <w:tbl>
+      <w:tblPr>
+        <w:tblW w:type="auto" w:w="0"/>
+        <w:jc w:val="center"/>
+        <w:tblLook w:firstColumn="1" w:firstRow="1" w:lastColumn="0" w:lastRow="0" w:noHBand="0" w:noVBand="1" w:val="04A0"/>
+      </w:tblPr>
+      <w:tblGrid>
+        <w:gridCol w:w="10080"/>
+      </w:tblGrid>
+      <w:tr>
+        <w:tc>
+          <w:tcPr>
+            <w:tcW w:type="dxa" w:w="10080"/>
+            <w:shd w:fill="FFF5F5"/>
+            <w:tcMar>
+              <w:top w:w="100" w:type="dxa"/>
+              <w:bottom w:w="100" w:type="dxa"/>
+              <w:left w:w="150" w:type="dxa"/>
+              <w:right w:w="150" w:type="dxa"/>
+            </w:tcMar>
+          </w:tcPr>
+          <w:p>
+            <w:r>
+              <w:rPr>
+                <w:b/>
+                <w:color w:val="C53030"/>
+                <w:sz w:val="19"/>
+              </w:rPr>
+              <w:t xml:space="preserve">⚠️ Common Trap / JEE Pitfall: </w:t>
+            </w:r>
+            <w:r>
+              <w:rPr>
+                <w:color w:val="2D3748"/>
+                <w:sz w:val="19"/>
+              </w:rPr>
+              <w:t>In a lead storage battery, the density of H_2SO_4 decreases during discharge because sulfuric acid is consumed and water is produced.</w:t>
+            </w:r>
+          </w:p>
+        </w:tc>
+      </w:tr>
+    </w:tbl>
+    <w:tbl>
+      <w:tblPr>
+        <w:tblW w:type="auto" w:w="0"/>
+        <w:jc w:val="center"/>
+        <w:tblLook w:firstColumn="1" w:firstRow="1" w:lastColumn="0" w:lastRow="0" w:noHBand="0" w:noVBand="1" w:val="04A0"/>
+      </w:tblPr>
+      <w:tblGrid>
+        <w:gridCol w:w="10080"/>
+      </w:tblGrid>
+      <w:tr>
+        <w:tc>
+          <w:tcPr>
+            <w:tcW w:type="dxa" w:w="10080"/>
+            <w:shd w:fill="F0FFF4"/>
+            <w:tcMar>
+              <w:top w:w="100" w:type="dxa"/>
+              <w:bottom w:w="100" w:type="dxa"/>
+              <w:left w:w="150" w:type="dxa"/>
+              <w:right w:w="150" w:type="dxa"/>
+            </w:tcMar>
+          </w:tcPr>
+          <w:p>
+            <w:r>
+              <w:rPr>
+                <w:b/>
+                <w:color w:val="276749"/>
+                <w:sz w:val="19"/>
+              </w:rPr>
+              <w:t xml:space="preserve">💡 Speed Hack / Trick: </w:t>
+            </w:r>
+            <w:r>
+              <w:rPr>
+                <w:color w:val="2D3748"/>
+                <w:sz w:val="19"/>
+              </w:rPr>
+              <w:t>In galvanic cells: Anode is negative, Cathode is positive (An Ox, Red Cat). In electrolytic cells: Anode is positive, Cathode is negative.</w:t>
+            </w:r>
+          </w:p>
+        </w:tc>
+      </w:tr>
+    </w:tbl>
+    <w:p>
+      <w:pPr>
+        <w:spacing w:before="120" w:after="40"/>
+      </w:pPr>
+      <w:r>
+        <w:rPr>
+          <w:b/>
+          <w:color w:val="1A365D"/>
+          <w:sz w:val="19"/>
+        </w:rPr>
+        <w:t>Source PYQs testing this concept:</w:t>
+      </w:r>
+    </w:p>
+    <w:p>
+      <w:pPr>
+        <w:pStyle w:val="ListBullet"/>
+        <w:spacing w:after="40"/>
+      </w:pPr>
+      <w:r>
+        <w:rPr>
+          <w:b/>
+          <w:sz w:val="18"/>
+        </w:rPr>
         <w:t xml:space="preserve">[2026 Shift] Q#2 (MCQ): </w:t>
       </w:r>
       <w:r>
@@ -515,6 +1825,395 @@
           <w:b/>
           <w:sz w:val="18"/>
         </w:rPr>
+        <w:t xml:space="preserve">[2026 Shift] Q#4 (MCQ): </w:t>
+      </w:r>
+      <w:r>
+        <w:rPr>
+          <w:sz w:val="18"/>
+        </w:rPr>
+        <w:t xml:space="preserve">"During the electrolysis of acidified water, 16 g of O_(2) gas is formed at anode. The volume of H_(2) gas liberated at c..."  </w:t>
+      </w:r>
+      <w:r>
+        <w:rPr>
+          <w:b/>
+          <w:color w:val="2B6CB0"/>
+          <w:sz w:val="18"/>
+        </w:rPr>
+        <w:t>[Ans: A]</w:t>
+      </w:r>
+    </w:p>
+    <w:p>
+      <w:pPr>
+        <w:pStyle w:val="ListBullet"/>
+        <w:spacing w:after="40"/>
+      </w:pPr>
+      <w:r>
+        <w:rPr>
+          <w:b/>
+          <w:sz w:val="18"/>
+        </w:rPr>
+        <w:t xml:space="preserve">[2025 Shift] Q#1 (MCQ): </w:t>
+      </w:r>
+      <w:r>
+        <w:rPr>
+          <w:sz w:val="18"/>
+        </w:rPr>
+        <w:t xml:space="preserve">"The correct statement/s about Galvanic cell is/are (a) Current flows from cathode to anode (b) Anode is positive terminal (c) If $E_{\text{c..."  </w:t>
+      </w:r>
+      <w:r>
+        <w:rPr>
+          <w:b/>
+          <w:color w:val="2B6CB0"/>
+          <w:sz w:val="18"/>
+        </w:rPr>
+        <w:t>[Ans: N/A]</w:t>
+      </w:r>
+    </w:p>
+    <w:p>
+      <w:pPr>
+        <w:spacing w:after="120"/>
+      </w:pPr>
+    </w:p>
+    <w:p>
+      <w:pPr>
+        <w:pStyle w:val="Heading2"/>
+      </w:pPr>
+      <w:r>
+        <w:rPr>
+          <w:color w:val="2B6CB0"/>
+          <w:sz w:val="24"/>
+        </w:rPr>
+        <w:t>3.5 Electrode Potential &amp; Delta G Relation (High Yield — 8 PYQs)</w:t>
+      </w:r>
+    </w:p>
+    <w:p>
+      <w:r>
+        <w:rPr>
+          <w:b/>
+          <w:sz w:val="20"/>
+        </w:rPr>
+        <w:t xml:space="preserve">Core Principle: </w:t>
+      </w:r>
+      <w:r>
+        <w:rPr>
+          <w:sz w:val="20"/>
+        </w:rPr>
+        <w:t>Relationship between standard reduction potentials and Gibbs free energy: Δ G° = -nFE°. When combining half-reactions, always add extensive Δ G values, never add intensive E° potentials directly!</w:t>
+      </w:r>
+    </w:p>
+    <w:tbl>
+      <w:tblPr>
+        <w:tblW w:type="auto" w:w="0"/>
+        <w:jc w:val="center"/>
+        <w:tblLook w:firstColumn="1" w:firstRow="1" w:lastColumn="0" w:lastRow="0" w:noHBand="0" w:noVBand="1" w:val="04A0"/>
+      </w:tblPr>
+      <w:tblGrid>
+        <w:gridCol w:w="10080"/>
+      </w:tblGrid>
+      <w:tr>
+        <w:tc>
+          <w:tcPr>
+            <w:tcW w:type="dxa" w:w="10080"/>
+            <w:shd w:fill="FFF5F5"/>
+            <w:tcMar>
+              <w:top w:w="100" w:type="dxa"/>
+              <w:bottom w:w="100" w:type="dxa"/>
+              <w:left w:w="150" w:type="dxa"/>
+              <w:right w:w="150" w:type="dxa"/>
+            </w:tcMar>
+          </w:tcPr>
+          <w:p>
+            <w:r>
+              <w:rPr>
+                <w:b/>
+                <w:color w:val="C53030"/>
+                <w:sz w:val="19"/>
+              </w:rPr>
+              <w:t xml:space="preserve">⚠️ Common Trap / JEE Pitfall: </w:t>
+            </w:r>
+            <w:r>
+              <w:rPr>
+                <w:color w:val="2D3748"/>
+                <w:sz w:val="19"/>
+              </w:rPr>
+              <w:t>Directly adding E° potentials of two half-cells to obtain E° of a composite couple (e.g. Fe^3+ \to Fe from Fe^3+ \to Fe^2+ and Fe^2+ \to Fe). You MUST weight by electron transfer count: n_3 E_3° = n_1 E_1° + n_2 E_2°!</w:t>
+            </w:r>
+          </w:p>
+        </w:tc>
+      </w:tr>
+    </w:tbl>
+    <w:tbl>
+      <w:tblPr>
+        <w:tblW w:type="auto" w:w="0"/>
+        <w:jc w:val="center"/>
+        <w:tblLook w:firstColumn="1" w:firstRow="1" w:lastColumn="0" w:lastRow="0" w:noHBand="0" w:noVBand="1" w:val="04A0"/>
+      </w:tblPr>
+      <w:tblGrid>
+        <w:gridCol w:w="10080"/>
+      </w:tblGrid>
+      <w:tr>
+        <w:tc>
+          <w:tcPr>
+            <w:tcW w:type="dxa" w:w="10080"/>
+            <w:shd w:fill="F0FFF4"/>
+            <w:tcMar>
+              <w:top w:w="100" w:type="dxa"/>
+              <w:bottom w:w="100" w:type="dxa"/>
+              <w:left w:w="150" w:type="dxa"/>
+              <w:right w:w="150" w:type="dxa"/>
+            </w:tcMar>
+          </w:tcPr>
+          <w:p>
+            <w:r>
+              <w:rPr>
+                <w:b/>
+                <w:color w:val="276749"/>
+                <w:sz w:val="19"/>
+              </w:rPr>
+              <w:t xml:space="preserve">💡 Speed Hack / Trick: </w:t>
+            </w:r>
+            <w:r>
+              <w:rPr>
+                <w:color w:val="2D3748"/>
+                <w:sz w:val="19"/>
+              </w:rPr>
+              <w:t>Always write Δ G = -nFE before combining half-reactions. A more positive standard reduction potential E° denotes a stronger oxidizing agent (more readily reduced).</w:t>
+            </w:r>
+          </w:p>
+        </w:tc>
+      </w:tr>
+    </w:tbl>
+    <w:p>
+      <w:pPr>
+        <w:spacing w:before="120" w:after="40"/>
+      </w:pPr>
+      <w:r>
+        <w:rPr>
+          <w:b/>
+          <w:color w:val="1A365D"/>
+          <w:sz w:val="19"/>
+        </w:rPr>
+        <w:t>Source PYQs testing this concept:</w:t>
+      </w:r>
+    </w:p>
+    <w:p>
+      <w:pPr>
+        <w:pStyle w:val="ListBullet"/>
+        <w:spacing w:after="40"/>
+      </w:pPr>
+      <w:r>
+        <w:rPr>
+          <w:b/>
+          <w:sz w:val="18"/>
+        </w:rPr>
+        <w:t xml:space="preserve">[2023 Shift] Q#2 (MCQ): </w:t>
+      </w:r>
+      <w:r>
+        <w:rPr>
+          <w:sz w:val="18"/>
+        </w:rPr>
+        <w:t xml:space="preserve">"Consider the following 4 electrodes $\begin{aligned} &amp; A:Ag^{+}(0.0001M)/Ag(s); \\ &amp; B:Ag^{+}(0.1M)/Ag(s); \\ &amp; C:Ag^{+}(0.01M)/Ag(s); \\ &amp; ..."  </w:t>
+      </w:r>
+      <w:r>
+        <w:rPr>
+          <w:b/>
+          <w:color w:val="2B6CB0"/>
+          <w:sz w:val="18"/>
+        </w:rPr>
+        <w:t>[Ans: N/A]</w:t>
+      </w:r>
+    </w:p>
+    <w:p>
+      <w:pPr>
+        <w:pStyle w:val="ListBullet"/>
+        <w:spacing w:after="40"/>
+      </w:pPr>
+      <w:r>
+        <w:rPr>
+          <w:b/>
+          <w:sz w:val="18"/>
+        </w:rPr>
+        <w:t xml:space="preserve">[2022 Shift] Q#1 (MCQ): </w:t>
+      </w:r>
+      <w:r>
+        <w:rPr>
+          <w:sz w:val="18"/>
+        </w:rPr>
+        <w:t xml:space="preserve">"For spontaneity of a cell, which is correct?..."  </w:t>
+      </w:r>
+      <w:r>
+        <w:rPr>
+          <w:b/>
+          <w:color w:val="2B6CB0"/>
+          <w:sz w:val="18"/>
+        </w:rPr>
+        <w:t>[Ans: N/A]</w:t>
+      </w:r>
+    </w:p>
+    <w:p>
+      <w:pPr>
+        <w:pStyle w:val="ListBullet"/>
+        <w:spacing w:after="40"/>
+      </w:pPr>
+      <w:r>
+        <w:rPr>
+          <w:b/>
+          <w:sz w:val="18"/>
+        </w:rPr>
+        <w:t xml:space="preserve">[2021 Shift] Q#3 (MCQ): </w:t>
+      </w:r>
+      <w:r>
+        <w:rPr>
+          <w:sz w:val="18"/>
+        </w:rPr>
+        <w:t xml:space="preserve">"Consider the following electrodes $\begin{aligned} &amp; P=Zn^{2+}(0.0001M)/Zn,Q=Zn^{2+}(0.1M)/Zn \\ &amp; R=Zn^{2+}(0.01M)/Zn,S=Zn^{2+}(0.001M)/Zn ..."  </w:t>
+      </w:r>
+      <w:r>
+        <w:rPr>
+          <w:b/>
+          <w:color w:val="2B6CB0"/>
+          <w:sz w:val="18"/>
+        </w:rPr>
+        <w:t>[Ans: N/A]</w:t>
+      </w:r>
+    </w:p>
+    <w:p>
+      <w:pPr>
+        <w:spacing w:after="120"/>
+      </w:pPr>
+    </w:p>
+    <w:p>
+      <w:pPr>
+        <w:pStyle w:val="Heading2"/>
+      </w:pPr>
+      <w:r>
+        <w:rPr>
+          <w:color w:val="2B6CB0"/>
+          <w:sz w:val="24"/>
+        </w:rPr>
+        <w:t>3.6 Kohlrausch's Law &amp; Weak Electrolyte Dissociation (Moderate Yield — 5 PYQs)</w:t>
+      </w:r>
+    </w:p>
+    <w:p>
+      <w:r>
+        <w:rPr>
+          <w:b/>
+          <w:sz w:val="20"/>
+        </w:rPr>
+        <w:t xml:space="preserve">Core Principle: </w:t>
+      </w:r>
+      <w:r>
+        <w:rPr>
+          <w:sz w:val="20"/>
+        </w:rPr>
+        <w:t>Independent migration of ions at infinite dilution: Λ_m° = ν_+ λ_+° + ν_- λ_-°. Degree of dissociation α = (Λ_m / Λ_m°), and Ostwald's dilution law K_a = (cα^2 / 1 - α).</w:t>
+      </w:r>
+    </w:p>
+    <w:tbl>
+      <w:tblPr>
+        <w:tblW w:type="auto" w:w="0"/>
+        <w:jc w:val="center"/>
+        <w:tblLook w:firstColumn="1" w:firstRow="1" w:lastColumn="0" w:lastRow="0" w:noHBand="0" w:noVBand="1" w:val="04A0"/>
+      </w:tblPr>
+      <w:tblGrid>
+        <w:gridCol w:w="10080"/>
+      </w:tblGrid>
+      <w:tr>
+        <w:tc>
+          <w:tcPr>
+            <w:tcW w:type="dxa" w:w="10080"/>
+            <w:shd w:fill="FFF5F5"/>
+            <w:tcMar>
+              <w:top w:w="100" w:type="dxa"/>
+              <w:bottom w:w="100" w:type="dxa"/>
+              <w:left w:w="150" w:type="dxa"/>
+              <w:right w:w="150" w:type="dxa"/>
+            </w:tcMar>
+          </w:tcPr>
+          <w:p>
+            <w:r>
+              <w:rPr>
+                <w:b/>
+                <w:color w:val="C53030"/>
+                <w:sz w:val="19"/>
+              </w:rPr>
+              <w:t xml:space="preserve">⚠️ Common Trap / JEE Pitfall: </w:t>
+            </w:r>
+            <w:r>
+              <w:rPr>
+                <w:color w:val="2D3748"/>
+                <w:sz w:val="19"/>
+              </w:rPr>
+              <w:t>1. Forgetting to multiply ionic conductances by stoichiometric coefficients (e.g., for Al_2(SO_4)_3 \implies 2λ°(Al^3+) + 3λ°(SO_4^2-)). 2. For weak electrolytes, if α \not\ll 1, do not approximate 1 - α ≈ 1.</w:t>
+            </w:r>
+          </w:p>
+        </w:tc>
+      </w:tr>
+    </w:tbl>
+    <w:tbl>
+      <w:tblPr>
+        <w:tblW w:type="auto" w:w="0"/>
+        <w:jc w:val="center"/>
+        <w:tblLook w:firstColumn="1" w:firstRow="1" w:lastColumn="0" w:lastRow="0" w:noHBand="0" w:noVBand="1" w:val="04A0"/>
+      </w:tblPr>
+      <w:tblGrid>
+        <w:gridCol w:w="10080"/>
+      </w:tblGrid>
+      <w:tr>
+        <w:tc>
+          <w:tcPr>
+            <w:tcW w:type="dxa" w:w="10080"/>
+            <w:shd w:fill="F0FFF4"/>
+            <w:tcMar>
+              <w:top w:w="100" w:type="dxa"/>
+              <w:bottom w:w="100" w:type="dxa"/>
+              <w:left w:w="150" w:type="dxa"/>
+              <w:right w:w="150" w:type="dxa"/>
+            </w:tcMar>
+          </w:tcPr>
+          <w:p>
+            <w:r>
+              <w:rPr>
+                <w:b/>
+                <w:color w:val="276749"/>
+                <w:sz w:val="19"/>
+              </w:rPr>
+              <w:t xml:space="preserve">💡 Speed Hack / Trick: </w:t>
+            </w:r>
+            <w:r>
+              <w:rPr>
+                <w:color w:val="2D3748"/>
+                <w:sz w:val="19"/>
+              </w:rPr>
+              <w:t>Λ_m° for weak electrolytes like CH_3COOH can be obtained using strong electrolytes: Λ_m°(CH_3COOH) = Λ_m°(CH_3COONa) + Λ_m°(HCl) - Λ_m°(NaCl).</w:t>
+            </w:r>
+          </w:p>
+        </w:tc>
+      </w:tr>
+    </w:tbl>
+    <w:p>
+      <w:pPr>
+        <w:spacing w:before="120" w:after="40"/>
+      </w:pPr>
+      <w:r>
+        <w:rPr>
+          <w:b/>
+          <w:color w:val="1A365D"/>
+          <w:sz w:val="19"/>
+        </w:rPr>
+        <w:t>Source PYQs testing this concept:</w:t>
+      </w:r>
+    </w:p>
+    <w:p>
+      <w:pPr>
+        <w:pStyle w:val="ListBullet"/>
+        <w:spacing w:after="40"/>
+      </w:pPr>
+      <w:r>
+        <w:rPr>
+          <w:b/>
+          <w:sz w:val="18"/>
+        </w:rPr>
         <w:t xml:space="preserve">[2026 Shift] Q#3 (MCQ): </w:t>
       </w:r>
       <w:r>
@@ -522,6 +2221,60 @@
           <w:sz w:val="18"/>
         </w:rPr>
         <w:t xml:space="preserve">"Λ_(m(NH_4)OH)^0 is equal to ____..."  </w:t>
+      </w:r>
+      <w:r>
+        <w:rPr>
+          <w:b/>
+          <w:color w:val="2B6CB0"/>
+          <w:sz w:val="18"/>
+        </w:rPr>
+        <w:t>[Ans: N/A]</w:t>
+      </w:r>
+    </w:p>
+    <w:p>
+      <w:pPr>
+        <w:pStyle w:val="ListBullet"/>
+        <w:spacing w:after="40"/>
+      </w:pPr>
+      <w:r>
+        <w:rPr>
+          <w:b/>
+          <w:sz w:val="18"/>
+        </w:rPr>
+        <w:t xml:space="preserve">[2024 Shift] Q#3 (MCQ): </w:t>
+      </w:r>
+      <w:r>
+        <w:rPr>
+          <w:sz w:val="18"/>
+        </w:rPr>
+        <w:t xml:space="preserve">"The value of ' A ' in the equation λ_(m)=λ_(m)°-A√(C) is same for the pair..."  </w:t>
+      </w:r>
+      <w:r>
+        <w:rPr>
+          <w:b/>
+          <w:color w:val="2B6CB0"/>
+          <w:sz w:val="18"/>
+        </w:rPr>
+        <w:t>[Ans: N/A]</w:t>
+      </w:r>
+    </w:p>
+    <w:p>
+      <w:pPr>
+        <w:pStyle w:val="ListBullet"/>
+        <w:spacing w:after="40"/>
+      </w:pPr>
+      <w:r>
+        <w:rPr>
+          <w:b/>
+          <w:sz w:val="18"/>
+        </w:rPr>
+        <w:t xml:space="preserve">[2021 Shift] Q#1 (MCQ): </w:t>
+      </w:r>
+      <w:r>
+        <w:rPr>
+          <w:sz w:val="18"/>
+        </w:rPr>
+        <w:t xml:space="preserve">"H_(2)(g)+2AgCl(s) ⇌ 2Ag(s)+2HCl(aq) E_(cell)° at 25°C for the cell is 0.22V . The equilibrium ..."  </w:t>
       </w:r>
       <w:r>
         <w:rPr>
@@ -662,6 +2415,492 @@
               <w:t>Solution Analysis:</w:t>
               <w:br/>
               <w:t>Conductivity is related to conductance and cell constant by κ=G × G^∗ where G=(1 / R) So, κ=(1 / R) × G^∗ This gives G^∗=κ × R Given, κ=0.021Ohm^-1cm^-1 and R=60Ω So, G^∗=0.021 × 60 G^∗=1.26cm^-1 So, the correct option is 1.26cm^-1 Option B.</w:t>
+            </w:r>
+          </w:p>
+        </w:tc>
+      </w:tr>
+    </w:tbl>
+    <w:p>
+      <w:pPr>
+        <w:spacing w:after="120"/>
+      </w:pPr>
+    </w:p>
+    <w:p>
+      <w:pPr>
+        <w:spacing w:before="160" w:after="40"/>
+      </w:pPr>
+      <w:r>
+        <w:rPr>
+          <w:b/>
+          <w:color w:val="1A365D"/>
+          <w:sz w:val="22"/>
+        </w:rPr>
+        <w:t>Benchmark Problem 2: KCET 2026 (Q#2)</w:t>
+      </w:r>
+    </w:p>
+    <w:p>
+      <w:pPr>
+        <w:spacing w:after="80"/>
+      </w:pPr>
+      <w:r>
+        <w:rPr>
+          <w:sz w:val="20"/>
+        </w:rPr>
+        <w:t>Given below are the half-cell reactions: Mn^2++2e^- → Mn(E^0=-1.18V) 2(Mn^3++e^- → Mn^2+)(E^0=+1.51V) The E_(cell)^0 for 3Mn^2+ → Mn+2Mn^3+ will be _____________.</w:t>
+      </w:r>
+    </w:p>
+    <w:p>
+      <w:pPr>
+        <w:pStyle w:val="ListBullet"/>
+        <w:spacing w:after="20"/>
+      </w:pPr>
+      <w:r>
+        <w:rPr>
+          <w:sz w:val="19"/>
+        </w:rPr>
+        <w:t>(A) -2.69 V, the reaction will not occur (Non-Spontaneous)</w:t>
+      </w:r>
+    </w:p>
+    <w:p>
+      <w:pPr>
+        <w:pStyle w:val="ListBullet"/>
+        <w:spacing w:after="20"/>
+      </w:pPr>
+      <w:r>
+        <w:rPr>
+          <w:sz w:val="19"/>
+        </w:rPr>
+        <w:t>(B) -2.69 V, the reaction will occur (Spontaneous)</w:t>
+      </w:r>
+    </w:p>
+    <w:p>
+      <w:pPr>
+        <w:pStyle w:val="ListBullet"/>
+        <w:spacing w:after="20"/>
+      </w:pPr>
+      <w:r>
+        <w:rPr>
+          <w:sz w:val="19"/>
+        </w:rPr>
+        <w:t>(C) -0.33 V, the reaction will not occur (Non-Spontaneous)</w:t>
+      </w:r>
+    </w:p>
+    <w:p>
+      <w:pPr>
+        <w:pStyle w:val="ListBullet"/>
+        <w:spacing w:after="20"/>
+      </w:pPr>
+      <w:r>
+        <w:rPr>
+          <w:sz w:val="19"/>
+        </w:rPr>
+        <w:t>(D) -0.33 V, the reaction will occur (Spontaneous)</w:t>
+      </w:r>
+    </w:p>
+    <w:tbl>
+      <w:tblPr>
+        <w:tblW w:type="auto" w:w="0"/>
+        <w:jc w:val="center"/>
+        <w:tblLook w:firstColumn="1" w:firstRow="1" w:lastColumn="0" w:lastRow="0" w:noHBand="0" w:noVBand="1" w:val="04A0"/>
+      </w:tblPr>
+      <w:tblGrid>
+        <w:gridCol w:w="10080"/>
+      </w:tblGrid>
+      <w:tr>
+        <w:tc>
+          <w:tcPr>
+            <w:tcW w:type="dxa" w:w="10080"/>
+            <w:shd w:fill="F7FAFC"/>
+            <w:tcMar>
+              <w:top w:w="100" w:type="dxa"/>
+              <w:bottom w:w="100" w:type="dxa"/>
+              <w:left w:w="150" w:type="dxa"/>
+              <w:right w:w="150" w:type="dxa"/>
+            </w:tcMar>
+          </w:tcPr>
+          <w:p>
+            <w:r>
+              <w:rPr>
+                <w:b/>
+                <w:color w:val="1A365D"/>
+                <w:sz w:val="19"/>
+              </w:rPr>
+              <w:t>Correct Answer: None</w:t>
+              <w:br/>
+            </w:r>
+            <w:r>
+              <w:rPr>
+                <w:color w:val="2D3748"/>
+                <w:sz w:val="18"/>
+              </w:rPr>
+              <w:t>Solution Analysis:</w:t>
+              <w:br/>
+              <w:t>For the reaction 3Mn^2+ → Mn+2Mn^3+ one part of Mn^2+ is getting reduced to Mn : Mn^2++2e^- → MnE^0=-1.18V So this acts as the cathode reaction. The other part of Mn^2+ is getting oxidised to Mn^3+ : 2Mn^2+ → 2Mn^3++2e^- This is the reverse of 2(Mn^3++e^- → Mn^2+)E^0=+1.51V So the oxidation potential will be E_(ox)^0=-1.51V Now, E_(cell)^0=E_(cathode)^0+E_(anode oxidation)^0 E_(cell)^0=(-1.18)+(-1.51) E_(cell)^0=-2.69V Since E_(cell)^0 is negative, the reaction is non-spontaneous. So the correct option is: Option A:-2.69V, the reaction will not occur (Non-Spontaneous)</w:t>
+            </w:r>
+          </w:p>
+        </w:tc>
+      </w:tr>
+    </w:tbl>
+    <w:p>
+      <w:pPr>
+        <w:spacing w:after="120"/>
+      </w:pPr>
+    </w:p>
+    <w:p>
+      <w:pPr>
+        <w:spacing w:before="160" w:after="40"/>
+      </w:pPr>
+      <w:r>
+        <w:rPr>
+          <w:b/>
+          <w:color w:val="1A365D"/>
+          <w:sz w:val="22"/>
+        </w:rPr>
+        <w:t>Benchmark Problem 3: KCET 2026 (Q#3)</w:t>
+      </w:r>
+    </w:p>
+    <w:p>
+      <w:pPr>
+        <w:spacing w:after="80"/>
+      </w:pPr>
+      <w:r>
+        <w:rPr>
+          <w:sz w:val="20"/>
+        </w:rPr>
+        <w:t>Λ_(m(NH_4)OH)^0 is equal to ____</w:t>
+      </w:r>
+    </w:p>
+    <w:p>
+      <w:pPr>
+        <w:pStyle w:val="ListBullet"/>
+        <w:spacing w:after="20"/>
+      </w:pPr>
+      <w:r>
+        <w:rPr>
+          <w:sz w:val="19"/>
+        </w:rPr>
+        <w:t>(A) Λ_(m(NH_4)OH)^0+Λ_(m(NH_4)Cl)^0-Λ_(m(HCl))^0</w:t>
+      </w:r>
+    </w:p>
+    <w:p>
+      <w:pPr>
+        <w:pStyle w:val="ListBullet"/>
+        <w:spacing w:after="20"/>
+      </w:pPr>
+      <w:r>
+        <w:rPr>
+          <w:sz w:val="19"/>
+        </w:rPr>
+        <w:t>(B) Λ_(m(NH_4)Cl)^0+Λ_(m(NaOH))^0-Λ_(m(NaCl))^0</w:t>
+      </w:r>
+    </w:p>
+    <w:p>
+      <w:pPr>
+        <w:pStyle w:val="ListBullet"/>
+        <w:spacing w:after="20"/>
+      </w:pPr>
+      <w:r>
+        <w:rPr>
+          <w:sz w:val="19"/>
+        </w:rPr>
+        <w:t>(C) Λ_(m(NH_4)Cl)^0+Λ_(m(NaCl))^0-Λ_(m(NaOH))^0</w:t>
+      </w:r>
+    </w:p>
+    <w:p>
+      <w:pPr>
+        <w:pStyle w:val="ListBullet"/>
+        <w:spacing w:after="20"/>
+      </w:pPr>
+      <w:r>
+        <w:rPr>
+          <w:sz w:val="19"/>
+        </w:rPr>
+        <w:t>(D) Λ_(m(NaOH))^0+Λ_(m(NaCl))^0-Λ_(m(NH_4)Cl)^0</w:t>
+      </w:r>
+    </w:p>
+    <w:tbl>
+      <w:tblPr>
+        <w:tblW w:type="auto" w:w="0"/>
+        <w:jc w:val="center"/>
+        <w:tblLook w:firstColumn="1" w:firstRow="1" w:lastColumn="0" w:lastRow="0" w:noHBand="0" w:noVBand="1" w:val="04A0"/>
+      </w:tblPr>
+      <w:tblGrid>
+        <w:gridCol w:w="10080"/>
+      </w:tblGrid>
+      <w:tr>
+        <w:tc>
+          <w:tcPr>
+            <w:tcW w:type="dxa" w:w="10080"/>
+            <w:shd w:fill="F7FAFC"/>
+            <w:tcMar>
+              <w:top w:w="100" w:type="dxa"/>
+              <w:bottom w:w="100" w:type="dxa"/>
+              <w:left w:w="150" w:type="dxa"/>
+              <w:right w:w="150" w:type="dxa"/>
+            </w:tcMar>
+          </w:tcPr>
+          <w:p>
+            <w:r>
+              <w:rPr>
+                <w:b/>
+                <w:color w:val="1A365D"/>
+                <w:sz w:val="19"/>
+              </w:rPr>
+              <w:t>Correct Answer: None</w:t>
+              <w:br/>
+            </w:r>
+            <w:r>
+              <w:rPr>
+                <w:color w:val="2D3748"/>
+                <w:sz w:val="18"/>
+              </w:rPr>
+              <w:t>Solution Analysis:</w:t>
+              <w:br/>
+              <w:t>For NH_(4)OH , Λ_(m(NH_4)OH)^0=λ_(NH_4)^+^0+λ_(OH^-)^0 Using Kohlrausch’s law, we combine strong electrolytes whose ions can give NH_(4)^+ and OH^- . Now, Λ_(m(NH_4)Cl)^0=λ_(NH_4)^+^0+λ_(Cl^-)^0 Λ_(m(NaOH))^0=λ_(Na^+)^0+λ_(OH^-)^0 Λ_(m(NaCl))^0=λ_(Na^+)^0+λ_(Cl^-)^0 So, Λ_(m(NH_4)Cl)^0+Λ_(m(NaOH))^0-Λ_(m(NaCl))^0 =(λ_(NH_4)^+^0+λ_(Cl^-)^0)+(λ_(Na^+)^0+λ_(OH^-)^0)-(λ_(Na^+)^0+λ_(Cl^-)^0) The λ_(Na^+)^0 and λ_(Cl^-)^0 terms cancel out. =λ_(NH_4)^+^0+λ_(OH^-)^0 =Λ_(m(NH_4)OH)^0 So the correct option is: Option B Λ_(m(NH_4)Cl)^0+Λ_(m(NaOH))^0-Λ_(m(NaCl))^0</w:t>
+            </w:r>
+          </w:p>
+        </w:tc>
+      </w:tr>
+    </w:tbl>
+    <w:p>
+      <w:pPr>
+        <w:spacing w:after="120"/>
+      </w:pPr>
+    </w:p>
+    <w:p>
+      <w:pPr>
+        <w:spacing w:before="160" w:after="40"/>
+      </w:pPr>
+      <w:r>
+        <w:rPr>
+          <w:b/>
+          <w:color w:val="1A365D"/>
+          <w:sz w:val="22"/>
+        </w:rPr>
+        <w:t>Benchmark Problem 4: KCET 2026 (Q#4)</w:t>
+      </w:r>
+    </w:p>
+    <w:p>
+      <w:pPr>
+        <w:spacing w:after="80"/>
+      </w:pPr>
+      <w:r>
+        <w:rPr>
+          <w:sz w:val="20"/>
+        </w:rPr>
+        <w:t>During the electrolysis of acidified water, 16 g of O_(2) gas is formed at anode. The volume of H_(2) gas liberated at cathode under STP conditions is</w:t>
+      </w:r>
+    </w:p>
+    <w:p>
+      <w:pPr>
+        <w:pStyle w:val="ListBullet"/>
+        <w:spacing w:after="20"/>
+      </w:pPr>
+      <w:r>
+        <w:rPr>
+          <w:b/>
+          <w:color w:val="276749"/>
+          <w:sz w:val="19"/>
+        </w:rPr>
+        <w:t>(A) 22.4 L</w:t>
+      </w:r>
+    </w:p>
+    <w:p>
+      <w:pPr>
+        <w:pStyle w:val="ListBullet"/>
+        <w:spacing w:after="20"/>
+      </w:pPr>
+      <w:r>
+        <w:rPr>
+          <w:sz w:val="19"/>
+        </w:rPr>
+        <w:t>(B) 11.2 L</w:t>
+      </w:r>
+    </w:p>
+    <w:p>
+      <w:pPr>
+        <w:pStyle w:val="ListBullet"/>
+        <w:spacing w:after="20"/>
+      </w:pPr>
+      <w:r>
+        <w:rPr>
+          <w:sz w:val="19"/>
+        </w:rPr>
+        <w:t>(C) 2.24 L</w:t>
+      </w:r>
+    </w:p>
+    <w:p>
+      <w:pPr>
+        <w:pStyle w:val="ListBullet"/>
+        <w:spacing w:after="20"/>
+      </w:pPr>
+      <w:r>
+        <w:rPr>
+          <w:sz w:val="19"/>
+        </w:rPr>
+        <w:t>(D) 1.12 L</w:t>
+      </w:r>
+    </w:p>
+    <w:tbl>
+      <w:tblPr>
+        <w:tblW w:type="auto" w:w="0"/>
+        <w:jc w:val="center"/>
+        <w:tblLook w:firstColumn="1" w:firstRow="1" w:lastColumn="0" w:lastRow="0" w:noHBand="0" w:noVBand="1" w:val="04A0"/>
+      </w:tblPr>
+      <w:tblGrid>
+        <w:gridCol w:w="10080"/>
+      </w:tblGrid>
+      <w:tr>
+        <w:tc>
+          <w:tcPr>
+            <w:tcW w:type="dxa" w:w="10080"/>
+            <w:shd w:fill="F7FAFC"/>
+            <w:tcMar>
+              <w:top w:w="100" w:type="dxa"/>
+              <w:bottom w:w="100" w:type="dxa"/>
+              <w:left w:w="150" w:type="dxa"/>
+              <w:right w:w="150" w:type="dxa"/>
+            </w:tcMar>
+          </w:tcPr>
+          <w:p>
+            <w:r>
+              <w:rPr>
+                <w:b/>
+                <w:color w:val="1A365D"/>
+                <w:sz w:val="19"/>
+              </w:rPr>
+              <w:t>Correct Answer: A</w:t>
+              <w:br/>
+            </w:r>
+            <w:r>
+              <w:rPr>
+                <w:color w:val="2D3748"/>
+                <w:sz w:val="18"/>
+              </w:rPr>
+              <w:t>Solution Analysis:</w:t>
+              <w:br/>
+              <w:t>During electrolysis of acidified water, hydrogen gas is formed at the cathode and oxygen gas is formed at the anode. The overall reaction is 2H_(2)O(l) → 2H_(2)(g)+O_(2)(g) From the equation, 1mole ofO_(2)gives2moles ofH_(2) Given mass of oxygen gas: 16g Molar mass of O_(2) is 32g mol^-1 So, moles of O_(2) formed: (16 / 32)=0.5mol Since hydrogen is formed in double the number of moles, moles ofH_(2)=2 × 0.5=1mol At STP, 1 mole of any gas occupies 22.4L So, volume of H_(2) gas liberated is 1 × 22.4=22.4L Hence, the correct option is Option A:22.4L</w:t>
+            </w:r>
+          </w:p>
+        </w:tc>
+      </w:tr>
+    </w:tbl>
+    <w:p>
+      <w:pPr>
+        <w:spacing w:after="120"/>
+      </w:pPr>
+    </w:p>
+    <w:p>
+      <w:pPr>
+        <w:spacing w:before="160" w:after="40"/>
+      </w:pPr>
+      <w:r>
+        <w:rPr>
+          <w:b/>
+          <w:color w:val="1A365D"/>
+          <w:sz w:val="22"/>
+        </w:rPr>
+        <w:t>Benchmark Problem 5: KCET 2019 (Q#2)</w:t>
+      </w:r>
+    </w:p>
+    <w:p>
+      <w:pPr>
+        <w:spacing w:after="80"/>
+      </w:pPr>
+      <w:r>
+        <w:rPr>
+          <w:sz w:val="20"/>
+        </w:rPr>
+        <w:t>An aqueous solution of CuSO_(4) is subjected to electrolysis using inert electrodes. The pH of the solution will</w:t>
+      </w:r>
+    </w:p>
+    <w:p>
+      <w:pPr>
+        <w:pStyle w:val="ListBullet"/>
+        <w:spacing w:after="20"/>
+      </w:pPr>
+      <w:r>
+        <w:rPr>
+          <w:sz w:val="19"/>
+        </w:rPr>
+        <w:t>(A) increase</w:t>
+      </w:r>
+    </w:p>
+    <w:p>
+      <w:pPr>
+        <w:pStyle w:val="ListBullet"/>
+        <w:spacing w:after="20"/>
+      </w:pPr>
+      <w:r>
+        <w:rPr>
+          <w:sz w:val="19"/>
+        </w:rPr>
+        <w:t>(B) remains unchanged</w:t>
+      </w:r>
+    </w:p>
+    <w:p>
+      <w:pPr>
+        <w:pStyle w:val="ListBullet"/>
+        <w:spacing w:after="20"/>
+      </w:pPr>
+      <w:r>
+        <w:rPr>
+          <w:sz w:val="19"/>
+        </w:rPr>
+        <w:t>(C) decrease</w:t>
+      </w:r>
+    </w:p>
+    <w:p>
+      <w:pPr>
+        <w:pStyle w:val="ListBullet"/>
+        <w:spacing w:after="20"/>
+      </w:pPr>
+      <w:r>
+        <w:rPr>
+          <w:sz w:val="19"/>
+        </w:rPr>
+        <w:t>(D) increase or decrease depending on the strength of the current</w:t>
+      </w:r>
+    </w:p>
+    <w:tbl>
+      <w:tblPr>
+        <w:tblW w:type="auto" w:w="0"/>
+        <w:jc w:val="center"/>
+        <w:tblLook w:firstColumn="1" w:firstRow="1" w:lastColumn="0" w:lastRow="0" w:noHBand="0" w:noVBand="1" w:val="04A0"/>
+      </w:tblPr>
+      <w:tblGrid>
+        <w:gridCol w:w="10080"/>
+      </w:tblGrid>
+      <w:tr>
+        <w:tc>
+          <w:tcPr>
+            <w:tcW w:type="dxa" w:w="10080"/>
+            <w:shd w:fill="F7FAFC"/>
+            <w:tcMar>
+              <w:top w:w="100" w:type="dxa"/>
+              <w:bottom w:w="100" w:type="dxa"/>
+              <w:left w:w="150" w:type="dxa"/>
+              <w:right w:w="150" w:type="dxa"/>
+            </w:tcMar>
+          </w:tcPr>
+          <w:p>
+            <w:r>
+              <w:rPr>
+                <w:b/>
+                <w:color w:val="1A365D"/>
+                <w:sz w:val="19"/>
+              </w:rPr>
+              <w:t>Correct Answer: None</w:t>
+              <w:br/>
+            </w:r>
+            <w:r>
+              <w:rPr>
+                <w:color w:val="2D3748"/>
+                <w:sz w:val="18"/>
+              </w:rPr>
+              <w:t>Solution Analysis:</w:t>
+              <w:br/>
+              <w:t>In aqueous solution of CuSO_(4) , the ions present in solution are Cu^2+,SO_(4)^2-,H^+ and OH° . Possible reaction that can occur are as follows At Cathode Cu^2+(aq)+2e^- → Cu(s),E_(Cu^2+Cu)°=+0.34V 2H_(2)O(l)+2e^- → H_(2)(g)+2bar(O)H(aq), E_(H_2)O/O_(2)°=-0.83V Due to high value of E_(Cu^2+/Cu^')^o Cu is released at cathode. At anode 2H_(2)O(l) → O_(2)(g)+4H^+(aq)+4e^-,E_(H_2)O/O_(2)°=-1.23V 2SO_(4)^2-(aq) → S_(2)O_(8)^2-+2e^-;E°_(SO_4)^2-/S_(2)O_(8)^2-=-2.01V Due to high value of E_(H_2)O/O_(2)°,O_(2) is liberated at anode. The aqueous solution of CuSO_(4) will become acidic (due to the presence of H^+ ions) after electrolysis. As a result, pH of the solution will decrease.</w:t>
             </w:r>
           </w:p>
         </w:tc>

--- a/data/exports/kcet-electrochemistry_revision_notes.docx
+++ b/data/exports/kcet-electrochemistry_revision_notes.docx
@@ -13,7 +13,7 @@
           <w:color w:val="1A365D"/>
           <w:sz w:val="44"/>
         </w:rPr>
-        <w:t>JEE MAIN REVISION MASTER: ELECTROCHEMISTRY 2026 4 QUESTIONS 6.67% WEIGHTAGE</w:t>
+        <w:t>JEE MAIN REVISION MASTER: ELECTROCHEMISTRY</w:t>
       </w:r>
     </w:p>
     <w:p>
@@ -189,7 +189,7 @@
                 <w:color w:val="2D3748"/>
                 <w:sz w:val="19"/>
               </w:rPr>
-              <w:t>Faraday's Laws of Electrolysis</w:t>
+              <w:t>Nernst Equation &amp; Cell Potential</w:t>
             </w:r>
           </w:p>
         </w:tc>
@@ -209,7 +209,7 @@
               <w:rPr>
                 <w:sz w:val="19"/>
               </w:rPr>
-              <w:t>13 PYQs</w:t>
+              <w:t>11 PYQs</w:t>
             </w:r>
           </w:p>
         </w:tc>
@@ -230,7 +230,7 @@
                 <w:color w:val="718096"/>
                 <w:sz w:val="19"/>
               </w:rPr>
-              <w:t>Quantitative Electrolysis</w:t>
+              <w:t>Core Formula</w:t>
             </w:r>
           </w:p>
         </w:tc>
@@ -276,7 +276,7 @@
                 <w:color w:val="2D3748"/>
                 <w:sz w:val="19"/>
               </w:rPr>
-              <w:t>Nernst Equation &amp; Cell Potential</w:t>
+              <w:t>Electrolytic Conductance &amp; Cell Constant</w:t>
             </w:r>
           </w:p>
         </w:tc>
@@ -317,7 +317,7 @@
                 <w:color w:val="718096"/>
                 <w:sz w:val="19"/>
               </w:rPr>
-              <w:t>Core Formula</w:t>
+              <w:t>Conductance</w:t>
             </w:r>
           </w:p>
         </w:tc>
@@ -363,7 +363,7 @@
                 <w:color w:val="2D3748"/>
                 <w:sz w:val="19"/>
               </w:rPr>
-              <w:t>Electrolytic Conductance &amp; Cell Constant</w:t>
+              <w:t>Faraday's Laws of Electrolysis</w:t>
             </w:r>
           </w:p>
         </w:tc>
@@ -404,181 +404,7 @@
                 <w:color w:val="718096"/>
                 <w:sz w:val="19"/>
               </w:rPr>
-              <w:t>Conductance</w:t>
-            </w:r>
-          </w:p>
-        </w:tc>
-      </w:tr>
-      <w:tr>
-        <w:tc>
-          <w:tcPr>
-            <w:tcW w:type="dxa" w:w="2160"/>
-            <w:shd w:fill="FFFFFF"/>
-            <w:tcMar>
-              <w:top w:w="80" w:type="dxa"/>
-              <w:bottom w:w="80" w:type="dxa"/>
-              <w:left w:w="150" w:type="dxa"/>
-              <w:right w:w="150" w:type="dxa"/>
-            </w:tcMar>
-          </w:tcPr>
-          <w:p>
-            <w:r>
-              <w:rPr>
-                <w:b/>
-                <w:color w:val="2B6CB0"/>
-                <w:sz w:val="19"/>
-              </w:rPr>
-              <w:t>High</w:t>
-            </w:r>
-          </w:p>
-        </w:tc>
-        <w:tc>
-          <w:tcPr>
-            <w:tcW w:type="dxa" w:w="4320"/>
-            <w:shd w:fill="FFFFFF"/>
-            <w:tcMar>
-              <w:top w:w="80" w:type="dxa"/>
-              <w:bottom w:w="80" w:type="dxa"/>
-              <w:left w:w="150" w:type="dxa"/>
-              <w:right w:w="150" w:type="dxa"/>
-            </w:tcMar>
-          </w:tcPr>
-          <w:p>
-            <w:r>
-              <w:rPr>
-                <w:b/>
-                <w:color w:val="2D3748"/>
-                <w:sz w:val="19"/>
-              </w:rPr>
-              <w:t>Commercial Batteries, Fuel Cells &amp; Corrosion</w:t>
-            </w:r>
-          </w:p>
-        </w:tc>
-        <w:tc>
-          <w:tcPr>
-            <w:tcW w:type="dxa" w:w="1728"/>
-            <w:shd w:fill="FFFFFF"/>
-            <w:tcMar>
-              <w:top w:w="80" w:type="dxa"/>
-              <w:bottom w:w="80" w:type="dxa"/>
-              <w:left w:w="150" w:type="dxa"/>
-              <w:right w:w="150" w:type="dxa"/>
-            </w:tcMar>
-          </w:tcPr>
-          <w:p>
-            <w:r>
-              <w:rPr>
-                <w:sz w:val="19"/>
-              </w:rPr>
-              <w:t>9 PYQs</w:t>
-            </w:r>
-          </w:p>
-        </w:tc>
-        <w:tc>
-          <w:tcPr>
-            <w:tcW w:type="dxa" w:w="1872"/>
-            <w:shd w:fill="FFFFFF"/>
-            <w:tcMar>
-              <w:top w:w="80" w:type="dxa"/>
-              <w:bottom w:w="80" w:type="dxa"/>
-              <w:left w:w="150" w:type="dxa"/>
-              <w:right w:w="150" w:type="dxa"/>
-            </w:tcMar>
-          </w:tcPr>
-          <w:p>
-            <w:r>
-              <w:rPr>
-                <w:color w:val="718096"/>
-                <w:sz w:val="19"/>
-              </w:rPr>
-              <w:t>Applied Electrochemistry</w:t>
-            </w:r>
-          </w:p>
-        </w:tc>
-      </w:tr>
-      <w:tr>
-        <w:tc>
-          <w:tcPr>
-            <w:tcW w:type="dxa" w:w="2160"/>
-            <w:shd w:fill="F7FAFC"/>
-            <w:tcMar>
-              <w:top w:w="80" w:type="dxa"/>
-              <w:bottom w:w="80" w:type="dxa"/>
-              <w:left w:w="150" w:type="dxa"/>
-              <w:right w:w="150" w:type="dxa"/>
-            </w:tcMar>
-          </w:tcPr>
-          <w:p>
-            <w:r>
-              <w:rPr>
-                <w:b/>
-                <w:color w:val="2B6CB0"/>
-                <w:sz w:val="19"/>
-              </w:rPr>
-              <w:t>High</w:t>
-            </w:r>
-          </w:p>
-        </w:tc>
-        <w:tc>
-          <w:tcPr>
-            <w:tcW w:type="dxa" w:w="4320"/>
-            <w:shd w:fill="F7FAFC"/>
-            <w:tcMar>
-              <w:top w:w="80" w:type="dxa"/>
-              <w:bottom w:w="80" w:type="dxa"/>
-              <w:left w:w="150" w:type="dxa"/>
-              <w:right w:w="150" w:type="dxa"/>
-            </w:tcMar>
-          </w:tcPr>
-          <w:p>
-            <w:r>
-              <w:rPr>
-                <w:b/>
-                <w:color w:val="2D3748"/>
-                <w:sz w:val="19"/>
-              </w:rPr>
-              <w:t>Electrode Potential &amp; Delta G Relation</w:t>
-            </w:r>
-          </w:p>
-        </w:tc>
-        <w:tc>
-          <w:tcPr>
-            <w:tcW w:type="dxa" w:w="1728"/>
-            <w:shd w:fill="F7FAFC"/>
-            <w:tcMar>
-              <w:top w:w="80" w:type="dxa"/>
-              <w:bottom w:w="80" w:type="dxa"/>
-              <w:left w:w="150" w:type="dxa"/>
-              <w:right w:w="150" w:type="dxa"/>
-            </w:tcMar>
-          </w:tcPr>
-          <w:p>
-            <w:r>
-              <w:rPr>
-                <w:sz w:val="19"/>
-              </w:rPr>
-              <w:t>8 PYQs</w:t>
-            </w:r>
-          </w:p>
-        </w:tc>
-        <w:tc>
-          <w:tcPr>
-            <w:tcW w:type="dxa" w:w="1872"/>
-            <w:shd w:fill="F7FAFC"/>
-            <w:tcMar>
-              <w:top w:w="80" w:type="dxa"/>
-              <w:bottom w:w="80" w:type="dxa"/>
-              <w:left w:w="150" w:type="dxa"/>
-              <w:right w:w="150" w:type="dxa"/>
-            </w:tcMar>
-          </w:tcPr>
-          <w:p>
-            <w:r>
-              <w:rPr>
-                <w:color w:val="718096"/>
-                <w:sz w:val="19"/>
-              </w:rPr>
-              <w:t>Thermodynamics</w:t>
+              <w:t>Quantitative Electrolysis</w:t>
             </w:r>
           </w:p>
         </w:tc>
@@ -624,7 +450,7 @@
                 <w:color w:val="2D3748"/>
                 <w:sz w:val="19"/>
               </w:rPr>
-              <w:t>Kohlrausch's Law &amp; Weak Electrolyte Dissociation</w:t>
+              <w:t>Electrode Potential &amp; Delta G Relation</w:t>
             </w:r>
           </w:p>
         </w:tc>
@@ -644,7 +470,7 @@
               <w:rPr>
                 <w:sz w:val="19"/>
               </w:rPr>
-              <w:t>5 PYQs</w:t>
+              <w:t>4 PYQs</w:t>
             </w:r>
           </w:p>
         </w:tc>
@@ -665,7 +491,181 @@
                 <w:color w:val="718096"/>
                 <w:sz w:val="19"/>
               </w:rPr>
+              <w:t>Thermodynamics</w:t>
+            </w:r>
+          </w:p>
+        </w:tc>
+      </w:tr>
+      <w:tr>
+        <w:tc>
+          <w:tcPr>
+            <w:tcW w:type="dxa" w:w="2160"/>
+            <w:shd w:fill="F7FAFC"/>
+            <w:tcMar>
+              <w:top w:w="80" w:type="dxa"/>
+              <w:bottom w:w="80" w:type="dxa"/>
+              <w:left w:w="150" w:type="dxa"/>
+              <w:right w:w="150" w:type="dxa"/>
+            </w:tcMar>
+          </w:tcPr>
+          <w:p>
+            <w:r>
+              <w:rPr>
+                <w:b/>
+                <w:color w:val="718096"/>
+                <w:sz w:val="19"/>
+              </w:rPr>
+              <w:t>Standard</w:t>
+            </w:r>
+          </w:p>
+        </w:tc>
+        <w:tc>
+          <w:tcPr>
+            <w:tcW w:type="dxa" w:w="4320"/>
+            <w:shd w:fill="F7FAFC"/>
+            <w:tcMar>
+              <w:top w:w="80" w:type="dxa"/>
+              <w:bottom w:w="80" w:type="dxa"/>
+              <w:left w:w="150" w:type="dxa"/>
+              <w:right w:w="150" w:type="dxa"/>
+            </w:tcMar>
+          </w:tcPr>
+          <w:p>
+            <w:r>
+              <w:rPr>
+                <w:b/>
+                <w:color w:val="2D3748"/>
+                <w:sz w:val="19"/>
+              </w:rPr>
+              <w:t>Kohlrausch's Law &amp; Weak Electrolyte Dissociation</w:t>
+            </w:r>
+          </w:p>
+        </w:tc>
+        <w:tc>
+          <w:tcPr>
+            <w:tcW w:type="dxa" w:w="1728"/>
+            <w:shd w:fill="F7FAFC"/>
+            <w:tcMar>
+              <w:top w:w="80" w:type="dxa"/>
+              <w:bottom w:w="80" w:type="dxa"/>
+              <w:left w:w="150" w:type="dxa"/>
+              <w:right w:w="150" w:type="dxa"/>
+            </w:tcMar>
+          </w:tcPr>
+          <w:p>
+            <w:r>
+              <w:rPr>
+                <w:sz w:val="19"/>
+              </w:rPr>
+              <w:t>2 PYQs</w:t>
+            </w:r>
+          </w:p>
+        </w:tc>
+        <w:tc>
+          <w:tcPr>
+            <w:tcW w:type="dxa" w:w="1872"/>
+            <w:shd w:fill="F7FAFC"/>
+            <w:tcMar>
+              <w:top w:w="80" w:type="dxa"/>
+              <w:bottom w:w="80" w:type="dxa"/>
+              <w:left w:w="150" w:type="dxa"/>
+              <w:right w:w="150" w:type="dxa"/>
+            </w:tcMar>
+          </w:tcPr>
+          <w:p>
+            <w:r>
+              <w:rPr>
+                <w:color w:val="718096"/>
+                <w:sz w:val="19"/>
+              </w:rPr>
               <w:t>Electrolyte Behavior</w:t>
+            </w:r>
+          </w:p>
+        </w:tc>
+      </w:tr>
+      <w:tr>
+        <w:tc>
+          <w:tcPr>
+            <w:tcW w:type="dxa" w:w="2160"/>
+            <w:shd w:fill="FFFFFF"/>
+            <w:tcMar>
+              <w:top w:w="80" w:type="dxa"/>
+              <w:bottom w:w="80" w:type="dxa"/>
+              <w:left w:w="150" w:type="dxa"/>
+              <w:right w:w="150" w:type="dxa"/>
+            </w:tcMar>
+          </w:tcPr>
+          <w:p>
+            <w:r>
+              <w:rPr>
+                <w:b/>
+                <w:color w:val="718096"/>
+                <w:sz w:val="19"/>
+              </w:rPr>
+              <w:t>Standard</w:t>
+            </w:r>
+          </w:p>
+        </w:tc>
+        <w:tc>
+          <w:tcPr>
+            <w:tcW w:type="dxa" w:w="4320"/>
+            <w:shd w:fill="FFFFFF"/>
+            <w:tcMar>
+              <w:top w:w="80" w:type="dxa"/>
+              <w:bottom w:w="80" w:type="dxa"/>
+              <w:left w:w="150" w:type="dxa"/>
+              <w:right w:w="150" w:type="dxa"/>
+            </w:tcMar>
+          </w:tcPr>
+          <w:p>
+            <w:r>
+              <w:rPr>
+                <w:b/>
+                <w:color w:val="2D3748"/>
+                <w:sz w:val="19"/>
+              </w:rPr>
+              <w:t>Commercial Batteries, Fuel Cells &amp; Corrosion</w:t>
+            </w:r>
+          </w:p>
+        </w:tc>
+        <w:tc>
+          <w:tcPr>
+            <w:tcW w:type="dxa" w:w="1728"/>
+            <w:shd w:fill="FFFFFF"/>
+            <w:tcMar>
+              <w:top w:w="80" w:type="dxa"/>
+              <w:bottom w:w="80" w:type="dxa"/>
+              <w:left w:w="150" w:type="dxa"/>
+              <w:right w:w="150" w:type="dxa"/>
+            </w:tcMar>
+          </w:tcPr>
+          <w:p>
+            <w:r>
+              <w:rPr>
+                <w:sz w:val="19"/>
+              </w:rPr>
+              <w:t>1 PYQs</w:t>
+            </w:r>
+          </w:p>
+        </w:tc>
+        <w:tc>
+          <w:tcPr>
+            <w:tcW w:type="dxa" w:w="1872"/>
+            <w:shd w:fill="FFFFFF"/>
+            <w:tcMar>
+              <w:top w:w="80" w:type="dxa"/>
+              <w:bottom w:w="80" w:type="dxa"/>
+              <w:left w:w="150" w:type="dxa"/>
+              <w:right w:w="150" w:type="dxa"/>
+            </w:tcMar>
+          </w:tcPr>
+          <w:p>
+            <w:r>
+              <w:rPr>
+                <w:color w:val="718096"/>
+                <w:sz w:val="19"/>
+              </w:rPr>
+              <w:t>Applied Electrochemistry</w:t>
             </w:r>
           </w:p>
         </w:tc>
@@ -765,6 +765,98 @@
                 <w:color w:val="1A365D"/>
                 <w:sz w:val="19"/>
               </w:rPr>
+              <w:t>Nernst Equation &amp; Cell Potential</w:t>
+            </w:r>
+          </w:p>
+        </w:tc>
+        <w:tc>
+          <w:tcPr>
+            <w:tcW w:type="dxa" w:w="6480"/>
+            <w:shd w:fill="F7FAFC"/>
+            <w:tcMar>
+              <w:top w:w="100" w:type="dxa"/>
+              <w:bottom w:w="100" w:type="dxa"/>
+              <w:left w:w="150" w:type="dxa"/>
+              <w:right w:w="150" w:type="dxa"/>
+            </w:tcMar>
+          </w:tcPr>
+          <w:p>
+            <w:r>
+              <w:rPr>
+                <w:rFonts w:ascii="Cambria Math" w:hAnsi="Cambria Math"/>
+                <w:color w:val="2D3748"/>
+                <w:sz w:val="19"/>
+              </w:rPr>
+              <w:t>E_{\text{cell}} = E^{\circ}_{\text{cell}} - \frac{0.0591}{n} \log_{10} Q, \quad \Delta G^{\circ} = -n F E^{\circ}_{\text{cell}} = -2.303 RT \log_{10} K</w:t>
+            </w:r>
+          </w:p>
+        </w:tc>
+      </w:tr>
+      <w:tr>
+        <w:tc>
+          <w:tcPr>
+            <w:tcW w:type="dxa" w:w="3600"/>
+            <w:shd w:fill="FFFFFF"/>
+            <w:tcMar>
+              <w:top w:w="100" w:type="dxa"/>
+              <w:bottom w:w="100" w:type="dxa"/>
+              <w:left w:w="150" w:type="dxa"/>
+              <w:right w:w="150" w:type="dxa"/>
+            </w:tcMar>
+          </w:tcPr>
+          <w:p>
+            <w:r>
+              <w:rPr>
+                <w:b/>
+                <w:color w:val="1A365D"/>
+                <w:sz w:val="19"/>
+              </w:rPr>
+              <w:t>Electrolytic Conductance &amp; Cell Constant</w:t>
+            </w:r>
+          </w:p>
+        </w:tc>
+        <w:tc>
+          <w:tcPr>
+            <w:tcW w:type="dxa" w:w="6480"/>
+            <w:shd w:fill="FFFFFF"/>
+            <w:tcMar>
+              <w:top w:w="100" w:type="dxa"/>
+              <w:bottom w:w="100" w:type="dxa"/>
+              <w:left w:w="150" w:type="dxa"/>
+              <w:right w:w="150" w:type="dxa"/>
+            </w:tcMar>
+          </w:tcPr>
+          <w:p>
+            <w:r>
+              <w:rPr>
+                <w:rFonts w:ascii="Cambria Math" w:hAnsi="Cambria Math"/>
+                <w:color w:val="2D3748"/>
+                <w:sz w:val="19"/>
+              </w:rPr>
+              <w:t>\kappa = \frac{1}{R} \left(\frac{l}{A}\right) = G \cdot G^*, \quad \Lambda_m = \frac{1000 \cdot \kappa}{M} \quad (\kappa \text{ in S cm}^{-1})</w:t>
+            </w:r>
+          </w:p>
+        </w:tc>
+      </w:tr>
+      <w:tr>
+        <w:tc>
+          <w:tcPr>
+            <w:tcW w:type="dxa" w:w="3600"/>
+            <w:shd w:fill="F7FAFC"/>
+            <w:tcMar>
+              <w:top w:w="100" w:type="dxa"/>
+              <w:bottom w:w="100" w:type="dxa"/>
+              <w:left w:w="150" w:type="dxa"/>
+              <w:right w:w="150" w:type="dxa"/>
+            </w:tcMar>
+          </w:tcPr>
+          <w:p>
+            <w:r>
+              <w:rPr>
+                <w:b/>
+                <w:color w:val="1A365D"/>
+                <w:sz w:val="19"/>
+              </w:rPr>
               <w:t>Faraday's Laws of Electrolysis</w:t>
             </w:r>
           </w:p>
@@ -811,7 +903,7 @@
                 <w:color w:val="1A365D"/>
                 <w:sz w:val="19"/>
               </w:rPr>
-              <w:t>Nernst Equation &amp; Cell Potential</w:t>
+              <w:t>Electrode Potential &amp; Delta G Relation</w:t>
             </w:r>
           </w:p>
         </w:tc>
@@ -833,7 +925,7 @@
                 <w:color w:val="2D3748"/>
                 <w:sz w:val="19"/>
               </w:rPr>
-              <w:t>E_{\text{cell}} = E^{\circ}_{\text{cell}} - \frac{0.0591}{n} \log_{10} Q, \quad \Delta G^{\circ} = -n F E^{\circ}_{\text{cell}} = -2.303 RT \log_{10} K</w:t>
+              <w:t>\Delta G = -nFE, \quad \Delta G^{\circ}_3 = \Delta G^{\circ}_1 + \Delta G^{\circ}_2 \implies n_3 E^{\circ}_3 = n_1 E^{\circ}_1 + n_2 E^{\circ}_2</w:t>
             </w:r>
           </w:p>
         </w:tc>
@@ -857,7 +949,7 @@
                 <w:color w:val="1A365D"/>
                 <w:sz w:val="19"/>
               </w:rPr>
-              <w:t>Electrolytic Conductance &amp; Cell Constant</w:t>
+              <w:t>Kohlrausch's Law &amp; Weak Electrolyte Dissociation</w:t>
             </w:r>
           </w:p>
         </w:tc>
@@ -879,7 +971,7 @@
                 <w:color w:val="2D3748"/>
                 <w:sz w:val="19"/>
               </w:rPr>
-              <w:t>\kappa = \frac{1}{R} \left(\frac{l}{A}\right) = G \cdot G^*, \quad \Lambda_m = \frac{1000 \cdot \kappa}{M} \quad (\kappa \text{ in S cm}^{-1})</w:t>
+              <w:t>\Lambda_m^{\circ} = \nu_+ \lambda_+^{\circ} + \nu_- \lambda_-^{\circ}, \quad \alpha = \frac{\Lambda_m}{\Lambda_m^{\circ}}, \quad K_a = \frac{c \alpha^2}{1 - \alpha}</w:t>
             </w:r>
           </w:p>
         </w:tc>
@@ -930,98 +1022,6 @@
           </w:p>
         </w:tc>
       </w:tr>
-      <w:tr>
-        <w:tc>
-          <w:tcPr>
-            <w:tcW w:type="dxa" w:w="3600"/>
-            <w:shd w:fill="F7FAFC"/>
-            <w:tcMar>
-              <w:top w:w="100" w:type="dxa"/>
-              <w:bottom w:w="100" w:type="dxa"/>
-              <w:left w:w="150" w:type="dxa"/>
-              <w:right w:w="150" w:type="dxa"/>
-            </w:tcMar>
-          </w:tcPr>
-          <w:p>
-            <w:r>
-              <w:rPr>
-                <w:b/>
-                <w:color w:val="1A365D"/>
-                <w:sz w:val="19"/>
-              </w:rPr>
-              <w:t>Electrode Potential &amp; Delta G Relation</w:t>
-            </w:r>
-          </w:p>
-        </w:tc>
-        <w:tc>
-          <w:tcPr>
-            <w:tcW w:type="dxa" w:w="6480"/>
-            <w:shd w:fill="F7FAFC"/>
-            <w:tcMar>
-              <w:top w:w="100" w:type="dxa"/>
-              <w:bottom w:w="100" w:type="dxa"/>
-              <w:left w:w="150" w:type="dxa"/>
-              <w:right w:w="150" w:type="dxa"/>
-            </w:tcMar>
-          </w:tcPr>
-          <w:p>
-            <w:r>
-              <w:rPr>
-                <w:rFonts w:ascii="Cambria Math" w:hAnsi="Cambria Math"/>
-                <w:color w:val="2D3748"/>
-                <w:sz w:val="19"/>
-              </w:rPr>
-              <w:t>\Delta G = -nFE, \quad \Delta G^{\circ}_3 = \Delta G^{\circ}_1 + \Delta G^{\circ}_2 \implies n_3 E^{\circ}_3 = n_1 E^{\circ}_1 + n_2 E^{\circ}_2</w:t>
-            </w:r>
-          </w:p>
-        </w:tc>
-      </w:tr>
-      <w:tr>
-        <w:tc>
-          <w:tcPr>
-            <w:tcW w:type="dxa" w:w="3600"/>
-            <w:shd w:fill="FFFFFF"/>
-            <w:tcMar>
-              <w:top w:w="100" w:type="dxa"/>
-              <w:bottom w:w="100" w:type="dxa"/>
-              <w:left w:w="150" w:type="dxa"/>
-              <w:right w:w="150" w:type="dxa"/>
-            </w:tcMar>
-          </w:tcPr>
-          <w:p>
-            <w:r>
-              <w:rPr>
-                <w:b/>
-                <w:color w:val="1A365D"/>
-                <w:sz w:val="19"/>
-              </w:rPr>
-              <w:t>Kohlrausch's Law &amp; Weak Electrolyte Dissociation</w:t>
-            </w:r>
-          </w:p>
-        </w:tc>
-        <w:tc>
-          <w:tcPr>
-            <w:tcW w:type="dxa" w:w="6480"/>
-            <w:shd w:fill="FFFFFF"/>
-            <w:tcMar>
-              <w:top w:w="100" w:type="dxa"/>
-              <w:bottom w:w="100" w:type="dxa"/>
-              <w:left w:w="150" w:type="dxa"/>
-              <w:right w:w="150" w:type="dxa"/>
-            </w:tcMar>
-          </w:tcPr>
-          <w:p>
-            <w:r>
-              <w:rPr>
-                <w:rFonts w:ascii="Cambria Math" w:hAnsi="Cambria Math"/>
-                <w:color w:val="2D3748"/>
-                <w:sz w:val="19"/>
-              </w:rPr>
-              <w:t>\Lambda_m^{\circ} = \nu_+ \lambda_+^{\circ} + \nu_- \lambda_-^{\circ}, \quad \alpha = \frac{\Lambda_m}{\Lambda_m^{\circ}}, \quad K_a = \frac{c \alpha^2}{1 - \alpha}</w:t>
-            </w:r>
-          </w:p>
-        </w:tc>
-      </w:tr>
     </w:tbl>
     <w:p>
       <w:pPr>
@@ -1049,217 +1049,7 @@
           <w:color w:val="2B6CB0"/>
           <w:sz w:val="24"/>
         </w:rPr>
-        <w:t>3.1 Faraday's Laws of Electrolysis (High Yield — 13 PYQs)</w:t>
-      </w:r>
-    </w:p>
-    <w:p>
-      <w:r>
-        <w:rPr>
-          <w:b/>
-          <w:sz w:val="20"/>
-        </w:rPr>
-        <w:t xml:space="preserve">Core Principle: </w:t>
-      </w:r>
-      <w:r>
-        <w:rPr>
-          <w:sz w:val="20"/>
-        </w:rPr>
-        <w:t>First and second laws of quantitative electrolysis: Mass deposited w = Z I t = (M · I · t / n F). Total charge passed Q = I t = n_e F.</w:t>
-      </w:r>
-    </w:p>
-    <w:tbl>
-      <w:tblPr>
-        <w:tblW w:type="auto" w:w="0"/>
-        <w:jc w:val="center"/>
-        <w:tblLook w:firstColumn="1" w:firstRow="1" w:lastColumn="0" w:lastRow="0" w:noHBand="0" w:noVBand="1" w:val="04A0"/>
-      </w:tblPr>
-      <w:tblGrid>
-        <w:gridCol w:w="10080"/>
-      </w:tblGrid>
-      <w:tr>
-        <w:tc>
-          <w:tcPr>
-            <w:tcW w:type="dxa" w:w="10080"/>
-            <w:shd w:fill="FFF5F5"/>
-            <w:tcMar>
-              <w:top w:w="100" w:type="dxa"/>
-              <w:bottom w:w="100" w:type="dxa"/>
-              <w:left w:w="150" w:type="dxa"/>
-              <w:right w:w="150" w:type="dxa"/>
-            </w:tcMar>
-          </w:tcPr>
-          <w:p>
-            <w:r>
-              <w:rPr>
-                <w:b/>
-                <w:color w:val="C53030"/>
-                <w:sz w:val="19"/>
-              </w:rPr>
-              <w:t xml:space="preserve">⚠️ Common Trap / JEE Pitfall: </w:t>
-            </w:r>
-            <w:r>
-              <w:rPr>
-                <w:color w:val="2D3748"/>
-                <w:sz w:val="19"/>
-              </w:rPr>
-              <w:t>1. Using an incorrect n-factor (electrons transferred per molecule). E.g. for O_2 from H_2O, n = 4; for H_2, n = 2. 2. Time t must strictly be substituted in seconds (s).</w:t>
-            </w:r>
-          </w:p>
-        </w:tc>
-      </w:tr>
-    </w:tbl>
-    <w:tbl>
-      <w:tblPr>
-        <w:tblW w:type="auto" w:w="0"/>
-        <w:jc w:val="center"/>
-        <w:tblLook w:firstColumn="1" w:firstRow="1" w:lastColumn="0" w:lastRow="0" w:noHBand="0" w:noVBand="1" w:val="04A0"/>
-      </w:tblPr>
-      <w:tblGrid>
-        <w:gridCol w:w="10080"/>
-      </w:tblGrid>
-      <w:tr>
-        <w:tc>
-          <w:tcPr>
-            <w:tcW w:type="dxa" w:w="10080"/>
-            <w:shd w:fill="F0FFF4"/>
-            <w:tcMar>
-              <w:top w:w="100" w:type="dxa"/>
-              <w:bottom w:w="100" w:type="dxa"/>
-              <w:left w:w="150" w:type="dxa"/>
-              <w:right w:w="150" w:type="dxa"/>
-            </w:tcMar>
-          </w:tcPr>
-          <w:p>
-            <w:r>
-              <w:rPr>
-                <w:b/>
-                <w:color w:val="276749"/>
-                <w:sz w:val="19"/>
-              </w:rPr>
-              <w:t xml:space="preserve">💡 Speed Hack / Trick: </w:t>
-            </w:r>
-            <w:r>
-              <w:rPr>
-                <w:color w:val="2D3748"/>
-                <w:sz w:val="19"/>
-              </w:rPr>
-              <w:t>Gas volume at STP: Moles × 22.4 L. For electroplating, Volume = Area × Thickness and Mass = Density × Volume.</w:t>
-            </w:r>
-          </w:p>
-        </w:tc>
-      </w:tr>
-    </w:tbl>
-    <w:p>
-      <w:pPr>
-        <w:spacing w:before="120" w:after="40"/>
-      </w:pPr>
-      <w:r>
-        <w:rPr>
-          <w:b/>
-          <w:color w:val="1A365D"/>
-          <w:sz w:val="19"/>
-        </w:rPr>
-        <w:t>Source PYQs testing this concept:</w:t>
-      </w:r>
-    </w:p>
-    <w:p>
-      <w:pPr>
-        <w:pStyle w:val="ListBullet"/>
-        <w:spacing w:after="40"/>
-      </w:pPr>
-      <w:r>
-        <w:rPr>
-          <w:b/>
-          <w:sz w:val="18"/>
-        </w:rPr>
-        <w:t xml:space="preserve">[2026 Shift] Q#4 (MCQ): </w:t>
-      </w:r>
-      <w:r>
-        <w:rPr>
-          <w:sz w:val="18"/>
-        </w:rPr>
-        <w:t xml:space="preserve">"During the electrolysis of acidified water, 16 g of O_(2) gas is formed at anode. The volume of H_(2) gas liberated at c..."  </w:t>
-      </w:r>
-      <w:r>
-        <w:rPr>
-          <w:b/>
-          <w:color w:val="2B6CB0"/>
-          <w:sz w:val="18"/>
-        </w:rPr>
-        <w:t>[Ans: A]</w:t>
-      </w:r>
-    </w:p>
-    <w:p>
-      <w:pPr>
-        <w:pStyle w:val="ListBullet"/>
-        <w:spacing w:after="40"/>
-      </w:pPr>
-      <w:r>
-        <w:rPr>
-          <w:b/>
-          <w:sz w:val="18"/>
-        </w:rPr>
-        <w:t xml:space="preserve">[2025 Shift] Q#1 (MCQ): </w:t>
-      </w:r>
-      <w:r>
-        <w:rPr>
-          <w:sz w:val="18"/>
-        </w:rPr>
-        <w:t xml:space="preserve">"The correct statement/s about Galvanic cell is/are (a) Current flows from cathode to anode (b) Anode is positive terminal (c) If $E_{\text{c..."  </w:t>
-      </w:r>
-      <w:r>
-        <w:rPr>
-          <w:b/>
-          <w:color w:val="2B6CB0"/>
-          <w:sz w:val="18"/>
-        </w:rPr>
-        <w:t>[Ans: N/A]</w:t>
-      </w:r>
-    </w:p>
-    <w:p>
-      <w:pPr>
-        <w:pStyle w:val="ListBullet"/>
-        <w:spacing w:after="40"/>
-      </w:pPr>
-      <w:r>
-        <w:rPr>
-          <w:b/>
-          <w:sz w:val="18"/>
-        </w:rPr>
-        <w:t xml:space="preserve">[2025 Shift] Q#4 (MCQ): </w:t>
-      </w:r>
-      <w:r>
-        <w:rPr>
-          <w:sz w:val="18"/>
-        </w:rPr>
-        <w:t xml:space="preserve">"Match the following select the correct option for the quantity of electricity, in Cmol^-1 required to </w:t>
-        <w:br/>
-        <w:t xml:space="preserve">deposit various metals at cathode..."  </w:t>
-      </w:r>
-      <w:r>
-        <w:rPr>
-          <w:b/>
-          <w:color w:val="2B6CB0"/>
-          <w:sz w:val="18"/>
-        </w:rPr>
-        <w:t>[Ans: N/A]</w:t>
-      </w:r>
-    </w:p>
-    <w:p>
-      <w:pPr>
-        <w:spacing w:after="120"/>
-      </w:pPr>
-    </w:p>
-    <w:p>
-      <w:pPr>
-        <w:pStyle w:val="Heading2"/>
-      </w:pPr>
-      <w:r>
-        <w:rPr>
-          <w:color w:val="2B6CB0"/>
-          <w:sz w:val="24"/>
-        </w:rPr>
-        <w:t>3.2 Nernst Equation &amp; Cell Potential (High Yield — 9 PYQs)</w:t>
+        <w:t>3.1 Nernst Equation &amp; Cell Potential (High Yield — 11 PYQs)</w:t>
       </w:r>
     </w:p>
     <w:p>
@@ -1467,7 +1257,7 @@
           <w:color w:val="2B6CB0"/>
           <w:sz w:val="24"/>
         </w:rPr>
-        <w:t>3.3 Electrolytic Conductance &amp; Cell Constant (High Yield — 9 PYQs)</w:t>
+        <w:t>3.2 Electrolytic Conductance &amp; Cell Constant (High Yield — 9 PYQs)</w:t>
       </w:r>
     </w:p>
     <w:p>
@@ -1675,7 +1465,7 @@
           <w:color w:val="2B6CB0"/>
           <w:sz w:val="24"/>
         </w:rPr>
-        <w:t>3.4 Commercial Batteries, Fuel Cells &amp; Corrosion (High Yield — 9 PYQs)</w:t>
+        <w:t>3.3 Faraday's Laws of Electrolysis (High Yield — 9 PYQs)</w:t>
       </w:r>
     </w:p>
     <w:p>
@@ -1690,7 +1480,7 @@
         <w:rPr>
           <w:sz w:val="20"/>
         </w:rPr>
-        <w:t>Primary cells (dry cell, mercury cell), secondary lead-acid batteries (charge/discharge cycles), H_2-O_2 fuel cells (thermodynamic efficiency η = (Δ G / Δ H)), and electrochemical corrosion prevention.</w:t>
+        <w:t>First and second laws of quantitative electrolysis: Mass deposited w = Z I t = (M · I · t / n F). Total charge passed Q = I t = n_e F.</w:t>
       </w:r>
     </w:p>
     <w:tbl>
@@ -1728,7 +1518,7 @@
                 <w:color w:val="2D3748"/>
                 <w:sz w:val="19"/>
               </w:rPr>
-              <w:t>In a lead storage battery, the density of H_2SO_4 decreases during discharge because sulfuric acid is consumed and water is produced.</w:t>
+              <w:t>1. Using an incorrect n-factor (electrons transferred per molecule). E.g. for O_2 from H_2O, n = 4; for H_2, n = 2. 2. Time t must strictly be substituted in seconds (s).</w:t>
             </w:r>
           </w:p>
         </w:tc>
@@ -1769,7 +1559,7 @@
                 <w:color w:val="2D3748"/>
                 <w:sz w:val="19"/>
               </w:rPr>
-              <w:t>In galvanic cells: Anode is negative, Cathode is positive (An Ox, Red Cat). In electrolytic cells: Anode is positive, Cathode is negative.</w:t>
+              <w:t>Gas volume at STP: Moles × 22.4 L. For electroplating, Volume = Area × Thickness and Mass = Density × Volume.</w:t>
             </w:r>
           </w:p>
         </w:tc>
@@ -1786,33 +1576,6 @@
           <w:sz w:val="19"/>
         </w:rPr>
         <w:t>Source PYQs testing this concept:</w:t>
-      </w:r>
-    </w:p>
-    <w:p>
-      <w:pPr>
-        <w:pStyle w:val="ListBullet"/>
-        <w:spacing w:after="40"/>
-      </w:pPr>
-      <w:r>
-        <w:rPr>
-          <w:b/>
-          <w:sz w:val="18"/>
-        </w:rPr>
-        <w:t xml:space="preserve">[2026 Shift] Q#2 (MCQ): </w:t>
-      </w:r>
-      <w:r>
-        <w:rPr>
-          <w:sz w:val="18"/>
-        </w:rPr>
-        <w:t xml:space="preserve">"Given below are the half-cell reactions: Mn^2++2e^- → Mn(E^0=-1.18V) $2(\text{Mn}^{3+}+e^{-} \rightar..."  </w:t>
-      </w:r>
-      <w:r>
-        <w:rPr>
-          <w:b/>
-          <w:color w:val="2B6CB0"/>
-          <w:sz w:val="18"/>
-        </w:rPr>
-        <w:t>[Ans: N/A]</w:t>
       </w:r>
     </w:p>
     <w:p>
@@ -1852,13 +1615,42 @@
           <w:b/>
           <w:sz w:val="18"/>
         </w:rPr>
-        <w:t xml:space="preserve">[2025 Shift] Q#1 (MCQ): </w:t>
+        <w:t xml:space="preserve">[2025 Shift] Q#4 (MCQ): </w:t>
       </w:r>
       <w:r>
         <w:rPr>
           <w:sz w:val="18"/>
         </w:rPr>
-        <w:t xml:space="preserve">"The correct statement/s about Galvanic cell is/are (a) Current flows from cathode to anode (b) Anode is positive terminal (c) If $E_{\text{c..."  </w:t>
+        <w:t xml:space="preserve">"Match the following select the correct option for the quantity of electricity, in Cmol^-1 required to </w:t>
+        <w:br/>
+        <w:t xml:space="preserve">deposit various metals at cathode..."  </w:t>
+      </w:r>
+      <w:r>
+        <w:rPr>
+          <w:b/>
+          <w:color w:val="2B6CB0"/>
+          <w:sz w:val="18"/>
+        </w:rPr>
+        <w:t>[Ans: N/A]</w:t>
+      </w:r>
+    </w:p>
+    <w:p>
+      <w:pPr>
+        <w:pStyle w:val="ListBullet"/>
+        <w:spacing w:after="40"/>
+      </w:pPr>
+      <w:r>
+        <w:rPr>
+          <w:b/>
+          <w:sz w:val="18"/>
+        </w:rPr>
+        <w:t xml:space="preserve">[2024 Shift] Q#1 (MCQ): </w:t>
+      </w:r>
+      <w:r>
+        <w:rPr>
+          <w:sz w:val="18"/>
+        </w:rPr>
+        <w:t xml:space="preserve">"How many coulombs are required to oxidise 0.1 mole of H_(2)O to oxygen?..."  </w:t>
       </w:r>
       <w:r>
         <w:rPr>
@@ -1883,7 +1675,7 @@
           <w:color w:val="2B6CB0"/>
           <w:sz w:val="24"/>
         </w:rPr>
-        <w:t>3.5 Electrode Potential &amp; Delta G Relation (High Yield — 8 PYQs)</w:t>
+        <w:t>3.4 Electrode Potential &amp; Delta G Relation (Moderate Yield — 4 PYQs)</w:t>
       </w:r>
     </w:p>
     <w:p>
@@ -2006,33 +1798,6 @@
           <w:b/>
           <w:sz w:val="18"/>
         </w:rPr>
-        <w:t xml:space="preserve">[2023 Shift] Q#2 (MCQ): </w:t>
-      </w:r>
-      <w:r>
-        <w:rPr>
-          <w:sz w:val="18"/>
-        </w:rPr>
-        <w:t xml:space="preserve">"Consider the following 4 electrodes $\begin{aligned} &amp; A:Ag^{+}(0.0001M)/Ag(s); \\ &amp; B:Ag^{+}(0.1M)/Ag(s); \\ &amp; C:Ag^{+}(0.01M)/Ag(s); \\ &amp; ..."  </w:t>
-      </w:r>
-      <w:r>
-        <w:rPr>
-          <w:b/>
-          <w:color w:val="2B6CB0"/>
-          <w:sz w:val="18"/>
-        </w:rPr>
-        <w:t>[Ans: N/A]</w:t>
-      </w:r>
-    </w:p>
-    <w:p>
-      <w:pPr>
-        <w:pStyle w:val="ListBullet"/>
-        <w:spacing w:after="40"/>
-      </w:pPr>
-      <w:r>
-        <w:rPr>
-          <w:b/>
-          <w:sz w:val="18"/>
-        </w:rPr>
         <w:t xml:space="preserve">[2022 Shift] Q#1 (MCQ): </w:t>
       </w:r>
       <w:r>
@@ -2060,13 +1825,40 @@
           <w:b/>
           <w:sz w:val="18"/>
         </w:rPr>
-        <w:t xml:space="preserve">[2021 Shift] Q#3 (MCQ): </w:t>
+        <w:t xml:space="preserve">[2020 Shift] Q#3 (MCQ): </w:t>
       </w:r>
       <w:r>
         <w:rPr>
           <w:sz w:val="18"/>
         </w:rPr>
-        <w:t xml:space="preserve">"Consider the following electrodes $\begin{aligned} &amp; P=Zn^{2+}(0.0001M)/Zn,Q=Zn^{2+}(0.1M)/Zn \\ &amp; R=Zn^{2+}(0.01M)/Zn,S=Zn^{2+}(0.001M)/Zn ..."  </w:t>
+        <w:t xml:space="preserve">"Given E_(Fe^3+/Fe^2+)^o=+0.76V and E_(I_2)/I^-^0=+0.55V . The equilibrium constant for the reaction taking place in galvanic..."  </w:t>
+      </w:r>
+      <w:r>
+        <w:rPr>
+          <w:b/>
+          <w:color w:val="2B6CB0"/>
+          <w:sz w:val="18"/>
+        </w:rPr>
+        <w:t>[Ans: N/A]</w:t>
+      </w:r>
+    </w:p>
+    <w:p>
+      <w:pPr>
+        <w:pStyle w:val="ListBullet"/>
+        <w:spacing w:after="40"/>
+      </w:pPr>
+      <w:r>
+        <w:rPr>
+          <w:b/>
+          <w:sz w:val="18"/>
+        </w:rPr>
+        <w:t xml:space="preserve">[2019 Shift] Q#3 (MCQ): </w:t>
+      </w:r>
+      <w:r>
+        <w:rPr>
+          <w:sz w:val="18"/>
+        </w:rPr>
+        <w:t xml:space="preserve">"Give E_(Mn^+7|Mn^+2)^0=1.5V and E_(Mn^+4|Mn^+2)^0=1.2V , then E_(Mn^+7|Mn^+4)^0 is..."  </w:t>
       </w:r>
       <w:r>
         <w:rPr>
@@ -2091,7 +1883,7 @@
           <w:color w:val="2B6CB0"/>
           <w:sz w:val="24"/>
         </w:rPr>
-        <w:t>3.6 Kohlrausch's Law &amp; Weak Electrolyte Dissociation (Moderate Yield — 5 PYQs)</w:t>
+        <w:t>3.5 Kohlrausch's Law &amp; Weak Electrolyte Dissociation (Standard Yield — 2 PYQs)</w:t>
       </w:r>
     </w:p>
     <w:p>
@@ -2241,13 +2033,13 @@
           <w:b/>
           <w:sz w:val="18"/>
         </w:rPr>
-        <w:t xml:space="preserve">[2024 Shift] Q#3 (MCQ): </w:t>
+        <w:t xml:space="preserve">[2019 Shift] Q#4 (MCQ): </w:t>
       </w:r>
       <w:r>
         <w:rPr>
           <w:sz w:val="18"/>
         </w:rPr>
-        <w:t xml:space="preserve">"The value of ' A ' in the equation λ_(m)=λ_(m)°-A√(C) is same for the pair..."  </w:t>
+        <w:t xml:space="preserve">"Addition of excess of AgNO_(3) to an aqueous solution of 1 mole of PdCl_(2) · 4NH_(3) gives 2 moles of AgCl . The conductivity of ..."  </w:t>
       </w:r>
       <w:r>
         <w:rPr>
@@ -2260,6 +2052,133 @@
     </w:p>
     <w:p>
       <w:pPr>
+        <w:spacing w:after="120"/>
+      </w:pPr>
+    </w:p>
+    <w:p>
+      <w:pPr>
+        <w:pStyle w:val="Heading2"/>
+      </w:pPr>
+      <w:r>
+        <w:rPr>
+          <w:color w:val="2B6CB0"/>
+          <w:sz w:val="24"/>
+        </w:rPr>
+        <w:t>3.6 Commercial Batteries, Fuel Cells &amp; Corrosion (Standard Yield — 1 PYQs)</w:t>
+      </w:r>
+    </w:p>
+    <w:p>
+      <w:r>
+        <w:rPr>
+          <w:b/>
+          <w:sz w:val="20"/>
+        </w:rPr>
+        <w:t xml:space="preserve">Core Principle: </w:t>
+      </w:r>
+      <w:r>
+        <w:rPr>
+          <w:sz w:val="20"/>
+        </w:rPr>
+        <w:t>Primary cells (dry cell, mercury cell), secondary lead-acid batteries (charge/discharge cycles), H_2-O_2 fuel cells (thermodynamic efficiency η = (Δ G / Δ H)), and electrochemical corrosion prevention.</w:t>
+      </w:r>
+    </w:p>
+    <w:tbl>
+      <w:tblPr>
+        <w:tblW w:type="auto" w:w="0"/>
+        <w:jc w:val="center"/>
+        <w:tblLook w:firstColumn="1" w:firstRow="1" w:lastColumn="0" w:lastRow="0" w:noHBand="0" w:noVBand="1" w:val="04A0"/>
+      </w:tblPr>
+      <w:tblGrid>
+        <w:gridCol w:w="10080"/>
+      </w:tblGrid>
+      <w:tr>
+        <w:tc>
+          <w:tcPr>
+            <w:tcW w:type="dxa" w:w="10080"/>
+            <w:shd w:fill="FFF5F5"/>
+            <w:tcMar>
+              <w:top w:w="100" w:type="dxa"/>
+              <w:bottom w:w="100" w:type="dxa"/>
+              <w:left w:w="150" w:type="dxa"/>
+              <w:right w:w="150" w:type="dxa"/>
+            </w:tcMar>
+          </w:tcPr>
+          <w:p>
+            <w:r>
+              <w:rPr>
+                <w:b/>
+                <w:color w:val="C53030"/>
+                <w:sz w:val="19"/>
+              </w:rPr>
+              <w:t xml:space="preserve">⚠️ Common Trap / JEE Pitfall: </w:t>
+            </w:r>
+            <w:r>
+              <w:rPr>
+                <w:color w:val="2D3748"/>
+                <w:sz w:val="19"/>
+              </w:rPr>
+              <w:t>In a lead storage battery, the density of H_2SO_4 decreases during discharge because sulfuric acid is consumed and water is produced.</w:t>
+            </w:r>
+          </w:p>
+        </w:tc>
+      </w:tr>
+    </w:tbl>
+    <w:tbl>
+      <w:tblPr>
+        <w:tblW w:type="auto" w:w="0"/>
+        <w:jc w:val="center"/>
+        <w:tblLook w:firstColumn="1" w:firstRow="1" w:lastColumn="0" w:lastRow="0" w:noHBand="0" w:noVBand="1" w:val="04A0"/>
+      </w:tblPr>
+      <w:tblGrid>
+        <w:gridCol w:w="10080"/>
+      </w:tblGrid>
+      <w:tr>
+        <w:tc>
+          <w:tcPr>
+            <w:tcW w:type="dxa" w:w="10080"/>
+            <w:shd w:fill="F0FFF4"/>
+            <w:tcMar>
+              <w:top w:w="100" w:type="dxa"/>
+              <w:bottom w:w="100" w:type="dxa"/>
+              <w:left w:w="150" w:type="dxa"/>
+              <w:right w:w="150" w:type="dxa"/>
+            </w:tcMar>
+          </w:tcPr>
+          <w:p>
+            <w:r>
+              <w:rPr>
+                <w:b/>
+                <w:color w:val="276749"/>
+                <w:sz w:val="19"/>
+              </w:rPr>
+              <w:t xml:space="preserve">💡 Speed Hack / Trick: </w:t>
+            </w:r>
+            <w:r>
+              <w:rPr>
+                <w:color w:val="2D3748"/>
+                <w:sz w:val="19"/>
+              </w:rPr>
+              <w:t>In galvanic cells: Anode is negative, Cathode is positive (An Ox, Red Cat). In electrolytic cells: Anode is positive, Cathode is negative.</w:t>
+            </w:r>
+          </w:p>
+        </w:tc>
+      </w:tr>
+    </w:tbl>
+    <w:p>
+      <w:pPr>
+        <w:spacing w:before="120" w:after="40"/>
+      </w:pPr>
+      <w:r>
+        <w:rPr>
+          <w:b/>
+          <w:color w:val="1A365D"/>
+          <w:sz w:val="19"/>
+        </w:rPr>
+        <w:t>Source PYQs testing this concept:</w:t>
+      </w:r>
+    </w:p>
+    <w:p>
+      <w:pPr>
         <w:pStyle w:val="ListBullet"/>
         <w:spacing w:after="40"/>
       </w:pPr>
@@ -2268,13 +2187,13 @@
           <w:b/>
           <w:sz w:val="18"/>
         </w:rPr>
-        <w:t xml:space="preserve">[2021 Shift] Q#1 (MCQ): </w:t>
+        <w:t xml:space="preserve">[2022 Shift] Q#3 (MCQ): </w:t>
       </w:r>
       <w:r>
         <w:rPr>
           <w:sz w:val="18"/>
         </w:rPr>
-        <w:t xml:space="preserve">"H_(2)(g)+2AgCl(s) ⇌ 2Ag(s)+2HCl(aq) E_(cell)° at 25°C for the cell is 0.22V . The equilibrium ..."  </w:t>
+        <w:t xml:space="preserve">"In fuel cells _______ are used as catalysts...."  </w:t>
       </w:r>
       <w:r>
         <w:rPr>
@@ -2800,7 +2719,7 @@
           <w:color w:val="1A365D"/>
           <w:sz w:val="22"/>
         </w:rPr>
-        <w:t>Benchmark Problem 5: KCET 2019 (Q#2)</w:t>
+        <w:t>Benchmark Problem 5: KCET 2020 (Q#3)</w:t>
       </w:r>
     </w:p>
     <w:p>
@@ -2811,7 +2730,7 @@
         <w:rPr>
           <w:sz w:val="20"/>
         </w:rPr>
-        <w:t>An aqueous solution of CuSO_(4) is subjected to electrolysis using inert electrodes. The pH of the solution will</w:t>
+        <w:t>Given E_(Fe^3+/Fe^2+)^o=+0.76V and E_(I_2)/I^-^0=+0.55V . The equilibrium constant for the reaction taking place in galvanic cell consisting of above two electrodes is [(2303RT / F)=0.06]</w:t>
       </w:r>
     </w:p>
     <w:p>
@@ -2823,7 +2742,7 @@
         <w:rPr>
           <w:sz w:val="19"/>
         </w:rPr>
-        <w:t>(A) increase</w:t>
+        <w:t>(A) 1 × 10^7</w:t>
       </w:r>
     </w:p>
     <w:p>
@@ -2835,7 +2754,7 @@
         <w:rPr>
           <w:sz w:val="19"/>
         </w:rPr>
-        <w:t>(B) remains unchanged</w:t>
+        <w:t>(B) 1 × 10^9</w:t>
       </w:r>
     </w:p>
     <w:p>
@@ -2847,7 +2766,7 @@
         <w:rPr>
           <w:sz w:val="19"/>
         </w:rPr>
-        <w:t>(C) decrease</w:t>
+        <w:t>(C) 3 × 10^8</w:t>
       </w:r>
     </w:p>
     <w:p>
@@ -2859,7 +2778,7 @@
         <w:rPr>
           <w:sz w:val="19"/>
         </w:rPr>
-        <w:t>(D) increase or decrease depending on the strength of the current</w:t>
+        <w:t>(D) 5 × 10^12</w:t>
       </w:r>
     </w:p>
     <w:tbl>
@@ -2900,7 +2819,7 @@
               </w:rPr>
               <w:t>Solution Analysis:</w:t>
               <w:br/>
-              <w:t>In aqueous solution of CuSO_(4) , the ions present in solution are Cu^2+,SO_(4)^2-,H^+ and OH° . Possible reaction that can occur are as follows At Cathode Cu^2+(aq)+2e^- → Cu(s),E_(Cu^2+Cu)°=+0.34V 2H_(2)O(l)+2e^- → H_(2)(g)+2bar(O)H(aq), E_(H_2)O/O_(2)°=-0.83V Due to high value of E_(Cu^2+/Cu^')^o Cu is released at cathode. At anode 2H_(2)O(l) → O_(2)(g)+4H^+(aq)+4e^-,E_(H_2)O/O_(2)°=-1.23V 2SO_(4)^2-(aq) → S_(2)O_(8)^2-+2e^-;E°_(SO_4)^2-/S_(2)O_(8)^2-=-2.01V Due to high value of E_(H_2)O/O_(2)°,O_(2) is liberated at anode. The aqueous solution of CuSO_(4) will become acidic (due to the presence of H^+ ions) after electrolysis. As a result, pH of the solution will decrease.</w:t>
+              <w:t>E_(Fe^3+/Fe^2+)°=0.76V and E_(1_2)/I^-°=0.55V K=? Also (2.303RT / F)=0.06 Here, I_(2)/I^- will act as anode and Fe^3+/Fe^2+ will act as cathode. 2Fe^3++2I^- → 2Fe^2++I_(2) Here, n=2 E_(cell)° =E_(cathode)-E_(anode)=0.76-0.55=+0.21 Δ G° =-nFE_(cell)°=-2(96500) × 0.21 =-40530J Also, Δ G=-2.303RTlogK_(c) So,logK_(c) =(Δ G / -((2303RT / F)) × F) =(+40530 / -(0.06) × 96500)=(40530 / 5790) logK_(c) =7 K_(c) =1 × 10^7</w:t>
             </w:r>
           </w:p>
         </w:tc>

--- a/data/exports/kcet-electrochemistry_revision_notes.docx
+++ b/data/exports/kcet-electrochemistry_revision_notes.docx
@@ -164,10 +164,10 @@
             <w:r>
               <w:rPr>
                 <w:b/>
-                <w:color w:val="2B6CB0"/>
+                <w:color w:val="C53030"/>
                 <w:sz w:val="19"/>
               </w:rPr>
-              <w:t>High</w:t>
+              <w:t>Very High</w:t>
             </w:r>
           </w:p>
         </w:tc>
@@ -189,7 +189,7 @@
                 <w:color w:val="2D3748"/>
                 <w:sz w:val="19"/>
               </w:rPr>
-              <w:t>Nernst Equation &amp; Cell Potential</w:t>
+              <w:t>Nernst Equation &amp; Electrochemical Cells</w:t>
             </w:r>
           </w:p>
         </w:tc>
@@ -209,7 +209,7 @@
               <w:rPr>
                 <w:sz w:val="19"/>
               </w:rPr>
-              <w:t>11 PYQs</w:t>
+              <w:t>25 PYQs</w:t>
             </w:r>
           </w:p>
         </w:tc>
@@ -230,7 +230,7 @@
                 <w:color w:val="718096"/>
                 <w:sz w:val="19"/>
               </w:rPr>
-              <w:t>Core Formula</w:t>
+              <w:t>Electrochemical Thermodynamics</w:t>
             </w:r>
           </w:p>
         </w:tc>
@@ -276,7 +276,7 @@
                 <w:color w:val="2D3748"/>
                 <w:sz w:val="19"/>
               </w:rPr>
-              <w:t>Electrolytic Conductance &amp; Cell Constant</w:t>
+              <w:t>Conductance, Kohlrausch's Law &amp; Faraday's Laws</w:t>
             </w:r>
           </w:p>
         </w:tc>
@@ -296,7 +296,7 @@
               <w:rPr>
                 <w:sz w:val="19"/>
               </w:rPr>
-              <w:t>9 PYQs</w:t>
+              <w:t>10 PYQs</w:t>
             </w:r>
           </w:p>
         </w:tc>
@@ -317,355 +317,7 @@
                 <w:color w:val="718096"/>
                 <w:sz w:val="19"/>
               </w:rPr>
-              <w:t>Conductance</w:t>
-            </w:r>
-          </w:p>
-        </w:tc>
-      </w:tr>
-      <w:tr>
-        <w:tc>
-          <w:tcPr>
-            <w:tcW w:type="dxa" w:w="2160"/>
-            <w:shd w:fill="F7FAFC"/>
-            <w:tcMar>
-              <w:top w:w="80" w:type="dxa"/>
-              <w:bottom w:w="80" w:type="dxa"/>
-              <w:left w:w="150" w:type="dxa"/>
-              <w:right w:w="150" w:type="dxa"/>
-            </w:tcMar>
-          </w:tcPr>
-          <w:p>
-            <w:r>
-              <w:rPr>
-                <w:b/>
-                <w:color w:val="2B6CB0"/>
-                <w:sz w:val="19"/>
-              </w:rPr>
-              <w:t>High</w:t>
-            </w:r>
-          </w:p>
-        </w:tc>
-        <w:tc>
-          <w:tcPr>
-            <w:tcW w:type="dxa" w:w="4320"/>
-            <w:shd w:fill="F7FAFC"/>
-            <w:tcMar>
-              <w:top w:w="80" w:type="dxa"/>
-              <w:bottom w:w="80" w:type="dxa"/>
-              <w:left w:w="150" w:type="dxa"/>
-              <w:right w:w="150" w:type="dxa"/>
-            </w:tcMar>
-          </w:tcPr>
-          <w:p>
-            <w:r>
-              <w:rPr>
-                <w:b/>
-                <w:color w:val="2D3748"/>
-                <w:sz w:val="19"/>
-              </w:rPr>
-              <w:t>Faraday's Laws of Electrolysis</w:t>
-            </w:r>
-          </w:p>
-        </w:tc>
-        <w:tc>
-          <w:tcPr>
-            <w:tcW w:type="dxa" w:w="1728"/>
-            <w:shd w:fill="F7FAFC"/>
-            <w:tcMar>
-              <w:top w:w="80" w:type="dxa"/>
-              <w:bottom w:w="80" w:type="dxa"/>
-              <w:left w:w="150" w:type="dxa"/>
-              <w:right w:w="150" w:type="dxa"/>
-            </w:tcMar>
-          </w:tcPr>
-          <w:p>
-            <w:r>
-              <w:rPr>
-                <w:sz w:val="19"/>
-              </w:rPr>
-              <w:t>9 PYQs</w:t>
-            </w:r>
-          </w:p>
-        </w:tc>
-        <w:tc>
-          <w:tcPr>
-            <w:tcW w:type="dxa" w:w="1872"/>
-            <w:shd w:fill="F7FAFC"/>
-            <w:tcMar>
-              <w:top w:w="80" w:type="dxa"/>
-              <w:bottom w:w="80" w:type="dxa"/>
-              <w:left w:w="150" w:type="dxa"/>
-              <w:right w:w="150" w:type="dxa"/>
-            </w:tcMar>
-          </w:tcPr>
-          <w:p>
-            <w:r>
-              <w:rPr>
-                <w:color w:val="718096"/>
-                <w:sz w:val="19"/>
-              </w:rPr>
-              <w:t>Quantitative Electrolysis</w:t>
-            </w:r>
-          </w:p>
-        </w:tc>
-      </w:tr>
-      <w:tr>
-        <w:tc>
-          <w:tcPr>
-            <w:tcW w:type="dxa" w:w="2160"/>
-            <w:shd w:fill="FFFFFF"/>
-            <w:tcMar>
-              <w:top w:w="80" w:type="dxa"/>
-              <w:bottom w:w="80" w:type="dxa"/>
-              <w:left w:w="150" w:type="dxa"/>
-              <w:right w:w="150" w:type="dxa"/>
-            </w:tcMar>
-          </w:tcPr>
-          <w:p>
-            <w:r>
-              <w:rPr>
-                <w:b/>
-                <w:color w:val="718096"/>
-                <w:sz w:val="19"/>
-              </w:rPr>
-              <w:t>Moderate</w:t>
-            </w:r>
-          </w:p>
-        </w:tc>
-        <w:tc>
-          <w:tcPr>
-            <w:tcW w:type="dxa" w:w="4320"/>
-            <w:shd w:fill="FFFFFF"/>
-            <w:tcMar>
-              <w:top w:w="80" w:type="dxa"/>
-              <w:bottom w:w="80" w:type="dxa"/>
-              <w:left w:w="150" w:type="dxa"/>
-              <w:right w:w="150" w:type="dxa"/>
-            </w:tcMar>
-          </w:tcPr>
-          <w:p>
-            <w:r>
-              <w:rPr>
-                <w:b/>
-                <w:color w:val="2D3748"/>
-                <w:sz w:val="19"/>
-              </w:rPr>
-              <w:t>Electrode Potential &amp; Delta G Relation</w:t>
-            </w:r>
-          </w:p>
-        </w:tc>
-        <w:tc>
-          <w:tcPr>
-            <w:tcW w:type="dxa" w:w="1728"/>
-            <w:shd w:fill="FFFFFF"/>
-            <w:tcMar>
-              <w:top w:w="80" w:type="dxa"/>
-              <w:bottom w:w="80" w:type="dxa"/>
-              <w:left w:w="150" w:type="dxa"/>
-              <w:right w:w="150" w:type="dxa"/>
-            </w:tcMar>
-          </w:tcPr>
-          <w:p>
-            <w:r>
-              <w:rPr>
-                <w:sz w:val="19"/>
-              </w:rPr>
-              <w:t>4 PYQs</w:t>
-            </w:r>
-          </w:p>
-        </w:tc>
-        <w:tc>
-          <w:tcPr>
-            <w:tcW w:type="dxa" w:w="1872"/>
-            <w:shd w:fill="FFFFFF"/>
-            <w:tcMar>
-              <w:top w:w="80" w:type="dxa"/>
-              <w:bottom w:w="80" w:type="dxa"/>
-              <w:left w:w="150" w:type="dxa"/>
-              <w:right w:w="150" w:type="dxa"/>
-            </w:tcMar>
-          </w:tcPr>
-          <w:p>
-            <w:r>
-              <w:rPr>
-                <w:color w:val="718096"/>
-                <w:sz w:val="19"/>
-              </w:rPr>
-              <w:t>Thermodynamics</w:t>
-            </w:r>
-          </w:p>
-        </w:tc>
-      </w:tr>
-      <w:tr>
-        <w:tc>
-          <w:tcPr>
-            <w:tcW w:type="dxa" w:w="2160"/>
-            <w:shd w:fill="F7FAFC"/>
-            <w:tcMar>
-              <w:top w:w="80" w:type="dxa"/>
-              <w:bottom w:w="80" w:type="dxa"/>
-              <w:left w:w="150" w:type="dxa"/>
-              <w:right w:w="150" w:type="dxa"/>
-            </w:tcMar>
-          </w:tcPr>
-          <w:p>
-            <w:r>
-              <w:rPr>
-                <w:b/>
-                <w:color w:val="718096"/>
-                <w:sz w:val="19"/>
-              </w:rPr>
-              <w:t>Standard</w:t>
-            </w:r>
-          </w:p>
-        </w:tc>
-        <w:tc>
-          <w:tcPr>
-            <w:tcW w:type="dxa" w:w="4320"/>
-            <w:shd w:fill="F7FAFC"/>
-            <w:tcMar>
-              <w:top w:w="80" w:type="dxa"/>
-              <w:bottom w:w="80" w:type="dxa"/>
-              <w:left w:w="150" w:type="dxa"/>
-              <w:right w:w="150" w:type="dxa"/>
-            </w:tcMar>
-          </w:tcPr>
-          <w:p>
-            <w:r>
-              <w:rPr>
-                <w:b/>
-                <w:color w:val="2D3748"/>
-                <w:sz w:val="19"/>
-              </w:rPr>
-              <w:t>Kohlrausch's Law &amp; Weak Electrolyte Dissociation</w:t>
-            </w:r>
-          </w:p>
-        </w:tc>
-        <w:tc>
-          <w:tcPr>
-            <w:tcW w:type="dxa" w:w="1728"/>
-            <w:shd w:fill="F7FAFC"/>
-            <w:tcMar>
-              <w:top w:w="80" w:type="dxa"/>
-              <w:bottom w:w="80" w:type="dxa"/>
-              <w:left w:w="150" w:type="dxa"/>
-              <w:right w:w="150" w:type="dxa"/>
-            </w:tcMar>
-          </w:tcPr>
-          <w:p>
-            <w:r>
-              <w:rPr>
-                <w:sz w:val="19"/>
-              </w:rPr>
-              <w:t>2 PYQs</w:t>
-            </w:r>
-          </w:p>
-        </w:tc>
-        <w:tc>
-          <w:tcPr>
-            <w:tcW w:type="dxa" w:w="1872"/>
-            <w:shd w:fill="F7FAFC"/>
-            <w:tcMar>
-              <w:top w:w="80" w:type="dxa"/>
-              <w:bottom w:w="80" w:type="dxa"/>
-              <w:left w:w="150" w:type="dxa"/>
-              <w:right w:w="150" w:type="dxa"/>
-            </w:tcMar>
-          </w:tcPr>
-          <w:p>
-            <w:r>
-              <w:rPr>
-                <w:color w:val="718096"/>
-                <w:sz w:val="19"/>
-              </w:rPr>
-              <w:t>Electrolyte Behavior</w:t>
-            </w:r>
-          </w:p>
-        </w:tc>
-      </w:tr>
-      <w:tr>
-        <w:tc>
-          <w:tcPr>
-            <w:tcW w:type="dxa" w:w="2160"/>
-            <w:shd w:fill="FFFFFF"/>
-            <w:tcMar>
-              <w:top w:w="80" w:type="dxa"/>
-              <w:bottom w:w="80" w:type="dxa"/>
-              <w:left w:w="150" w:type="dxa"/>
-              <w:right w:w="150" w:type="dxa"/>
-            </w:tcMar>
-          </w:tcPr>
-          <w:p>
-            <w:r>
-              <w:rPr>
-                <w:b/>
-                <w:color w:val="718096"/>
-                <w:sz w:val="19"/>
-              </w:rPr>
-              <w:t>Standard</w:t>
-            </w:r>
-          </w:p>
-        </w:tc>
-        <w:tc>
-          <w:tcPr>
-            <w:tcW w:type="dxa" w:w="4320"/>
-            <w:shd w:fill="FFFFFF"/>
-            <w:tcMar>
-              <w:top w:w="80" w:type="dxa"/>
-              <w:bottom w:w="80" w:type="dxa"/>
-              <w:left w:w="150" w:type="dxa"/>
-              <w:right w:w="150" w:type="dxa"/>
-            </w:tcMar>
-          </w:tcPr>
-          <w:p>
-            <w:r>
-              <w:rPr>
-                <w:b/>
-                <w:color w:val="2D3748"/>
-                <w:sz w:val="19"/>
-              </w:rPr>
-              <w:t>Commercial Batteries, Fuel Cells &amp; Corrosion</w:t>
-            </w:r>
-          </w:p>
-        </w:tc>
-        <w:tc>
-          <w:tcPr>
-            <w:tcW w:type="dxa" w:w="1728"/>
-            <w:shd w:fill="FFFFFF"/>
-            <w:tcMar>
-              <w:top w:w="80" w:type="dxa"/>
-              <w:bottom w:w="80" w:type="dxa"/>
-              <w:left w:w="150" w:type="dxa"/>
-              <w:right w:w="150" w:type="dxa"/>
-            </w:tcMar>
-          </w:tcPr>
-          <w:p>
-            <w:r>
-              <w:rPr>
-                <w:sz w:val="19"/>
-              </w:rPr>
-              <w:t>1 PYQs</w:t>
-            </w:r>
-          </w:p>
-        </w:tc>
-        <w:tc>
-          <w:tcPr>
-            <w:tcW w:type="dxa" w:w="1872"/>
-            <w:shd w:fill="FFFFFF"/>
-            <w:tcMar>
-              <w:top w:w="80" w:type="dxa"/>
-              <w:bottom w:w="80" w:type="dxa"/>
-              <w:left w:w="150" w:type="dxa"/>
-              <w:right w:w="150" w:type="dxa"/>
-            </w:tcMar>
-          </w:tcPr>
-          <w:p>
-            <w:r>
-              <w:rPr>
-                <w:color w:val="718096"/>
-                <w:sz w:val="19"/>
-              </w:rPr>
-              <w:t>Applied Electrochemistry</w:t>
+              <w:t>Conductance &amp; Electrolysis</w:t>
             </w:r>
           </w:p>
         </w:tc>
@@ -765,7 +417,7 @@
                 <w:color w:val="1A365D"/>
                 <w:sz w:val="19"/>
               </w:rPr>
-              <w:t>Nernst Equation &amp; Cell Potential</w:t>
+              <w:t>Nernst Equation &amp; Electrochemical Cells</w:t>
             </w:r>
           </w:p>
         </w:tc>
@@ -787,7 +439,7 @@
                 <w:color w:val="2D3748"/>
                 <w:sz w:val="19"/>
               </w:rPr>
-              <w:t>E_{\text{cell}} = E^{\circ}_{\text{cell}} - \frac{0.0591}{n} \log_{10} Q, \quad \Delta G^{\circ} = -n F E^{\circ}_{\text{cell}} = -2.303 RT \log_{10} K</w:t>
+              <w:t>E_{\text{cell}} = E^\\circ_{\text{cell}} - \frac{0.0591}{n}\log_{10} Q, \quad \\Delta G^\\circ = -nFE^\\circ_{\text{cell}}, \quad E^\\circ = \frac{0.0591}{n}\log K</w:t>
             </w:r>
           </w:p>
         </w:tc>
@@ -811,7 +463,7 @@
                 <w:color w:val="1A365D"/>
                 <w:sz w:val="19"/>
               </w:rPr>
-              <w:t>Electrolytic Conductance &amp; Cell Constant</w:t>
+              <w:t>Conductance, Kohlrausch's Law &amp; Faraday's Laws</w:t>
             </w:r>
           </w:p>
         </w:tc>
@@ -833,191 +485,7 @@
                 <w:color w:val="2D3748"/>
                 <w:sz w:val="19"/>
               </w:rPr>
-              <w:t>\kappa = \frac{1}{R} \left(\frac{l}{A}\right) = G \cdot G^*, \quad \Lambda_m = \frac{1000 \cdot \kappa}{M} \quad (\kappa \text{ in S cm}^{-1})</w:t>
-            </w:r>
-          </w:p>
-        </w:tc>
-      </w:tr>
-      <w:tr>
-        <w:tc>
-          <w:tcPr>
-            <w:tcW w:type="dxa" w:w="3600"/>
-            <w:shd w:fill="F7FAFC"/>
-            <w:tcMar>
-              <w:top w:w="100" w:type="dxa"/>
-              <w:bottom w:w="100" w:type="dxa"/>
-              <w:left w:w="150" w:type="dxa"/>
-              <w:right w:w="150" w:type="dxa"/>
-            </w:tcMar>
-          </w:tcPr>
-          <w:p>
-            <w:r>
-              <w:rPr>
-                <w:b/>
-                <w:color w:val="1A365D"/>
-                <w:sz w:val="19"/>
-              </w:rPr>
-              <w:t>Faraday's Laws of Electrolysis</w:t>
-            </w:r>
-          </w:p>
-        </w:tc>
-        <w:tc>
-          <w:tcPr>
-            <w:tcW w:type="dxa" w:w="6480"/>
-            <w:shd w:fill="F7FAFC"/>
-            <w:tcMar>
-              <w:top w:w="100" w:type="dxa"/>
-              <w:bottom w:w="100" w:type="dxa"/>
-              <w:left w:w="150" w:type="dxa"/>
-              <w:right w:w="150" w:type="dxa"/>
-            </w:tcMar>
-          </w:tcPr>
-          <w:p>
-            <w:r>
-              <w:rPr>
-                <w:rFonts w:ascii="Cambria Math" w:hAnsi="Cambria Math"/>
-                <w:color w:val="2D3748"/>
-                <w:sz w:val="19"/>
-              </w:rPr>
-              <w:t>w = \frac{M \cdot I \cdot t}{n \cdot F}, \quad \text{Moles of metal} = \frac{I \cdot t}{n \cdot F}, \quad F \approx 96500\text{ C mol}^{-1}</w:t>
-            </w:r>
-          </w:p>
-        </w:tc>
-      </w:tr>
-      <w:tr>
-        <w:tc>
-          <w:tcPr>
-            <w:tcW w:type="dxa" w:w="3600"/>
-            <w:shd w:fill="FFFFFF"/>
-            <w:tcMar>
-              <w:top w:w="100" w:type="dxa"/>
-              <w:bottom w:w="100" w:type="dxa"/>
-              <w:left w:w="150" w:type="dxa"/>
-              <w:right w:w="150" w:type="dxa"/>
-            </w:tcMar>
-          </w:tcPr>
-          <w:p>
-            <w:r>
-              <w:rPr>
-                <w:b/>
-                <w:color w:val="1A365D"/>
-                <w:sz w:val="19"/>
-              </w:rPr>
-              <w:t>Electrode Potential &amp; Delta G Relation</w:t>
-            </w:r>
-          </w:p>
-        </w:tc>
-        <w:tc>
-          <w:tcPr>
-            <w:tcW w:type="dxa" w:w="6480"/>
-            <w:shd w:fill="FFFFFF"/>
-            <w:tcMar>
-              <w:top w:w="100" w:type="dxa"/>
-              <w:bottom w:w="100" w:type="dxa"/>
-              <w:left w:w="150" w:type="dxa"/>
-              <w:right w:w="150" w:type="dxa"/>
-            </w:tcMar>
-          </w:tcPr>
-          <w:p>
-            <w:r>
-              <w:rPr>
-                <w:rFonts w:ascii="Cambria Math" w:hAnsi="Cambria Math"/>
-                <w:color w:val="2D3748"/>
-                <w:sz w:val="19"/>
-              </w:rPr>
-              <w:t>\Delta G = -nFE, \quad \Delta G^{\circ}_3 = \Delta G^{\circ}_1 + \Delta G^{\circ}_2 \implies n_3 E^{\circ}_3 = n_1 E^{\circ}_1 + n_2 E^{\circ}_2</w:t>
-            </w:r>
-          </w:p>
-        </w:tc>
-      </w:tr>
-      <w:tr>
-        <w:tc>
-          <w:tcPr>
-            <w:tcW w:type="dxa" w:w="3600"/>
-            <w:shd w:fill="F7FAFC"/>
-            <w:tcMar>
-              <w:top w:w="100" w:type="dxa"/>
-              <w:bottom w:w="100" w:type="dxa"/>
-              <w:left w:w="150" w:type="dxa"/>
-              <w:right w:w="150" w:type="dxa"/>
-            </w:tcMar>
-          </w:tcPr>
-          <w:p>
-            <w:r>
-              <w:rPr>
-                <w:b/>
-                <w:color w:val="1A365D"/>
-                <w:sz w:val="19"/>
-              </w:rPr>
-              <w:t>Kohlrausch's Law &amp; Weak Electrolyte Dissociation</w:t>
-            </w:r>
-          </w:p>
-        </w:tc>
-        <w:tc>
-          <w:tcPr>
-            <w:tcW w:type="dxa" w:w="6480"/>
-            <w:shd w:fill="F7FAFC"/>
-            <w:tcMar>
-              <w:top w:w="100" w:type="dxa"/>
-              <w:bottom w:w="100" w:type="dxa"/>
-              <w:left w:w="150" w:type="dxa"/>
-              <w:right w:w="150" w:type="dxa"/>
-            </w:tcMar>
-          </w:tcPr>
-          <w:p>
-            <w:r>
-              <w:rPr>
-                <w:rFonts w:ascii="Cambria Math" w:hAnsi="Cambria Math"/>
-                <w:color w:val="2D3748"/>
-                <w:sz w:val="19"/>
-              </w:rPr>
-              <w:t>\Lambda_m^{\circ} = \nu_+ \lambda_+^{\circ} + \nu_- \lambda_-^{\circ}, \quad \alpha = \frac{\Lambda_m}{\Lambda_m^{\circ}}, \quad K_a = \frac{c \alpha^2}{1 - \alpha}</w:t>
-            </w:r>
-          </w:p>
-        </w:tc>
-      </w:tr>
-      <w:tr>
-        <w:tc>
-          <w:tcPr>
-            <w:tcW w:type="dxa" w:w="3600"/>
-            <w:shd w:fill="FFFFFF"/>
-            <w:tcMar>
-              <w:top w:w="100" w:type="dxa"/>
-              <w:bottom w:w="100" w:type="dxa"/>
-              <w:left w:w="150" w:type="dxa"/>
-              <w:right w:w="150" w:type="dxa"/>
-            </w:tcMar>
-          </w:tcPr>
-          <w:p>
-            <w:r>
-              <w:rPr>
-                <w:b/>
-                <w:color w:val="1A365D"/>
-                <w:sz w:val="19"/>
-              </w:rPr>
-              <w:t>Commercial Batteries, Fuel Cells &amp; Corrosion</w:t>
-            </w:r>
-          </w:p>
-        </w:tc>
-        <w:tc>
-          <w:tcPr>
-            <w:tcW w:type="dxa" w:w="6480"/>
-            <w:shd w:fill="FFFFFF"/>
-            <w:tcMar>
-              <w:top w:w="100" w:type="dxa"/>
-              <w:bottom w:w="100" w:type="dxa"/>
-              <w:left w:w="150" w:type="dxa"/>
-              <w:right w:w="150" w:type="dxa"/>
-            </w:tcMar>
-          </w:tcPr>
-          <w:p>
-            <w:r>
-              <w:rPr>
-                <w:rFonts w:ascii="Cambria Math" w:hAnsi="Cambria Math"/>
-                <w:color w:val="2D3748"/>
-                <w:sz w:val="19"/>
-              </w:rPr>
-              <w:t>\text{Lead Storage Discharge: } \text{Pb(s)} + \text{PbO}_2\text{(s)} + 2\text{H}_2\text{SO}_4 \rightarrow 2\text{PbSO}_4\text{(s)} + 2\text{H}_2\text{O}, \quad \eta = \frac{\Delta G}{\Delta H}</w:t>
+              <w:t>\Lambda_m = \frac{1000\kappa}{M}, \quad \alpha = \frac{\Lambda_m}{\Lambda_m^\\circ}, \quad w = \frac{M I t}{n F}, \quad F \approx 96500\text{ C/mol}</w:t>
             </w:r>
           </w:p>
         </w:tc>
@@ -1049,7 +517,7 @@
           <w:color w:val="2B6CB0"/>
           <w:sz w:val="24"/>
         </w:rPr>
-        <w:t>3.1 Nernst Equation &amp; Cell Potential (High Yield — 11 PYQs)</w:t>
+        <w:t>3.1 Nernst Equation &amp; Electrochemical Cells (Very High Yield — 25 PYQs)</w:t>
       </w:r>
     </w:p>
     <w:p>
@@ -1064,7 +532,7 @@
         <w:rPr>
           <w:sz w:val="20"/>
         </w:rPr>
-        <w:t>Calculation of non-standard cell potential E_(cell) = E°_(cell) - (0.0591 / n)log_(10) Q at 298 K, equilibrium constant K_(eq), and concentration cells where E°_(cell) = 0.</w:t>
+        <w:t>Nernst equation at 298 K: E_(cell) = E°_(cell) - (0.0591 / n)log Q. Standard cell potential E°_(cell) = E°_(cathode) - E°_(anode). Thermodynamic link: Δ G° = -n F E°_(cell) = -2.303 RTlog K. More positive reduction potential indicates stronger oxidizing power.</w:t>
       </w:r>
     </w:p>
     <w:tbl>
@@ -1102,7 +570,7 @@
                 <w:color w:val="2D3748"/>
                 <w:sz w:val="19"/>
               </w:rPr>
-              <w:t>1. Forgetting to raise concentrations to their stoichiometric powers in reaction quotient Q. 2. Confusing oxidation vs reduction potential signs: E°_(red) = -E°_(ox). 3. In concentration cells, anode is always the dilute compartment (c_1 &lt; c_2).</w:t>
+              <w:t>Electrode potentials are intensive properties and CANNOT be added directly when combining half-cells; you must combine Gibbs energies: Δ G_3 = Δ G_1 + Δ G_2 \implies n_3 E_3° = n_1 E_1° + n_2 E_2°.</w:t>
             </w:r>
           </w:p>
         </w:tc>
@@ -1143,7 +611,7 @@
                 <w:color w:val="2D3748"/>
                 <w:sz w:val="19"/>
               </w:rPr>
-              <w:t>At 298 K, E° = (0.0591 / n)log_(10) K. For spontaneous cell operation, E_(cell) &gt; 0 and Δ G &lt; 0.</w:t>
+              <w:t>At equilibrium, cell potential drops to zero (E_(cell) = 0) and the battery is completely discharged!</w:t>
             </w:r>
           </w:p>
         </w:tc>
@@ -1199,13 +667,13 @@
           <w:b/>
           <w:sz w:val="18"/>
         </w:rPr>
-        <w:t xml:space="preserve">[2025 Shift] Q#1 (MCQ): </w:t>
+        <w:t xml:space="preserve">[2026 Shift] Q#4 (MCQ): </w:t>
       </w:r>
       <w:r>
         <w:rPr>
           <w:sz w:val="18"/>
         </w:rPr>
-        <w:t xml:space="preserve">"The correct statement/s about Galvanic cell is/are (a) Current flows from cathode to anode (b) Anode is positive terminal (c) If $E_{\text{c..."  </w:t>
+        <w:t xml:space="preserve">"During the electrolysis of acidified water, 16 g of O_(2) gas is formed at anode. The volume of H_(2) gas liberated at c..."  </w:t>
       </w:r>
       <w:r>
         <w:rPr>
@@ -1213,7 +681,7 @@
           <w:color w:val="2B6CB0"/>
           <w:sz w:val="18"/>
         </w:rPr>
-        <w:t>[Ans: N/A]</w:t>
+        <w:t>[Ans: A]</w:t>
       </w:r>
     </w:p>
     <w:p>
@@ -1226,13 +694,13 @@
           <w:b/>
           <w:sz w:val="18"/>
         </w:rPr>
-        <w:t xml:space="preserve">[2025 Shift] Q#3 (MCQ): </w:t>
+        <w:t xml:space="preserve">[2025 Shift] Q#1 (MCQ): </w:t>
       </w:r>
       <w:r>
         <w:rPr>
           <w:sz w:val="18"/>
         </w:rPr>
-        <w:t xml:space="preserve">"For a given half cell, Al^3++3e^- → Al on increasing of aluminium ion, the electrode potential will..."  </w:t>
+        <w:t xml:space="preserve">"The correct statement/s about Galvanic cell is/are (a) Current flows from cathode to anode (b) Anode is positive terminal (c) If $E_{\text{c..."  </w:t>
       </w:r>
       <w:r>
         <w:rPr>
@@ -1257,7 +725,7 @@
           <w:color w:val="2B6CB0"/>
           <w:sz w:val="24"/>
         </w:rPr>
-        <w:t>3.2 Electrolytic Conductance &amp; Cell Constant (High Yield — 9 PYQs)</w:t>
+        <w:t>3.2 Conductance, Kohlrausch's Law &amp; Faraday's Laws (High Yield — 10 PYQs)</w:t>
       </w:r>
     </w:p>
     <w:p>
@@ -1272,7 +740,7 @@
         <w:rPr>
           <w:sz w:val="20"/>
         </w:rPr>
-        <w:t>Specific conductivity κ = (1 / R)\left((l / A)\right) = G · G^*. Molar conductivity Λ_m = (1000κ / M) (with κ in S cm^-1) or Λ_m = (κ / 1000M) (with κ in S m^-1).</w:t>
+        <w:t>Conductivity κ = G · G^* = (1 / R)\left((l / A)\right). Molar conductivity Λ_m = (1000κ / M). Kohlrausch's law of independent migration: Λ_m° = ν_+ λ_+° + ν_- λ_-°. Degree of dissociation α = (Λ_m / Λ_m°). Faraday's law of electrolysis: w = (M · I · t / n F).</w:t>
       </w:r>
     </w:p>
     <w:tbl>
@@ -1310,7 +778,7 @@
                 <w:color w:val="2D3748"/>
                 <w:sz w:val="19"/>
               </w:rPr>
-              <w:t>Unit confusion between cm and m. If κ is in S m^-1, use Λ_m = (κ / c) (c in mol m^-3). If in S cm^-1, use Λ_m = (1000κ / M) (M in mol L^-1).</w:t>
+              <w:t>As dilution increases, specific conductivity κ DECREASES (fewer ions per unit volume), but molar conductivity Λ_m INCREASES!</w:t>
             </w:r>
           </w:p>
         </w:tc>
@@ -1351,7 +819,7 @@
                 <w:color w:val="2D3748"/>
                 <w:sz w:val="19"/>
               </w:rPr>
-              <w:t>Cell constant G^* = (l / A) is an intrinsic geometric property of the conductivity cell and is strictly independent of the electrolyte filled.</w:t>
+              <w:t>1 Faraday of charge (96500 C) deposits exactly 1 gram-equivalent of any substance at an electrode.</w:t>
             </w:r>
           </w:p>
         </w:tc>
@@ -1407,605 +875,6 @@
           <w:b/>
           <w:sz w:val="18"/>
         </w:rPr>
-        <w:t xml:space="preserve">[2025 Shift] Q#2 (MCQ): </w:t>
-      </w:r>
-      <w:r>
-        <w:rPr>
-          <w:sz w:val="18"/>
-        </w:rPr>
-        <w:t xml:space="preserve">"The electronic conductance depends on..."  </w:t>
-      </w:r>
-      <w:r>
-        <w:rPr>
-          <w:b/>
-          <w:color w:val="2B6CB0"/>
-          <w:sz w:val="18"/>
-        </w:rPr>
-        <w:t>[Ans: N/A]</w:t>
-      </w:r>
-    </w:p>
-    <w:p>
-      <w:pPr>
-        <w:pStyle w:val="ListBullet"/>
-        <w:spacing w:after="40"/>
-      </w:pPr>
-      <w:r>
-        <w:rPr>
-          <w:b/>
-          <w:sz w:val="18"/>
-        </w:rPr>
-        <w:t xml:space="preserve">[2023 Shift] Q#4 (MCQ): </w:t>
-      </w:r>
-      <w:r>
-        <w:rPr>
-          <w:sz w:val="18"/>
-        </w:rPr>
-        <w:t xml:space="preserve">"The resistance of 0.1M weak acid HA in a conductivity cell is 2 × 10^3Ohm . The cell constant of the cell is 0.78Cm^-1 and ..."  </w:t>
-      </w:r>
-      <w:r>
-        <w:rPr>
-          <w:b/>
-          <w:color w:val="2B6CB0"/>
-          <w:sz w:val="18"/>
-        </w:rPr>
-        <w:t>[Ans: N/A]</w:t>
-      </w:r>
-    </w:p>
-    <w:p>
-      <w:pPr>
-        <w:spacing w:after="120"/>
-      </w:pPr>
-    </w:p>
-    <w:p>
-      <w:pPr>
-        <w:pStyle w:val="Heading2"/>
-      </w:pPr>
-      <w:r>
-        <w:rPr>
-          <w:color w:val="2B6CB0"/>
-          <w:sz w:val="24"/>
-        </w:rPr>
-        <w:t>3.3 Faraday's Laws of Electrolysis (High Yield — 9 PYQs)</w:t>
-      </w:r>
-    </w:p>
-    <w:p>
-      <w:r>
-        <w:rPr>
-          <w:b/>
-          <w:sz w:val="20"/>
-        </w:rPr>
-        <w:t xml:space="preserve">Core Principle: </w:t>
-      </w:r>
-      <w:r>
-        <w:rPr>
-          <w:sz w:val="20"/>
-        </w:rPr>
-        <w:t>First and second laws of quantitative electrolysis: Mass deposited w = Z I t = (M · I · t / n F). Total charge passed Q = I t = n_e F.</w:t>
-      </w:r>
-    </w:p>
-    <w:tbl>
-      <w:tblPr>
-        <w:tblW w:type="auto" w:w="0"/>
-        <w:jc w:val="center"/>
-        <w:tblLook w:firstColumn="1" w:firstRow="1" w:lastColumn="0" w:lastRow="0" w:noHBand="0" w:noVBand="1" w:val="04A0"/>
-      </w:tblPr>
-      <w:tblGrid>
-        <w:gridCol w:w="10080"/>
-      </w:tblGrid>
-      <w:tr>
-        <w:tc>
-          <w:tcPr>
-            <w:tcW w:type="dxa" w:w="10080"/>
-            <w:shd w:fill="FFF5F5"/>
-            <w:tcMar>
-              <w:top w:w="100" w:type="dxa"/>
-              <w:bottom w:w="100" w:type="dxa"/>
-              <w:left w:w="150" w:type="dxa"/>
-              <w:right w:w="150" w:type="dxa"/>
-            </w:tcMar>
-          </w:tcPr>
-          <w:p>
-            <w:r>
-              <w:rPr>
-                <w:b/>
-                <w:color w:val="C53030"/>
-                <w:sz w:val="19"/>
-              </w:rPr>
-              <w:t xml:space="preserve">⚠️ Common Trap / JEE Pitfall: </w:t>
-            </w:r>
-            <w:r>
-              <w:rPr>
-                <w:color w:val="2D3748"/>
-                <w:sz w:val="19"/>
-              </w:rPr>
-              <w:t>1. Using an incorrect n-factor (electrons transferred per molecule). E.g. for O_2 from H_2O, n = 4; for H_2, n = 2. 2. Time t must strictly be substituted in seconds (s).</w:t>
-            </w:r>
-          </w:p>
-        </w:tc>
-      </w:tr>
-    </w:tbl>
-    <w:tbl>
-      <w:tblPr>
-        <w:tblW w:type="auto" w:w="0"/>
-        <w:jc w:val="center"/>
-        <w:tblLook w:firstColumn="1" w:firstRow="1" w:lastColumn="0" w:lastRow="0" w:noHBand="0" w:noVBand="1" w:val="04A0"/>
-      </w:tblPr>
-      <w:tblGrid>
-        <w:gridCol w:w="10080"/>
-      </w:tblGrid>
-      <w:tr>
-        <w:tc>
-          <w:tcPr>
-            <w:tcW w:type="dxa" w:w="10080"/>
-            <w:shd w:fill="F0FFF4"/>
-            <w:tcMar>
-              <w:top w:w="100" w:type="dxa"/>
-              <w:bottom w:w="100" w:type="dxa"/>
-              <w:left w:w="150" w:type="dxa"/>
-              <w:right w:w="150" w:type="dxa"/>
-            </w:tcMar>
-          </w:tcPr>
-          <w:p>
-            <w:r>
-              <w:rPr>
-                <w:b/>
-                <w:color w:val="276749"/>
-                <w:sz w:val="19"/>
-              </w:rPr>
-              <w:t xml:space="preserve">💡 Speed Hack / Trick: </w:t>
-            </w:r>
-            <w:r>
-              <w:rPr>
-                <w:color w:val="2D3748"/>
-                <w:sz w:val="19"/>
-              </w:rPr>
-              <w:t>Gas volume at STP: Moles × 22.4 L. For electroplating, Volume = Area × Thickness and Mass = Density × Volume.</w:t>
-            </w:r>
-          </w:p>
-        </w:tc>
-      </w:tr>
-    </w:tbl>
-    <w:p>
-      <w:pPr>
-        <w:spacing w:before="120" w:after="40"/>
-      </w:pPr>
-      <w:r>
-        <w:rPr>
-          <w:b/>
-          <w:color w:val="1A365D"/>
-          <w:sz w:val="19"/>
-        </w:rPr>
-        <w:t>Source PYQs testing this concept:</w:t>
-      </w:r>
-    </w:p>
-    <w:p>
-      <w:pPr>
-        <w:pStyle w:val="ListBullet"/>
-        <w:spacing w:after="40"/>
-      </w:pPr>
-      <w:r>
-        <w:rPr>
-          <w:b/>
-          <w:sz w:val="18"/>
-        </w:rPr>
-        <w:t xml:space="preserve">[2026 Shift] Q#4 (MCQ): </w:t>
-      </w:r>
-      <w:r>
-        <w:rPr>
-          <w:sz w:val="18"/>
-        </w:rPr>
-        <w:t xml:space="preserve">"During the electrolysis of acidified water, 16 g of O_(2) gas is formed at anode. The volume of H_(2) gas liberated at c..."  </w:t>
-      </w:r>
-      <w:r>
-        <w:rPr>
-          <w:b/>
-          <w:color w:val="2B6CB0"/>
-          <w:sz w:val="18"/>
-        </w:rPr>
-        <w:t>[Ans: A]</w:t>
-      </w:r>
-    </w:p>
-    <w:p>
-      <w:pPr>
-        <w:pStyle w:val="ListBullet"/>
-        <w:spacing w:after="40"/>
-      </w:pPr>
-      <w:r>
-        <w:rPr>
-          <w:b/>
-          <w:sz w:val="18"/>
-        </w:rPr>
-        <w:t xml:space="preserve">[2025 Shift] Q#4 (MCQ): </w:t>
-      </w:r>
-      <w:r>
-        <w:rPr>
-          <w:sz w:val="18"/>
-        </w:rPr>
-        <w:t xml:space="preserve">"Match the following select the correct option for the quantity of electricity, in Cmol^-1 required to </w:t>
-        <w:br/>
-        <w:t xml:space="preserve">deposit various metals at cathode..."  </w:t>
-      </w:r>
-      <w:r>
-        <w:rPr>
-          <w:b/>
-          <w:color w:val="2B6CB0"/>
-          <w:sz w:val="18"/>
-        </w:rPr>
-        <w:t>[Ans: N/A]</w:t>
-      </w:r>
-    </w:p>
-    <w:p>
-      <w:pPr>
-        <w:pStyle w:val="ListBullet"/>
-        <w:spacing w:after="40"/>
-      </w:pPr>
-      <w:r>
-        <w:rPr>
-          <w:b/>
-          <w:sz w:val="18"/>
-        </w:rPr>
-        <w:t xml:space="preserve">[2024 Shift] Q#1 (MCQ): </w:t>
-      </w:r>
-      <w:r>
-        <w:rPr>
-          <w:sz w:val="18"/>
-        </w:rPr>
-        <w:t xml:space="preserve">"How many coulombs are required to oxidise 0.1 mole of H_(2)O to oxygen?..."  </w:t>
-      </w:r>
-      <w:r>
-        <w:rPr>
-          <w:b/>
-          <w:color w:val="2B6CB0"/>
-          <w:sz w:val="18"/>
-        </w:rPr>
-        <w:t>[Ans: N/A]</w:t>
-      </w:r>
-    </w:p>
-    <w:p>
-      <w:pPr>
-        <w:spacing w:after="120"/>
-      </w:pPr>
-    </w:p>
-    <w:p>
-      <w:pPr>
-        <w:pStyle w:val="Heading2"/>
-      </w:pPr>
-      <w:r>
-        <w:rPr>
-          <w:color w:val="2B6CB0"/>
-          <w:sz w:val="24"/>
-        </w:rPr>
-        <w:t>3.4 Electrode Potential &amp; Delta G Relation (Moderate Yield — 4 PYQs)</w:t>
-      </w:r>
-    </w:p>
-    <w:p>
-      <w:r>
-        <w:rPr>
-          <w:b/>
-          <w:sz w:val="20"/>
-        </w:rPr>
-        <w:t xml:space="preserve">Core Principle: </w:t>
-      </w:r>
-      <w:r>
-        <w:rPr>
-          <w:sz w:val="20"/>
-        </w:rPr>
-        <w:t>Relationship between standard reduction potentials and Gibbs free energy: Δ G° = -nFE°. When combining half-reactions, always add extensive Δ G values, never add intensive E° potentials directly!</w:t>
-      </w:r>
-    </w:p>
-    <w:tbl>
-      <w:tblPr>
-        <w:tblW w:type="auto" w:w="0"/>
-        <w:jc w:val="center"/>
-        <w:tblLook w:firstColumn="1" w:firstRow="1" w:lastColumn="0" w:lastRow="0" w:noHBand="0" w:noVBand="1" w:val="04A0"/>
-      </w:tblPr>
-      <w:tblGrid>
-        <w:gridCol w:w="10080"/>
-      </w:tblGrid>
-      <w:tr>
-        <w:tc>
-          <w:tcPr>
-            <w:tcW w:type="dxa" w:w="10080"/>
-            <w:shd w:fill="FFF5F5"/>
-            <w:tcMar>
-              <w:top w:w="100" w:type="dxa"/>
-              <w:bottom w:w="100" w:type="dxa"/>
-              <w:left w:w="150" w:type="dxa"/>
-              <w:right w:w="150" w:type="dxa"/>
-            </w:tcMar>
-          </w:tcPr>
-          <w:p>
-            <w:r>
-              <w:rPr>
-                <w:b/>
-                <w:color w:val="C53030"/>
-                <w:sz w:val="19"/>
-              </w:rPr>
-              <w:t xml:space="preserve">⚠️ Common Trap / JEE Pitfall: </w:t>
-            </w:r>
-            <w:r>
-              <w:rPr>
-                <w:color w:val="2D3748"/>
-                <w:sz w:val="19"/>
-              </w:rPr>
-              <w:t>Directly adding E° potentials of two half-cells to obtain E° of a composite couple (e.g. Fe^3+ \to Fe from Fe^3+ \to Fe^2+ and Fe^2+ \to Fe). You MUST weight by electron transfer count: n_3 E_3° = n_1 E_1° + n_2 E_2°!</w:t>
-            </w:r>
-          </w:p>
-        </w:tc>
-      </w:tr>
-    </w:tbl>
-    <w:tbl>
-      <w:tblPr>
-        <w:tblW w:type="auto" w:w="0"/>
-        <w:jc w:val="center"/>
-        <w:tblLook w:firstColumn="1" w:firstRow="1" w:lastColumn="0" w:lastRow="0" w:noHBand="0" w:noVBand="1" w:val="04A0"/>
-      </w:tblPr>
-      <w:tblGrid>
-        <w:gridCol w:w="10080"/>
-      </w:tblGrid>
-      <w:tr>
-        <w:tc>
-          <w:tcPr>
-            <w:tcW w:type="dxa" w:w="10080"/>
-            <w:shd w:fill="F0FFF4"/>
-            <w:tcMar>
-              <w:top w:w="100" w:type="dxa"/>
-              <w:bottom w:w="100" w:type="dxa"/>
-              <w:left w:w="150" w:type="dxa"/>
-              <w:right w:w="150" w:type="dxa"/>
-            </w:tcMar>
-          </w:tcPr>
-          <w:p>
-            <w:r>
-              <w:rPr>
-                <w:b/>
-                <w:color w:val="276749"/>
-                <w:sz w:val="19"/>
-              </w:rPr>
-              <w:t xml:space="preserve">💡 Speed Hack / Trick: </w:t>
-            </w:r>
-            <w:r>
-              <w:rPr>
-                <w:color w:val="2D3748"/>
-                <w:sz w:val="19"/>
-              </w:rPr>
-              <w:t>Always write Δ G = -nFE before combining half-reactions. A more positive standard reduction potential E° denotes a stronger oxidizing agent (more readily reduced).</w:t>
-            </w:r>
-          </w:p>
-        </w:tc>
-      </w:tr>
-    </w:tbl>
-    <w:p>
-      <w:pPr>
-        <w:spacing w:before="120" w:after="40"/>
-      </w:pPr>
-      <w:r>
-        <w:rPr>
-          <w:b/>
-          <w:color w:val="1A365D"/>
-          <w:sz w:val="19"/>
-        </w:rPr>
-        <w:t>Source PYQs testing this concept:</w:t>
-      </w:r>
-    </w:p>
-    <w:p>
-      <w:pPr>
-        <w:pStyle w:val="ListBullet"/>
-        <w:spacing w:after="40"/>
-      </w:pPr>
-      <w:r>
-        <w:rPr>
-          <w:b/>
-          <w:sz w:val="18"/>
-        </w:rPr>
-        <w:t xml:space="preserve">[2022 Shift] Q#1 (MCQ): </w:t>
-      </w:r>
-      <w:r>
-        <w:rPr>
-          <w:sz w:val="18"/>
-        </w:rPr>
-        <w:t xml:space="preserve">"For spontaneity of a cell, which is correct?..."  </w:t>
-      </w:r>
-      <w:r>
-        <w:rPr>
-          <w:b/>
-          <w:color w:val="2B6CB0"/>
-          <w:sz w:val="18"/>
-        </w:rPr>
-        <w:t>[Ans: N/A]</w:t>
-      </w:r>
-    </w:p>
-    <w:p>
-      <w:pPr>
-        <w:pStyle w:val="ListBullet"/>
-        <w:spacing w:after="40"/>
-      </w:pPr>
-      <w:r>
-        <w:rPr>
-          <w:b/>
-          <w:sz w:val="18"/>
-        </w:rPr>
-        <w:t xml:space="preserve">[2020 Shift] Q#3 (MCQ): </w:t>
-      </w:r>
-      <w:r>
-        <w:rPr>
-          <w:sz w:val="18"/>
-        </w:rPr>
-        <w:t xml:space="preserve">"Given E_(Fe^3+/Fe^2+)^o=+0.76V and E_(I_2)/I^-^0=+0.55V . The equilibrium constant for the reaction taking place in galvanic..."  </w:t>
-      </w:r>
-      <w:r>
-        <w:rPr>
-          <w:b/>
-          <w:color w:val="2B6CB0"/>
-          <w:sz w:val="18"/>
-        </w:rPr>
-        <w:t>[Ans: N/A]</w:t>
-      </w:r>
-    </w:p>
-    <w:p>
-      <w:pPr>
-        <w:pStyle w:val="ListBullet"/>
-        <w:spacing w:after="40"/>
-      </w:pPr>
-      <w:r>
-        <w:rPr>
-          <w:b/>
-          <w:sz w:val="18"/>
-        </w:rPr>
-        <w:t xml:space="preserve">[2019 Shift] Q#3 (MCQ): </w:t>
-      </w:r>
-      <w:r>
-        <w:rPr>
-          <w:sz w:val="18"/>
-        </w:rPr>
-        <w:t xml:space="preserve">"Give E_(Mn^+7|Mn^+2)^0=1.5V and E_(Mn^+4|Mn^+2)^0=1.2V , then E_(Mn^+7|Mn^+4)^0 is..."  </w:t>
-      </w:r>
-      <w:r>
-        <w:rPr>
-          <w:b/>
-          <w:color w:val="2B6CB0"/>
-          <w:sz w:val="18"/>
-        </w:rPr>
-        <w:t>[Ans: N/A]</w:t>
-      </w:r>
-    </w:p>
-    <w:p>
-      <w:pPr>
-        <w:spacing w:after="120"/>
-      </w:pPr>
-    </w:p>
-    <w:p>
-      <w:pPr>
-        <w:pStyle w:val="Heading2"/>
-      </w:pPr>
-      <w:r>
-        <w:rPr>
-          <w:color w:val="2B6CB0"/>
-          <w:sz w:val="24"/>
-        </w:rPr>
-        <w:t>3.5 Kohlrausch's Law &amp; Weak Electrolyte Dissociation (Standard Yield — 2 PYQs)</w:t>
-      </w:r>
-    </w:p>
-    <w:p>
-      <w:r>
-        <w:rPr>
-          <w:b/>
-          <w:sz w:val="20"/>
-        </w:rPr>
-        <w:t xml:space="preserve">Core Principle: </w:t>
-      </w:r>
-      <w:r>
-        <w:rPr>
-          <w:sz w:val="20"/>
-        </w:rPr>
-        <w:t>Independent migration of ions at infinite dilution: Λ_m° = ν_+ λ_+° + ν_- λ_-°. Degree of dissociation α = (Λ_m / Λ_m°), and Ostwald's dilution law K_a = (cα^2 / 1 - α).</w:t>
-      </w:r>
-    </w:p>
-    <w:tbl>
-      <w:tblPr>
-        <w:tblW w:type="auto" w:w="0"/>
-        <w:jc w:val="center"/>
-        <w:tblLook w:firstColumn="1" w:firstRow="1" w:lastColumn="0" w:lastRow="0" w:noHBand="0" w:noVBand="1" w:val="04A0"/>
-      </w:tblPr>
-      <w:tblGrid>
-        <w:gridCol w:w="10080"/>
-      </w:tblGrid>
-      <w:tr>
-        <w:tc>
-          <w:tcPr>
-            <w:tcW w:type="dxa" w:w="10080"/>
-            <w:shd w:fill="FFF5F5"/>
-            <w:tcMar>
-              <w:top w:w="100" w:type="dxa"/>
-              <w:bottom w:w="100" w:type="dxa"/>
-              <w:left w:w="150" w:type="dxa"/>
-              <w:right w:w="150" w:type="dxa"/>
-            </w:tcMar>
-          </w:tcPr>
-          <w:p>
-            <w:r>
-              <w:rPr>
-                <w:b/>
-                <w:color w:val="C53030"/>
-                <w:sz w:val="19"/>
-              </w:rPr>
-              <w:t xml:space="preserve">⚠️ Common Trap / JEE Pitfall: </w:t>
-            </w:r>
-            <w:r>
-              <w:rPr>
-                <w:color w:val="2D3748"/>
-                <w:sz w:val="19"/>
-              </w:rPr>
-              <w:t>1. Forgetting to multiply ionic conductances by stoichiometric coefficients (e.g., for Al_2(SO_4)_3 \implies 2λ°(Al^3+) + 3λ°(SO_4^2-)). 2. For weak electrolytes, if α \not\ll 1, do not approximate 1 - α ≈ 1.</w:t>
-            </w:r>
-          </w:p>
-        </w:tc>
-      </w:tr>
-    </w:tbl>
-    <w:tbl>
-      <w:tblPr>
-        <w:tblW w:type="auto" w:w="0"/>
-        <w:jc w:val="center"/>
-        <w:tblLook w:firstColumn="1" w:firstRow="1" w:lastColumn="0" w:lastRow="0" w:noHBand="0" w:noVBand="1" w:val="04A0"/>
-      </w:tblPr>
-      <w:tblGrid>
-        <w:gridCol w:w="10080"/>
-      </w:tblGrid>
-      <w:tr>
-        <w:tc>
-          <w:tcPr>
-            <w:tcW w:type="dxa" w:w="10080"/>
-            <w:shd w:fill="F0FFF4"/>
-            <w:tcMar>
-              <w:top w:w="100" w:type="dxa"/>
-              <w:bottom w:w="100" w:type="dxa"/>
-              <w:left w:w="150" w:type="dxa"/>
-              <w:right w:w="150" w:type="dxa"/>
-            </w:tcMar>
-          </w:tcPr>
-          <w:p>
-            <w:r>
-              <w:rPr>
-                <w:b/>
-                <w:color w:val="276749"/>
-                <w:sz w:val="19"/>
-              </w:rPr>
-              <w:t xml:space="preserve">💡 Speed Hack / Trick: </w:t>
-            </w:r>
-            <w:r>
-              <w:rPr>
-                <w:color w:val="2D3748"/>
-                <w:sz w:val="19"/>
-              </w:rPr>
-              <w:t>Λ_m° for weak electrolytes like CH_3COOH can be obtained using strong electrolytes: Λ_m°(CH_3COOH) = Λ_m°(CH_3COONa) + Λ_m°(HCl) - Λ_m°(NaCl).</w:t>
-            </w:r>
-          </w:p>
-        </w:tc>
-      </w:tr>
-    </w:tbl>
-    <w:p>
-      <w:pPr>
-        <w:spacing w:before="120" w:after="40"/>
-      </w:pPr>
-      <w:r>
-        <w:rPr>
-          <w:b/>
-          <w:color w:val="1A365D"/>
-          <w:sz w:val="19"/>
-        </w:rPr>
-        <w:t>Source PYQs testing this concept:</w:t>
-      </w:r>
-    </w:p>
-    <w:p>
-      <w:pPr>
-        <w:pStyle w:val="ListBullet"/>
-        <w:spacing w:after="40"/>
-      </w:pPr>
-      <w:r>
-        <w:rPr>
-          <w:b/>
-          <w:sz w:val="18"/>
-        </w:rPr>
         <w:t xml:space="preserve">[2026 Shift] Q#3 (MCQ): </w:t>
       </w:r>
       <w:r>
@@ -2033,167 +902,15 @@
           <w:b/>
           <w:sz w:val="18"/>
         </w:rPr>
-        <w:t xml:space="preserve">[2019 Shift] Q#4 (MCQ): </w:t>
+        <w:t xml:space="preserve">[2025 Shift] Q#4 (MCQ): </w:t>
       </w:r>
       <w:r>
         <w:rPr>
           <w:sz w:val="18"/>
         </w:rPr>
-        <w:t xml:space="preserve">"Addition of excess of AgNO_(3) to an aqueous solution of 1 mole of PdCl_(2) · 4NH_(3) gives 2 moles of AgCl . The conductivity of ..."  </w:t>
-      </w:r>
-      <w:r>
-        <w:rPr>
-          <w:b/>
-          <w:color w:val="2B6CB0"/>
-          <w:sz w:val="18"/>
-        </w:rPr>
-        <w:t>[Ans: N/A]</w:t>
-      </w:r>
-    </w:p>
-    <w:p>
-      <w:pPr>
-        <w:spacing w:after="120"/>
-      </w:pPr>
-    </w:p>
-    <w:p>
-      <w:pPr>
-        <w:pStyle w:val="Heading2"/>
-      </w:pPr>
-      <w:r>
-        <w:rPr>
-          <w:color w:val="2B6CB0"/>
-          <w:sz w:val="24"/>
-        </w:rPr>
-        <w:t>3.6 Commercial Batteries, Fuel Cells &amp; Corrosion (Standard Yield — 1 PYQs)</w:t>
-      </w:r>
-    </w:p>
-    <w:p>
-      <w:r>
-        <w:rPr>
-          <w:b/>
-          <w:sz w:val="20"/>
-        </w:rPr>
-        <w:t xml:space="preserve">Core Principle: </w:t>
-      </w:r>
-      <w:r>
-        <w:rPr>
-          <w:sz w:val="20"/>
-        </w:rPr>
-        <w:t>Primary cells (dry cell, mercury cell), secondary lead-acid batteries (charge/discharge cycles), H_2-O_2 fuel cells (thermodynamic efficiency η = (Δ G / Δ H)), and electrochemical corrosion prevention.</w:t>
-      </w:r>
-    </w:p>
-    <w:tbl>
-      <w:tblPr>
-        <w:tblW w:type="auto" w:w="0"/>
-        <w:jc w:val="center"/>
-        <w:tblLook w:firstColumn="1" w:firstRow="1" w:lastColumn="0" w:lastRow="0" w:noHBand="0" w:noVBand="1" w:val="04A0"/>
-      </w:tblPr>
-      <w:tblGrid>
-        <w:gridCol w:w="10080"/>
-      </w:tblGrid>
-      <w:tr>
-        <w:tc>
-          <w:tcPr>
-            <w:tcW w:type="dxa" w:w="10080"/>
-            <w:shd w:fill="FFF5F5"/>
-            <w:tcMar>
-              <w:top w:w="100" w:type="dxa"/>
-              <w:bottom w:w="100" w:type="dxa"/>
-              <w:left w:w="150" w:type="dxa"/>
-              <w:right w:w="150" w:type="dxa"/>
-            </w:tcMar>
-          </w:tcPr>
-          <w:p>
-            <w:r>
-              <w:rPr>
-                <w:b/>
-                <w:color w:val="C53030"/>
-                <w:sz w:val="19"/>
-              </w:rPr>
-              <w:t xml:space="preserve">⚠️ Common Trap / JEE Pitfall: </w:t>
-            </w:r>
-            <w:r>
-              <w:rPr>
-                <w:color w:val="2D3748"/>
-                <w:sz w:val="19"/>
-              </w:rPr>
-              <w:t>In a lead storage battery, the density of H_2SO_4 decreases during discharge because sulfuric acid is consumed and water is produced.</w:t>
-            </w:r>
-          </w:p>
-        </w:tc>
-      </w:tr>
-    </w:tbl>
-    <w:tbl>
-      <w:tblPr>
-        <w:tblW w:type="auto" w:w="0"/>
-        <w:jc w:val="center"/>
-        <w:tblLook w:firstColumn="1" w:firstRow="1" w:lastColumn="0" w:lastRow="0" w:noHBand="0" w:noVBand="1" w:val="04A0"/>
-      </w:tblPr>
-      <w:tblGrid>
-        <w:gridCol w:w="10080"/>
-      </w:tblGrid>
-      <w:tr>
-        <w:tc>
-          <w:tcPr>
-            <w:tcW w:type="dxa" w:w="10080"/>
-            <w:shd w:fill="F0FFF4"/>
-            <w:tcMar>
-              <w:top w:w="100" w:type="dxa"/>
-              <w:bottom w:w="100" w:type="dxa"/>
-              <w:left w:w="150" w:type="dxa"/>
-              <w:right w:w="150" w:type="dxa"/>
-            </w:tcMar>
-          </w:tcPr>
-          <w:p>
-            <w:r>
-              <w:rPr>
-                <w:b/>
-                <w:color w:val="276749"/>
-                <w:sz w:val="19"/>
-              </w:rPr>
-              <w:t xml:space="preserve">💡 Speed Hack / Trick: </w:t>
-            </w:r>
-            <w:r>
-              <w:rPr>
-                <w:color w:val="2D3748"/>
-                <w:sz w:val="19"/>
-              </w:rPr>
-              <w:t>In galvanic cells: Anode is negative, Cathode is positive (An Ox, Red Cat). In electrolytic cells: Anode is positive, Cathode is negative.</w:t>
-            </w:r>
-          </w:p>
-        </w:tc>
-      </w:tr>
-    </w:tbl>
-    <w:p>
-      <w:pPr>
-        <w:spacing w:before="120" w:after="40"/>
-      </w:pPr>
-      <w:r>
-        <w:rPr>
-          <w:b/>
-          <w:color w:val="1A365D"/>
-          <w:sz w:val="19"/>
-        </w:rPr>
-        <w:t>Source PYQs testing this concept:</w:t>
-      </w:r>
-    </w:p>
-    <w:p>
-      <w:pPr>
-        <w:pStyle w:val="ListBullet"/>
-        <w:spacing w:after="40"/>
-      </w:pPr>
-      <w:r>
-        <w:rPr>
-          <w:b/>
-          <w:sz w:val="18"/>
-        </w:rPr>
-        <w:t xml:space="preserve">[2022 Shift] Q#3 (MCQ): </w:t>
-      </w:r>
-      <w:r>
-        <w:rPr>
-          <w:sz w:val="18"/>
-        </w:rPr>
-        <w:t xml:space="preserve">"In fuel cells _______ are used as catalysts...."  </w:t>
+        <w:t xml:space="preserve">"Match the following select the correct option for the quantity of electricity, in Cmol^-1 required to </w:t>
+        <w:br/>
+        <w:t xml:space="preserve">deposit various metals at cathode..."  </w:t>
       </w:r>
       <w:r>
         <w:rPr>
@@ -2455,371 +1172,6 @@
               <w:t>Solution Analysis:</w:t>
               <w:br/>
               <w:t>For the reaction 3Mn^2+ → Mn+2Mn^3+ one part of Mn^2+ is getting reduced to Mn : Mn^2++2e^- → MnE^0=-1.18V So this acts as the cathode reaction. The other part of Mn^2+ is getting oxidised to Mn^3+ : 2Mn^2+ → 2Mn^3++2e^- This is the reverse of 2(Mn^3++e^- → Mn^2+)E^0=+1.51V So the oxidation potential will be E_(ox)^0=-1.51V Now, E_(cell)^0=E_(cathode)^0+E_(anode oxidation)^0 E_(cell)^0=(-1.18)+(-1.51) E_(cell)^0=-2.69V Since E_(cell)^0 is negative, the reaction is non-spontaneous. So the correct option is: Option A:-2.69V, the reaction will not occur (Non-Spontaneous)</w:t>
-            </w:r>
-          </w:p>
-        </w:tc>
-      </w:tr>
-    </w:tbl>
-    <w:p>
-      <w:pPr>
-        <w:spacing w:after="120"/>
-      </w:pPr>
-    </w:p>
-    <w:p>
-      <w:pPr>
-        <w:spacing w:before="160" w:after="40"/>
-      </w:pPr>
-      <w:r>
-        <w:rPr>
-          <w:b/>
-          <w:color w:val="1A365D"/>
-          <w:sz w:val="22"/>
-        </w:rPr>
-        <w:t>Benchmark Problem 3: KCET 2026 (Q#3)</w:t>
-      </w:r>
-    </w:p>
-    <w:p>
-      <w:pPr>
-        <w:spacing w:after="80"/>
-      </w:pPr>
-      <w:r>
-        <w:rPr>
-          <w:sz w:val="20"/>
-        </w:rPr>
-        <w:t>Λ_(m(NH_4)OH)^0 is equal to ____</w:t>
-      </w:r>
-    </w:p>
-    <w:p>
-      <w:pPr>
-        <w:pStyle w:val="ListBullet"/>
-        <w:spacing w:after="20"/>
-      </w:pPr>
-      <w:r>
-        <w:rPr>
-          <w:sz w:val="19"/>
-        </w:rPr>
-        <w:t>(A) Λ_(m(NH_4)OH)^0+Λ_(m(NH_4)Cl)^0-Λ_(m(HCl))^0</w:t>
-      </w:r>
-    </w:p>
-    <w:p>
-      <w:pPr>
-        <w:pStyle w:val="ListBullet"/>
-        <w:spacing w:after="20"/>
-      </w:pPr>
-      <w:r>
-        <w:rPr>
-          <w:sz w:val="19"/>
-        </w:rPr>
-        <w:t>(B) Λ_(m(NH_4)Cl)^0+Λ_(m(NaOH))^0-Λ_(m(NaCl))^0</w:t>
-      </w:r>
-    </w:p>
-    <w:p>
-      <w:pPr>
-        <w:pStyle w:val="ListBullet"/>
-        <w:spacing w:after="20"/>
-      </w:pPr>
-      <w:r>
-        <w:rPr>
-          <w:sz w:val="19"/>
-        </w:rPr>
-        <w:t>(C) Λ_(m(NH_4)Cl)^0+Λ_(m(NaCl))^0-Λ_(m(NaOH))^0</w:t>
-      </w:r>
-    </w:p>
-    <w:p>
-      <w:pPr>
-        <w:pStyle w:val="ListBullet"/>
-        <w:spacing w:after="20"/>
-      </w:pPr>
-      <w:r>
-        <w:rPr>
-          <w:sz w:val="19"/>
-        </w:rPr>
-        <w:t>(D) Λ_(m(NaOH))^0+Λ_(m(NaCl))^0-Λ_(m(NH_4)Cl)^0</w:t>
-      </w:r>
-    </w:p>
-    <w:tbl>
-      <w:tblPr>
-        <w:tblW w:type="auto" w:w="0"/>
-        <w:jc w:val="center"/>
-        <w:tblLook w:firstColumn="1" w:firstRow="1" w:lastColumn="0" w:lastRow="0" w:noHBand="0" w:noVBand="1" w:val="04A0"/>
-      </w:tblPr>
-      <w:tblGrid>
-        <w:gridCol w:w="10080"/>
-      </w:tblGrid>
-      <w:tr>
-        <w:tc>
-          <w:tcPr>
-            <w:tcW w:type="dxa" w:w="10080"/>
-            <w:shd w:fill="F7FAFC"/>
-            <w:tcMar>
-              <w:top w:w="100" w:type="dxa"/>
-              <w:bottom w:w="100" w:type="dxa"/>
-              <w:left w:w="150" w:type="dxa"/>
-              <w:right w:w="150" w:type="dxa"/>
-            </w:tcMar>
-          </w:tcPr>
-          <w:p>
-            <w:r>
-              <w:rPr>
-                <w:b/>
-                <w:color w:val="1A365D"/>
-                <w:sz w:val="19"/>
-              </w:rPr>
-              <w:t>Correct Answer: None</w:t>
-              <w:br/>
-            </w:r>
-            <w:r>
-              <w:rPr>
-                <w:color w:val="2D3748"/>
-                <w:sz w:val="18"/>
-              </w:rPr>
-              <w:t>Solution Analysis:</w:t>
-              <w:br/>
-              <w:t>For NH_(4)OH , Λ_(m(NH_4)OH)^0=λ_(NH_4)^+^0+λ_(OH^-)^0 Using Kohlrausch’s law, we combine strong electrolytes whose ions can give NH_(4)^+ and OH^- . Now, Λ_(m(NH_4)Cl)^0=λ_(NH_4)^+^0+λ_(Cl^-)^0 Λ_(m(NaOH))^0=λ_(Na^+)^0+λ_(OH^-)^0 Λ_(m(NaCl))^0=λ_(Na^+)^0+λ_(Cl^-)^0 So, Λ_(m(NH_4)Cl)^0+Λ_(m(NaOH))^0-Λ_(m(NaCl))^0 =(λ_(NH_4)^+^0+λ_(Cl^-)^0)+(λ_(Na^+)^0+λ_(OH^-)^0)-(λ_(Na^+)^0+λ_(Cl^-)^0) The λ_(Na^+)^0 and λ_(Cl^-)^0 terms cancel out. =λ_(NH_4)^+^0+λ_(OH^-)^0 =Λ_(m(NH_4)OH)^0 So the correct option is: Option B Λ_(m(NH_4)Cl)^0+Λ_(m(NaOH))^0-Λ_(m(NaCl))^0</w:t>
-            </w:r>
-          </w:p>
-        </w:tc>
-      </w:tr>
-    </w:tbl>
-    <w:p>
-      <w:pPr>
-        <w:spacing w:after="120"/>
-      </w:pPr>
-    </w:p>
-    <w:p>
-      <w:pPr>
-        <w:spacing w:before="160" w:after="40"/>
-      </w:pPr>
-      <w:r>
-        <w:rPr>
-          <w:b/>
-          <w:color w:val="1A365D"/>
-          <w:sz w:val="22"/>
-        </w:rPr>
-        <w:t>Benchmark Problem 4: KCET 2026 (Q#4)</w:t>
-      </w:r>
-    </w:p>
-    <w:p>
-      <w:pPr>
-        <w:spacing w:after="80"/>
-      </w:pPr>
-      <w:r>
-        <w:rPr>
-          <w:sz w:val="20"/>
-        </w:rPr>
-        <w:t>During the electrolysis of acidified water, 16 g of O_(2) gas is formed at anode. The volume of H_(2) gas liberated at cathode under STP conditions is</w:t>
-      </w:r>
-    </w:p>
-    <w:p>
-      <w:pPr>
-        <w:pStyle w:val="ListBullet"/>
-        <w:spacing w:after="20"/>
-      </w:pPr>
-      <w:r>
-        <w:rPr>
-          <w:b/>
-          <w:color w:val="276749"/>
-          <w:sz w:val="19"/>
-        </w:rPr>
-        <w:t>(A) 22.4 L</w:t>
-      </w:r>
-    </w:p>
-    <w:p>
-      <w:pPr>
-        <w:pStyle w:val="ListBullet"/>
-        <w:spacing w:after="20"/>
-      </w:pPr>
-      <w:r>
-        <w:rPr>
-          <w:sz w:val="19"/>
-        </w:rPr>
-        <w:t>(B) 11.2 L</w:t>
-      </w:r>
-    </w:p>
-    <w:p>
-      <w:pPr>
-        <w:pStyle w:val="ListBullet"/>
-        <w:spacing w:after="20"/>
-      </w:pPr>
-      <w:r>
-        <w:rPr>
-          <w:sz w:val="19"/>
-        </w:rPr>
-        <w:t>(C) 2.24 L</w:t>
-      </w:r>
-    </w:p>
-    <w:p>
-      <w:pPr>
-        <w:pStyle w:val="ListBullet"/>
-        <w:spacing w:after="20"/>
-      </w:pPr>
-      <w:r>
-        <w:rPr>
-          <w:sz w:val="19"/>
-        </w:rPr>
-        <w:t>(D) 1.12 L</w:t>
-      </w:r>
-    </w:p>
-    <w:tbl>
-      <w:tblPr>
-        <w:tblW w:type="auto" w:w="0"/>
-        <w:jc w:val="center"/>
-        <w:tblLook w:firstColumn="1" w:firstRow="1" w:lastColumn="0" w:lastRow="0" w:noHBand="0" w:noVBand="1" w:val="04A0"/>
-      </w:tblPr>
-      <w:tblGrid>
-        <w:gridCol w:w="10080"/>
-      </w:tblGrid>
-      <w:tr>
-        <w:tc>
-          <w:tcPr>
-            <w:tcW w:type="dxa" w:w="10080"/>
-            <w:shd w:fill="F7FAFC"/>
-            <w:tcMar>
-              <w:top w:w="100" w:type="dxa"/>
-              <w:bottom w:w="100" w:type="dxa"/>
-              <w:left w:w="150" w:type="dxa"/>
-              <w:right w:w="150" w:type="dxa"/>
-            </w:tcMar>
-          </w:tcPr>
-          <w:p>
-            <w:r>
-              <w:rPr>
-                <w:b/>
-                <w:color w:val="1A365D"/>
-                <w:sz w:val="19"/>
-              </w:rPr>
-              <w:t>Correct Answer: A</w:t>
-              <w:br/>
-            </w:r>
-            <w:r>
-              <w:rPr>
-                <w:color w:val="2D3748"/>
-                <w:sz w:val="18"/>
-              </w:rPr>
-              <w:t>Solution Analysis:</w:t>
-              <w:br/>
-              <w:t>During electrolysis of acidified water, hydrogen gas is formed at the cathode and oxygen gas is formed at the anode. The overall reaction is 2H_(2)O(l) → 2H_(2)(g)+O_(2)(g) From the equation, 1mole ofO_(2)gives2moles ofH_(2) Given mass of oxygen gas: 16g Molar mass of O_(2) is 32g mol^-1 So, moles of O_(2) formed: (16 / 32)=0.5mol Since hydrogen is formed in double the number of moles, moles ofH_(2)=2 × 0.5=1mol At STP, 1 mole of any gas occupies 22.4L So, volume of H_(2) gas liberated is 1 × 22.4=22.4L Hence, the correct option is Option A:22.4L</w:t>
-            </w:r>
-          </w:p>
-        </w:tc>
-      </w:tr>
-    </w:tbl>
-    <w:p>
-      <w:pPr>
-        <w:spacing w:after="120"/>
-      </w:pPr>
-    </w:p>
-    <w:p>
-      <w:pPr>
-        <w:spacing w:before="160" w:after="40"/>
-      </w:pPr>
-      <w:r>
-        <w:rPr>
-          <w:b/>
-          <w:color w:val="1A365D"/>
-          <w:sz w:val="22"/>
-        </w:rPr>
-        <w:t>Benchmark Problem 5: KCET 2020 (Q#3)</w:t>
-      </w:r>
-    </w:p>
-    <w:p>
-      <w:pPr>
-        <w:spacing w:after="80"/>
-      </w:pPr>
-      <w:r>
-        <w:rPr>
-          <w:sz w:val="20"/>
-        </w:rPr>
-        <w:t>Given E_(Fe^3+/Fe^2+)^o=+0.76V and E_(I_2)/I^-^0=+0.55V . The equilibrium constant for the reaction taking place in galvanic cell consisting of above two electrodes is [(2303RT / F)=0.06]</w:t>
-      </w:r>
-    </w:p>
-    <w:p>
-      <w:pPr>
-        <w:pStyle w:val="ListBullet"/>
-        <w:spacing w:after="20"/>
-      </w:pPr>
-      <w:r>
-        <w:rPr>
-          <w:sz w:val="19"/>
-        </w:rPr>
-        <w:t>(A) 1 × 10^7</w:t>
-      </w:r>
-    </w:p>
-    <w:p>
-      <w:pPr>
-        <w:pStyle w:val="ListBullet"/>
-        <w:spacing w:after="20"/>
-      </w:pPr>
-      <w:r>
-        <w:rPr>
-          <w:sz w:val="19"/>
-        </w:rPr>
-        <w:t>(B) 1 × 10^9</w:t>
-      </w:r>
-    </w:p>
-    <w:p>
-      <w:pPr>
-        <w:pStyle w:val="ListBullet"/>
-        <w:spacing w:after="20"/>
-      </w:pPr>
-      <w:r>
-        <w:rPr>
-          <w:sz w:val="19"/>
-        </w:rPr>
-        <w:t>(C) 3 × 10^8</w:t>
-      </w:r>
-    </w:p>
-    <w:p>
-      <w:pPr>
-        <w:pStyle w:val="ListBullet"/>
-        <w:spacing w:after="20"/>
-      </w:pPr>
-      <w:r>
-        <w:rPr>
-          <w:sz w:val="19"/>
-        </w:rPr>
-        <w:t>(D) 5 × 10^12</w:t>
-      </w:r>
-    </w:p>
-    <w:tbl>
-      <w:tblPr>
-        <w:tblW w:type="auto" w:w="0"/>
-        <w:jc w:val="center"/>
-        <w:tblLook w:firstColumn="1" w:firstRow="1" w:lastColumn="0" w:lastRow="0" w:noHBand="0" w:noVBand="1" w:val="04A0"/>
-      </w:tblPr>
-      <w:tblGrid>
-        <w:gridCol w:w="10080"/>
-      </w:tblGrid>
-      <w:tr>
-        <w:tc>
-          <w:tcPr>
-            <w:tcW w:type="dxa" w:w="10080"/>
-            <w:shd w:fill="F7FAFC"/>
-            <w:tcMar>
-              <w:top w:w="100" w:type="dxa"/>
-              <w:bottom w:w="100" w:type="dxa"/>
-              <w:left w:w="150" w:type="dxa"/>
-              <w:right w:w="150" w:type="dxa"/>
-            </w:tcMar>
-          </w:tcPr>
-          <w:p>
-            <w:r>
-              <w:rPr>
-                <w:b/>
-                <w:color w:val="1A365D"/>
-                <w:sz w:val="19"/>
-              </w:rPr>
-              <w:t>Correct Answer: None</w:t>
-              <w:br/>
-            </w:r>
-            <w:r>
-              <w:rPr>
-                <w:color w:val="2D3748"/>
-                <w:sz w:val="18"/>
-              </w:rPr>
-              <w:t>Solution Analysis:</w:t>
-              <w:br/>
-              <w:t>E_(Fe^3+/Fe^2+)°=0.76V and E_(1_2)/I^-°=0.55V K=? Also (2.303RT / F)=0.06 Here, I_(2)/I^- will act as anode and Fe^3+/Fe^2+ will act as cathode. 2Fe^3++2I^- → 2Fe^2++I_(2) Here, n=2 E_(cell)° =E_(cathode)-E_(anode)=0.76-0.55=+0.21 Δ G° =-nFE_(cell)°=-2(96500) × 0.21 =-40530J Also, Δ G=-2.303RTlogK_(c) So,logK_(c) =(Δ G / -((2303RT / F)) × F) =(+40530 / -(0.06) × 96500)=(40530 / 5790) logK_(c) =7 K_(c) =1 × 10^7</w:t>
             </w:r>
           </w:p>
         </w:tc>
